--- a/ACBT/Lab3/Lab3.docx
+++ b/ACBT/Lab3/Lab3.docx
@@ -1,12 +1,12 @@
 
 <file path=word/document.xml><?xml version="1.0" encoding="utf-8"?>
-<w:document xmlns:wpc="http://schemas.microsoft.com/office/word/2010/wordprocessingCanvas" xmlns:cx="http://schemas.microsoft.com/office/drawing/2014/chartex" xmlns:cx1="http://schemas.microsoft.com/office/drawing/2015/9/8/chartex" xmlns:cx2="http://schemas.microsoft.com/office/drawing/2015/10/21/chartex" xmlns:cx3="http://schemas.microsoft.com/office/drawing/2016/5/9/chartex" xmlns:cx4="http://schemas.microsoft.com/office/drawing/2016/5/10/chartex" xmlns:cx5="http://schemas.microsoft.com/office/drawing/2016/5/11/chartex" xmlns:cx6="http://schemas.microsoft.com/office/drawing/2016/5/12/chartex" xmlns:cx7="http://schemas.microsoft.com/office/drawing/2016/5/13/chartex" xmlns:cx8="http://schemas.microsoft.com/office/drawing/2016/5/14/chartex" xmlns:mc="http://schemas.openxmlformats.org/markup-compatibility/2006" xmlns:aink="http://schemas.microsoft.com/office/drawing/2016/ink" xmlns:am3d="http://schemas.microsoft.com/office/drawing/2017/model3d" xmlns:o="urn:schemas-microsoft-com:office:office" xmlns:oel="http://schemas.microsoft.com/office/2019/extlst" xmlns:r="http://schemas.openxmlformats.org/officeDocument/2006/relationships" xmlns:m="http://schemas.openxmlformats.org/officeDocument/2006/math" xmlns:v="urn:schemas-microsoft-com:vml" xmlns:wp14="http://schemas.microsoft.com/office/word/2010/wordprocessingDrawing" xmlns:wp="http://schemas.openxmlformats.org/drawingml/2006/wordprocessingDrawing" xmlns:w10="urn:schemas-microsoft-com:office:word" xmlns:w="http://schemas.openxmlformats.org/wordprocessingml/2006/main" xmlns:w14="http://schemas.microsoft.com/office/word/2010/wordml" xmlns:w15="http://schemas.microsoft.com/office/word/2012/wordml" xmlns:w16cex="http://schemas.microsoft.com/office/word/2018/wordml/cex" xmlns:w16cid="http://schemas.microsoft.com/office/word/2016/wordml/cid" xmlns:w16="http://schemas.microsoft.com/office/word/2018/wordml" xmlns:w16sdtdh="http://schemas.microsoft.com/office/word/2020/wordml/sdtdatahash" xmlns:w16se="http://schemas.microsoft.com/office/word/2015/wordml/symex" xmlns:wpg="http://schemas.microsoft.com/office/word/2010/wordprocessingGroup" xmlns:wpi="http://schemas.microsoft.com/office/word/2010/wordprocessingInk" xmlns:wne="http://schemas.microsoft.com/office/word/2006/wordml" xmlns:wps="http://schemas.microsoft.com/office/word/2010/wordprocessingShape" xmlns:a="http://schemas.openxmlformats.org/drawingml/2006/main" xmlns:pic="http://schemas.openxmlformats.org/drawingml/2006/picture" xmlns:a14="http://schemas.microsoft.com/office/drawing/2010/main" mc:Ignorable="w14 w15 w16se w16cid w16 w16cex w16sdtdh wp14">
+<w:document xmlns:wpc="http://schemas.microsoft.com/office/word/2010/wordprocessingCanvas" xmlns:cx="http://schemas.microsoft.com/office/drawing/2014/chartex" xmlns:cx1="http://schemas.microsoft.com/office/drawing/2015/9/8/chartex" xmlns:cx2="http://schemas.microsoft.com/office/drawing/2015/10/21/chartex" xmlns:cx3="http://schemas.microsoft.com/office/drawing/2016/5/9/chartex" xmlns:cx4="http://schemas.microsoft.com/office/drawing/2016/5/10/chartex" xmlns:cx5="http://schemas.microsoft.com/office/drawing/2016/5/11/chartex" xmlns:cx6="http://schemas.microsoft.com/office/drawing/2016/5/12/chartex" xmlns:cx7="http://schemas.microsoft.com/office/drawing/2016/5/13/chartex" xmlns:cx8="http://schemas.microsoft.com/office/drawing/2016/5/14/chartex" xmlns:mc="http://schemas.openxmlformats.org/markup-compatibility/2006" xmlns:aink="http://schemas.microsoft.com/office/drawing/2016/ink" xmlns:am3d="http://schemas.microsoft.com/office/drawing/2017/model3d" xmlns:o="urn:schemas-microsoft-com:office:office" xmlns:oel="http://schemas.microsoft.com/office/2019/extlst" xmlns:r="http://schemas.openxmlformats.org/officeDocument/2006/relationships" xmlns:m="http://schemas.openxmlformats.org/officeDocument/2006/math" xmlns:v="urn:schemas-microsoft-com:vml" xmlns:wp14="http://schemas.microsoft.com/office/word/2010/wordprocessingDrawing" xmlns:wp="http://schemas.openxmlformats.org/drawingml/2006/wordprocessingDrawing" xmlns:w10="urn:schemas-microsoft-com:office:word" xmlns:w="http://schemas.openxmlformats.org/wordprocessingml/2006/main" xmlns:w14="http://schemas.microsoft.com/office/word/2010/wordml" xmlns:w15="http://schemas.microsoft.com/office/word/2012/wordml" xmlns:w16cex="http://schemas.microsoft.com/office/word/2018/wordml/cex" xmlns:w16cid="http://schemas.microsoft.com/office/word/2016/wordml/cid" xmlns:w16="http://schemas.microsoft.com/office/word/2018/wordml" xmlns:w16sdtdh="http://schemas.microsoft.com/office/word/2020/wordml/sdtdatahash" xmlns:w16se="http://schemas.microsoft.com/office/word/2015/wordml/symex" xmlns:wpg="http://schemas.microsoft.com/office/word/2010/wordprocessingGroup" xmlns:wpi="http://schemas.microsoft.com/office/word/2010/wordprocessingInk" xmlns:wne="http://schemas.microsoft.com/office/word/2006/wordml" xmlns:wps="http://schemas.microsoft.com/office/word/2010/wordprocessingShape" mc:Ignorable="w14 w15 w16se w16cid w16 w16cex w16sdtdh wp14">
   <w:body>
     <w:p>
       <w:pPr>
         <w:numPr>
           <w:ilvl w:val="0"/>
-          <w:numId w:val="1"/>
+          <w:numId w:val="5"/>
         </w:numPr>
         <w:suppressAutoHyphens/>
         <w:spacing w:after="0" w:line="240" w:lineRule="auto"/>
@@ -27,7 +27,7 @@
       <w:pPr>
         <w:numPr>
           <w:ilvl w:val="0"/>
-          <w:numId w:val="1"/>
+          <w:numId w:val="5"/>
         </w:numPr>
         <w:suppressAutoHyphens/>
         <w:spacing w:after="0" w:line="240" w:lineRule="auto"/>
@@ -48,7 +48,7 @@
       <w:pPr>
         <w:numPr>
           <w:ilvl w:val="0"/>
-          <w:numId w:val="1"/>
+          <w:numId w:val="5"/>
         </w:numPr>
         <w:suppressAutoHyphens/>
         <w:spacing w:after="0" w:line="240" w:lineRule="auto"/>
@@ -69,7 +69,7 @@
       <w:pPr>
         <w:numPr>
           <w:ilvl w:val="0"/>
-          <w:numId w:val="1"/>
+          <w:numId w:val="5"/>
         </w:numPr>
         <w:suppressAutoHyphens/>
         <w:spacing w:after="0" w:line="240" w:lineRule="auto"/>
@@ -90,7 +90,7 @@
       <w:pPr>
         <w:numPr>
           <w:ilvl w:val="0"/>
-          <w:numId w:val="1"/>
+          <w:numId w:val="5"/>
         </w:numPr>
         <w:suppressAutoHyphens/>
         <w:spacing w:after="0" w:line="240" w:lineRule="auto"/>
@@ -145,16 +145,16 @@
         <w:spacing w:line="240" w:lineRule="auto"/>
         <w:jc w:val="center"/>
         <w:rPr>
-          <w:b w:val="1"/>
-          <w:bCs w:val="1"/>
+          <w:b/>
+          <w:bCs/>
           <w:sz w:val="32"/>
           <w:szCs w:val="32"/>
         </w:rPr>
       </w:pPr>
       <w:r>
         <w:rPr>
-          <w:b w:val="1"/>
-          <w:bCs w:val="1"/>
+          <w:b/>
+          <w:bCs/>
           <w:sz w:val="32"/>
           <w:szCs w:val="32"/>
           <w:lang w:val="en-US"/>
@@ -163,8 +163,8 @@
       </w:r>
       <w:r>
         <w:rPr>
-          <w:b w:val="1"/>
-          <w:bCs w:val="1"/>
+          <w:b/>
+          <w:bCs/>
           <w:sz w:val="32"/>
           <w:szCs w:val="32"/>
         </w:rPr>
@@ -172,8 +172,8 @@
       </w:r>
       <w:r>
         <w:rPr>
-          <w:b w:val="1"/>
-          <w:bCs w:val="1"/>
+          <w:b/>
+          <w:bCs/>
           <w:sz w:val="32"/>
           <w:szCs w:val="32"/>
         </w:rPr>
@@ -184,7 +184,7 @@
       <w:pPr>
         <w:numPr>
           <w:ilvl w:val="0"/>
-          <w:numId w:val="1"/>
+          <w:numId w:val="5"/>
         </w:numPr>
         <w:suppressAutoHyphens/>
         <w:spacing w:after="0" w:line="240" w:lineRule="auto"/>
@@ -192,55 +192,47 @@
         <w:jc w:val="center"/>
         <w:rPr>
           <w:rFonts w:eastAsia="Times New Roman"/>
-          <w:b w:val="1"/>
-          <w:bCs w:val="1"/>
-        </w:rPr>
-      </w:pPr>
-      <w:r>
-        <w:rPr>
-          <w:rFonts w:eastAsia="Times New Roman"/>
-          <w:b w:val="1"/>
-          <w:bCs w:val="1"/>
+          <w:b/>
+          <w:bCs/>
+        </w:rPr>
+      </w:pPr>
+      <w:r>
+        <w:rPr>
+          <w:rFonts w:eastAsia="Times New Roman"/>
+          <w:b/>
+          <w:bCs/>
         </w:rPr>
         <w:t>«</w:t>
       </w:r>
       <w:r>
         <w:rPr>
           <w:rFonts w:eastAsia="Times New Roman"/>
-          <w:b w:val="1"/>
-          <w:bCs w:val="1"/>
+          <w:b/>
+          <w:bCs/>
         </w:rPr>
         <w:t>Р</w:t>
       </w:r>
       <w:r>
         <w:rPr>
           <w:rFonts w:eastAsia="Times New Roman"/>
-          <w:b w:val="1"/>
-          <w:bCs w:val="1"/>
+          <w:b/>
+          <w:bCs/>
         </w:rPr>
         <w:t>а</w:t>
       </w:r>
       <w:r>
         <w:rPr>
           <w:rFonts w:eastAsia="Times New Roman"/>
-          <w:b w:val="1"/>
-          <w:bCs w:val="1"/>
-        </w:rPr>
-        <w:t>бота</w:t>
-      </w:r>
-      <w:r>
-        <w:rPr>
-          <w:rFonts w:eastAsia="Times New Roman"/>
-          <w:b w:val="1"/>
-          <w:bCs w:val="1"/>
-        </w:rPr>
-        <w:t xml:space="preserve"> с таймерами-счётчиками</w:t>
-      </w:r>
-      <w:r>
-        <w:rPr>
-          <w:rFonts w:eastAsia="Times New Roman"/>
-          <w:b w:val="1"/>
-          <w:bCs w:val="1"/>
+          <w:b/>
+          <w:bCs/>
+        </w:rPr>
+        <w:t>бота с таймерами-счётчиками</w:t>
+      </w:r>
+      <w:r>
+        <w:rPr>
+          <w:rFonts w:eastAsia="Times New Roman"/>
+          <w:b/>
+          <w:bCs/>
         </w:rPr>
         <w:t>»</w:t>
       </w:r>
@@ -249,7 +241,7 @@
       <w:pPr>
         <w:numPr>
           <w:ilvl w:val="0"/>
-          <w:numId w:val="1"/>
+          <w:numId w:val="5"/>
         </w:numPr>
         <w:suppressAutoHyphens/>
         <w:spacing w:after="0" w:line="240" w:lineRule="auto"/>
@@ -266,7 +258,7 @@
       <w:pPr>
         <w:numPr>
           <w:ilvl w:val="0"/>
-          <w:numId w:val="1"/>
+          <w:numId w:val="5"/>
         </w:numPr>
         <w:suppressAutoHyphens/>
         <w:spacing w:after="0" w:line="240" w:lineRule="auto"/>
@@ -335,7 +327,7 @@
         <w:pStyle w:val="a0"/>
         <w:numPr>
           <w:ilvl w:val="0"/>
-          <w:numId w:val="1"/>
+          <w:numId w:val="5"/>
         </w:numPr>
         <w:tabs>
           <w:tab w:val="clear" w:pos="0"/>
@@ -345,10 +337,8 @@
         <w:spacing w:line="240" w:lineRule="auto"/>
         <w:ind w:left="567" w:firstLine="0"/>
         <w:jc w:val="left"/>
-        <w:rPr/>
-      </w:pPr>
-      <w:r>
-        <w:rPr/>
+      </w:pPr>
+      <w:r>
         <w:t xml:space="preserve">студент гр. 5151001/40001    </w:t>
       </w:r>
       <w:r>
@@ -358,16 +348,10 @@
         <w:tab/>
       </w:r>
       <w:r>
-        <w:rPr/>
         <w:t xml:space="preserve">                           </w:t>
       </w:r>
       <w:r>
-        <w:rPr/>
-        <w:t xml:space="preserve">Мухортов </w:t>
-      </w:r>
-      <w:r>
-        <w:rPr/>
-        <w:t>А.Д.</w:t>
+        <w:t>Мухортов А.Д.</w:t>
       </w:r>
     </w:p>
     <w:p>
@@ -375,7 +359,7 @@
         <w:pStyle w:val="a0"/>
         <w:numPr>
           <w:ilvl w:val="0"/>
-          <w:numId w:val="1"/>
+          <w:numId w:val="5"/>
         </w:numPr>
         <w:tabs>
           <w:tab w:val="clear" w:pos="0"/>
@@ -412,7 +396,7 @@
         <w:pStyle w:val="a0"/>
         <w:numPr>
           <w:ilvl w:val="0"/>
-          <w:numId w:val="1"/>
+          <w:numId w:val="5"/>
         </w:numPr>
         <w:tabs>
           <w:tab w:val="clear" w:pos="0"/>
@@ -430,7 +414,7 @@
         <w:pStyle w:val="a0"/>
         <w:numPr>
           <w:ilvl w:val="0"/>
-          <w:numId w:val="1"/>
+          <w:numId w:val="5"/>
         </w:numPr>
         <w:tabs>
           <w:tab w:val="clear" w:pos="0"/>
@@ -447,8 +431,6 @@
       </w:r>
       <w:r>
         <w:tab/>
-      </w:r>
-      <w:r>
         <w:t xml:space="preserve">                                         </w:t>
       </w:r>
       <w:r>
@@ -528,7 +510,7 @@
       <w:pPr>
         <w:numPr>
           <w:ilvl w:val="0"/>
-          <w:numId w:val="1"/>
+          <w:numId w:val="5"/>
         </w:numPr>
         <w:tabs>
           <w:tab w:val="left" w:pos="4746"/>
@@ -554,7 +536,7 @@
       <w:pPr>
         <w:numPr>
           <w:ilvl w:val="0"/>
-          <w:numId w:val="1"/>
+          <w:numId w:val="5"/>
         </w:numPr>
         <w:suppressAutoHyphens/>
         <w:spacing w:after="0" w:line="240" w:lineRule="auto"/>
@@ -574,19 +556,14 @@
     <w:p>
       <w:pPr>
         <w:pStyle w:val="1"/>
-        <w:rPr/>
-      </w:pPr>
-      <w:r>
-        <w:rPr/>
+      </w:pPr>
+      <w:r>
+        <w:lastRenderedPageBreak/>
         <w:t>ЦЕЛЬ РАБОТЫ</w:t>
       </w:r>
     </w:p>
     <w:p>
-      <w:pPr>
-        <w:pStyle w:val="a"/>
-      </w:pPr>
-      <w:r>
-        <w:rPr/>
+      <w:r>
         <w:t>Получение практических навыков по работе с таймерами-счётчиками и применению механизма прерываний.</w:t>
       </w:r>
     </w:p>
@@ -601,36 +578,36 @@
     <w:p>
       <w:pPr>
         <w:pStyle w:val="2"/>
-        <w:rPr/>
-      </w:pPr>
-      <w:r>
-        <w:rPr/>
+      </w:pPr>
+      <w:r>
         <w:t>Схема установки</w:t>
       </w:r>
     </w:p>
     <w:p>
       <w:pPr>
-        <w:pStyle w:val="a"/>
         <w:ind w:firstLine="0"/>
       </w:pPr>
       <w:r>
+        <w:rPr>
+          <w:noProof/>
+        </w:rPr>
         <w:drawing>
-          <wp:inline wp14:editId="5C52654D" wp14:anchorId="059E0B60">
+          <wp:inline distT="0" distB="0" distL="0" distR="0" wp14:anchorId="059E0B60" wp14:editId="5C52654D">
             <wp:extent cx="5943600" cy="4162425"/>
             <wp:effectExtent l="0" t="0" r="0" b="0"/>
             <wp:docPr id="1840866905" name="drawing"/>
             <wp:cNvGraphicFramePr>
-              <a:graphicFrameLocks noChangeAspect="1"/>
+              <a:graphicFrameLocks xmlns:a="http://schemas.openxmlformats.org/drawingml/2006/main" noChangeAspect="1"/>
             </wp:cNvGraphicFramePr>
-            <a:graphic>
-              <a:graphicData xmlns:a="http://schemas.openxmlformats.org/drawingml/2006/main" uri="http://schemas.openxmlformats.org/drawingml/2006/picture">
+            <a:graphic xmlns:a="http://schemas.openxmlformats.org/drawingml/2006/main">
+              <a:graphicData uri="http://schemas.openxmlformats.org/drawingml/2006/picture">
                 <pic:pic xmlns:pic="http://schemas.openxmlformats.org/drawingml/2006/picture">
                   <pic:nvPicPr>
                     <pic:cNvPr id="1840866905" name="Picture 1840866905"/>
                     <pic:cNvPicPr/>
                   </pic:nvPicPr>
                   <pic:blipFill>
-                    <a:blip xmlns:r="http://schemas.openxmlformats.org/officeDocument/2006/relationships" r:embed="rId461092458">
+                    <a:blip r:embed="rId6">
                       <a:extLst>
                         <a:ext uri="{28A0092B-C50C-407E-A947-70E740481C1C}">
                           <a14:useLocalDpi xmlns:a14="http://schemas.microsoft.com/office/drawing/2010/main"/>
@@ -666,177 +643,146 @@
       </w:r>
     </w:p>
     <w:p>
-      <w:pPr/>
-      <w:r>
-        <w:rPr/>
+      <w:r>
         <w:t>В ходе выполнения работы использовались базовые элементы</w:t>
       </w:r>
       <w:r>
-        <w:rPr/>
         <w:t xml:space="preserve">, </w:t>
       </w:r>
       <w:r>
-        <w:rPr/>
         <w:t>порты ввода-вывода (PORTA</w:t>
       </w:r>
       <w:r>
-        <w:rPr/>
         <w:t xml:space="preserve">, PORTC, </w:t>
       </w:r>
       <w:r>
-        <w:rPr/>
         <w:t>PORTD)</w:t>
       </w:r>
       <w:r>
-        <w:rPr/>
         <w:t>, кнопки (ORTD), EEPROM память</w:t>
       </w:r>
       <w:r>
-        <w:rPr/>
         <w:t xml:space="preserve">. </w:t>
       </w:r>
       <w:r>
-        <w:rPr/>
         <w:t xml:space="preserve">DIP переключатель используется только для PORTA, так что с остальных портов их можно убрать. </w:t>
       </w:r>
       <w:r>
-        <w:rPr/>
         <w:t>Поэтому в схеме использовались узлы:</w:t>
       </w:r>
     </w:p>
     <w:p>
       <w:pPr>
-        <w:pStyle w:val="1"/>
+        <w:pStyle w:val="a0"/>
         <w:numPr>
           <w:ilvl w:val="0"/>
-          <w:numId w:val="5"/>
+          <w:numId w:val="22"/>
         </w:numPr>
       </w:pPr>
       <w:r>
-        <w:t xml:space="preserve">Микроконтроллер </w:t>
-      </w:r>
-      <w:r>
-        <w:t>-</w:t>
-      </w:r>
-      <w:r>
-        <w:t xml:space="preserve"> ATmega32</w:t>
-      </w:r>
-    </w:p>
-    <w:p>
-      <w:pPr>
-        <w:pStyle w:val="1"/>
-        <w:rPr/>
-      </w:pPr>
-      <w:r>
-        <w:rPr/>
-        <w:t>Светодиоды портов</w:t>
-      </w:r>
-    </w:p>
-    <w:p>
-      <w:pPr>
-        <w:pStyle w:val="1"/>
-        <w:suppressLineNumbers w:val="0"/>
-        <w:bidi w:val="0"/>
-        <w:spacing w:before="0" w:beforeAutospacing="off" w:after="200" w:afterAutospacing="off" w:line="360" w:lineRule="auto"/>
-        <w:ind w:right="0"/>
-        <w:jc w:val="both"/>
-        <w:rPr/>
-      </w:pPr>
-      <w:r>
-        <w:rPr/>
-        <w:t>DIP переключатель порта А</w:t>
-      </w:r>
-    </w:p>
-    <w:p>
-      <w:pPr>
-        <w:pStyle w:val="1"/>
-        <w:suppressLineNumbers w:val="0"/>
-        <w:bidi w:val="0"/>
-        <w:spacing w:before="0" w:beforeAutospacing="off" w:after="200" w:afterAutospacing="off" w:line="360" w:lineRule="auto"/>
-        <w:ind w:right="0"/>
-        <w:jc w:val="both"/>
-        <w:rPr/>
-      </w:pPr>
-      <w:r>
-        <w:rPr/>
-        <w:t>Четыре семисегментных индикатора</w:t>
-      </w:r>
-    </w:p>
-    <w:p>
-      <w:pPr>
-        <w:pStyle w:val="1"/>
-        <w:suppressLineNumbers w:val="0"/>
-        <w:bidi w:val="0"/>
-        <w:spacing w:before="0" w:beforeAutospacing="off" w:after="200" w:afterAutospacing="off" w:line="360" w:lineRule="auto"/>
-        <w:ind w:right="0"/>
-        <w:jc w:val="both"/>
-        <w:rPr/>
-      </w:pPr>
-      <w:r>
-        <w:rPr/>
-        <w:t>Кнопки порт</w:t>
-      </w:r>
-      <w:r>
-        <w:rPr/>
-        <w:t>а</w:t>
-      </w:r>
-      <w:r>
-        <w:rPr/>
-        <w:t xml:space="preserve"> D</w:t>
-      </w:r>
-    </w:p>
-    <w:p>
-      <w:pPr>
-        <w:pStyle w:val="1"/>
-        <w:rPr/>
-      </w:pPr>
-      <w:r>
-        <w:rPr/>
-        <w:t>Генератор колебаний</w:t>
-      </w:r>
-    </w:p>
-    <w:p>
-      <w:pPr>
-        <w:pStyle w:val="1"/>
-        <w:suppressLineNumbers w:val="0"/>
-        <w:bidi w:val="0"/>
-        <w:spacing w:before="0" w:beforeAutospacing="off" w:after="200" w:afterAutospacing="off" w:line="360" w:lineRule="auto"/>
-        <w:ind w:right="0"/>
-        <w:jc w:val="both"/>
-        <w:rPr/>
-      </w:pPr>
-      <w:r>
-        <w:rPr/>
-        <w:t xml:space="preserve">EEPROM </w:t>
-      </w:r>
-      <w:r>
-        <w:rPr/>
-        <w:t>память</w:t>
-      </w:r>
-    </w:p>
-    <w:p>
-      <w:pPr>
-        <w:pStyle w:val="1"/>
-        <w:rPr>
-          <w:lang w:val="en-US"/>
-        </w:rPr>
-      </w:pPr>
-      <w:r>
-        <w:rPr>
-          <w:lang w:val="en-US"/>
-        </w:rPr>
-        <w:t>RESET</w:t>
-      </w:r>
-    </w:p>
-    <w:p>
-      <w:pPr>
-        <w:pStyle w:val="1"/>
+        <w:t>Микроконтроллер - ATmega32</w:t>
+      </w:r>
+    </w:p>
+    <w:p>
+      <w:pPr>
+        <w:pStyle w:val="a0"/>
         <w:numPr>
           <w:ilvl w:val="0"/>
-          <w:numId w:val="5"/>
+          <w:numId w:val="22"/>
         </w:numPr>
       </w:pPr>
       <w:r>
+        <w:t>Светодиоды портов</w:t>
+      </w:r>
+    </w:p>
+    <w:p>
+      <w:pPr>
+        <w:pStyle w:val="a0"/>
+        <w:numPr>
+          <w:ilvl w:val="0"/>
+          <w:numId w:val="22"/>
+        </w:numPr>
+      </w:pPr>
+      <w:r>
+        <w:t>DIP переключатель порта А</w:t>
+      </w:r>
+    </w:p>
+    <w:p>
+      <w:pPr>
+        <w:pStyle w:val="a0"/>
+        <w:numPr>
+          <w:ilvl w:val="0"/>
+          <w:numId w:val="22"/>
+        </w:numPr>
+      </w:pPr>
+      <w:r>
+        <w:lastRenderedPageBreak/>
+        <w:t>Четыре семисегментных индикатора</w:t>
+      </w:r>
+    </w:p>
+    <w:p>
+      <w:pPr>
+        <w:pStyle w:val="a0"/>
+        <w:numPr>
+          <w:ilvl w:val="0"/>
+          <w:numId w:val="22"/>
+        </w:numPr>
+      </w:pPr>
+      <w:r>
+        <w:t>Кнопки порт</w:t>
+      </w:r>
+      <w:r>
+        <w:t>а</w:t>
+      </w:r>
+      <w:r>
+        <w:t xml:space="preserve"> D</w:t>
+      </w:r>
+    </w:p>
+    <w:p>
+      <w:pPr>
+        <w:pStyle w:val="a0"/>
+        <w:numPr>
+          <w:ilvl w:val="0"/>
+          <w:numId w:val="22"/>
+        </w:numPr>
+      </w:pPr>
+      <w:r>
+        <w:t>Генератор колебаний</w:t>
+      </w:r>
+    </w:p>
+    <w:p>
+      <w:pPr>
+        <w:pStyle w:val="a0"/>
+        <w:numPr>
+          <w:ilvl w:val="0"/>
+          <w:numId w:val="22"/>
+        </w:numPr>
+      </w:pPr>
+      <w:r>
+        <w:t>EEPROM память</w:t>
+      </w:r>
+    </w:p>
+    <w:p>
+      <w:pPr>
+        <w:pStyle w:val="a0"/>
+        <w:numPr>
+          <w:ilvl w:val="0"/>
+          <w:numId w:val="22"/>
+        </w:numPr>
+      </w:pPr>
+      <w:r>
+        <w:t>RESET</w:t>
+      </w:r>
+    </w:p>
+    <w:p>
+      <w:pPr>
+        <w:pStyle w:val="a0"/>
+        <w:numPr>
+          <w:ilvl w:val="0"/>
+          <w:numId w:val="22"/>
+        </w:numPr>
+      </w:pPr>
+      <w:r>
         <w:t>Питание</w:t>
       </w:r>
     </w:p>
@@ -844,36 +790,36 @@
     <w:p>
       <w:pPr>
         <w:pStyle w:val="2"/>
-        <w:rPr/>
-      </w:pPr>
-      <w:r>
-        <w:rPr/>
+      </w:pPr>
+      <w:r>
         <w:t>Блок-схема алгоритма</w:t>
       </w:r>
     </w:p>
     <w:p>
       <w:pPr>
-        <w:pStyle w:val="a"/>
         <w:ind w:firstLine="0"/>
       </w:pPr>
       <w:r>
+        <w:rPr>
+          <w:noProof/>
+        </w:rPr>
         <w:drawing>
-          <wp:inline wp14:editId="48F6F506" wp14:anchorId="03B99DCF">
+          <wp:inline distT="0" distB="0" distL="0" distR="0" wp14:anchorId="03B99DCF" wp14:editId="48F6F506">
             <wp:extent cx="5943600" cy="4143375"/>
             <wp:effectExtent l="0" t="0" r="0" b="0"/>
             <wp:docPr id="1904022194" name="drawing"/>
             <wp:cNvGraphicFramePr>
-              <a:graphicFrameLocks noChangeAspect="1"/>
+              <a:graphicFrameLocks xmlns:a="http://schemas.openxmlformats.org/drawingml/2006/main" noChangeAspect="1"/>
             </wp:cNvGraphicFramePr>
-            <a:graphic>
-              <a:graphicData xmlns:a="http://schemas.openxmlformats.org/drawingml/2006/main" uri="http://schemas.openxmlformats.org/drawingml/2006/picture">
+            <a:graphic xmlns:a="http://schemas.openxmlformats.org/drawingml/2006/main">
+              <a:graphicData uri="http://schemas.openxmlformats.org/drawingml/2006/picture">
                 <pic:pic xmlns:pic="http://schemas.openxmlformats.org/drawingml/2006/picture">
                   <pic:nvPicPr>
                     <pic:cNvPr id="1904022194" name="Picture 1904022194"/>
                     <pic:cNvPicPr/>
                   </pic:nvPicPr>
                   <pic:blipFill>
-                    <a:blip xmlns:r="http://schemas.openxmlformats.org/officeDocument/2006/relationships" r:embed="rId970899631">
+                    <a:blip r:embed="rId7">
                       <a:extLst>
                         <a:ext uri="{28A0092B-C50C-407E-A947-70E740481C1C}">
                           <a14:useLocalDpi xmlns:a14="http://schemas.microsoft.com/office/drawing/2010/main"/>
@@ -905,7 +851,6 @@
         <w:pStyle w:val="ac"/>
       </w:pPr>
       <w:r>
-        <w:rPr/>
         <w:t>Рисунок 2 – Блок-схема алгоритма</w:t>
       </w:r>
     </w:p>
@@ -915,23 +860,27 @@
         <w:ind w:firstLine="0"/>
       </w:pPr>
       <w:r>
+        <w:rPr>
+          <w:noProof/>
+        </w:rPr>
+        <w:lastRenderedPageBreak/>
         <w:drawing>
-          <wp:inline wp14:editId="3839011F" wp14:anchorId="6FAA4665">
+          <wp:inline distT="0" distB="0" distL="0" distR="0" wp14:anchorId="6FAA4665" wp14:editId="3839011F">
             <wp:extent cx="5943600" cy="2505075"/>
             <wp:effectExtent l="0" t="0" r="0" b="0"/>
             <wp:docPr id="752448739" name="drawing"/>
             <wp:cNvGraphicFramePr>
-              <a:graphicFrameLocks noChangeAspect="1"/>
+              <a:graphicFrameLocks xmlns:a="http://schemas.openxmlformats.org/drawingml/2006/main" noChangeAspect="1"/>
             </wp:cNvGraphicFramePr>
-            <a:graphic>
-              <a:graphicData xmlns:a="http://schemas.openxmlformats.org/drawingml/2006/main" uri="http://schemas.openxmlformats.org/drawingml/2006/picture">
+            <a:graphic xmlns:a="http://schemas.openxmlformats.org/drawingml/2006/main">
+              <a:graphicData uri="http://schemas.openxmlformats.org/drawingml/2006/picture">
                 <pic:pic xmlns:pic="http://schemas.openxmlformats.org/drawingml/2006/picture">
                   <pic:nvPicPr>
                     <pic:cNvPr id="752448739" name="Picture 752448739"/>
                     <pic:cNvPicPr/>
                   </pic:nvPicPr>
                   <pic:blipFill>
-                    <a:blip xmlns:r="http://schemas.openxmlformats.org/officeDocument/2006/relationships" r:embed="rId1500388183">
+                    <a:blip r:embed="rId8">
                       <a:extLst>
                         <a:ext uri="{28A0092B-C50C-407E-A947-70E740481C1C}">
                           <a14:useLocalDpi xmlns:a14="http://schemas.microsoft.com/office/drawing/2010/main"/>
@@ -963,15 +912,12 @@
         <w:pStyle w:val="ac"/>
       </w:pPr>
       <w:r>
-        <w:rPr/>
         <w:t xml:space="preserve">Рисунок </w:t>
       </w:r>
       <w:r>
-        <w:rPr/>
         <w:t>3</w:t>
       </w:r>
       <w:r>
-        <w:rPr/>
         <w:t xml:space="preserve"> – Блок-схема прерываний</w:t>
       </w:r>
     </w:p>
@@ -981,23 +927,26 @@
         <w:ind w:firstLine="0"/>
       </w:pPr>
       <w:r>
+        <w:rPr>
+          <w:noProof/>
+        </w:rPr>
         <w:drawing>
-          <wp:inline wp14:editId="5EAFB7A6" wp14:anchorId="3E99BD1A">
+          <wp:inline distT="0" distB="0" distL="0" distR="0" wp14:anchorId="3E99BD1A" wp14:editId="5EAFB7A6">
             <wp:extent cx="5943600" cy="4657725"/>
             <wp:effectExtent l="0" t="0" r="0" b="0"/>
             <wp:docPr id="156054037" name="drawing"/>
             <wp:cNvGraphicFramePr>
-              <a:graphicFrameLocks noChangeAspect="1"/>
+              <a:graphicFrameLocks xmlns:a="http://schemas.openxmlformats.org/drawingml/2006/main" noChangeAspect="1"/>
             </wp:cNvGraphicFramePr>
-            <a:graphic>
-              <a:graphicData xmlns:a="http://schemas.openxmlformats.org/drawingml/2006/main" uri="http://schemas.openxmlformats.org/drawingml/2006/picture">
+            <a:graphic xmlns:a="http://schemas.openxmlformats.org/drawingml/2006/main">
+              <a:graphicData uri="http://schemas.openxmlformats.org/drawingml/2006/picture">
                 <pic:pic xmlns:pic="http://schemas.openxmlformats.org/drawingml/2006/picture">
                   <pic:nvPicPr>
                     <pic:cNvPr id="156054037" name="Picture 156054037"/>
                     <pic:cNvPicPr/>
                   </pic:nvPicPr>
                   <pic:blipFill>
-                    <a:blip xmlns:r="http://schemas.openxmlformats.org/officeDocument/2006/relationships" r:embed="rId62586283">
+                    <a:blip r:embed="rId9">
                       <a:extLst>
                         <a:ext uri="{28A0092B-C50C-407E-A947-70E740481C1C}">
                           <a14:useLocalDpi xmlns:a14="http://schemas.microsoft.com/office/drawing/2010/main"/>
@@ -1027,10 +976,8 @@
     <w:p>
       <w:pPr>
         <w:pStyle w:val="ac"/>
-        <w:ind/>
-      </w:pPr>
-      <w:r>
-        <w:rPr/>
+      </w:pPr>
+      <w:r>
         <w:t>Рисунок 4 – Блок-схема подпрограммы compare_pins</w:t>
       </w:r>
     </w:p>
@@ -1046,23 +993,27 @@
         <w:ind w:firstLine="0"/>
       </w:pPr>
       <w:r>
+        <w:rPr>
+          <w:noProof/>
+        </w:rPr>
+        <w:lastRenderedPageBreak/>
         <w:drawing>
-          <wp:inline wp14:editId="763D348B" wp14:anchorId="0FE55EF3">
+          <wp:inline distT="0" distB="0" distL="0" distR="0" wp14:anchorId="0FE55EF3" wp14:editId="763D348B">
             <wp:extent cx="5943600" cy="5895975"/>
             <wp:effectExtent l="0" t="0" r="0" b="0"/>
             <wp:docPr id="1778449131" name="drawing"/>
             <wp:cNvGraphicFramePr>
-              <a:graphicFrameLocks noChangeAspect="1"/>
+              <a:graphicFrameLocks xmlns:a="http://schemas.openxmlformats.org/drawingml/2006/main" noChangeAspect="1"/>
             </wp:cNvGraphicFramePr>
-            <a:graphic>
-              <a:graphicData xmlns:a="http://schemas.openxmlformats.org/drawingml/2006/main" uri="http://schemas.openxmlformats.org/drawingml/2006/picture">
+            <a:graphic xmlns:a="http://schemas.openxmlformats.org/drawingml/2006/main">
+              <a:graphicData uri="http://schemas.openxmlformats.org/drawingml/2006/picture">
                 <pic:pic xmlns:pic="http://schemas.openxmlformats.org/drawingml/2006/picture">
                   <pic:nvPicPr>
                     <pic:cNvPr id="1778449131" name="Picture 1778449131"/>
                     <pic:cNvPicPr/>
                   </pic:nvPicPr>
                   <pic:blipFill>
-                    <a:blip xmlns:r="http://schemas.openxmlformats.org/officeDocument/2006/relationships" r:embed="rId1294805248">
+                    <a:blip r:embed="rId10">
                       <a:extLst>
                         <a:ext uri="{28A0092B-C50C-407E-A947-70E740481C1C}">
                           <a14:useLocalDpi xmlns:a14="http://schemas.microsoft.com/office/drawing/2010/main"/>
@@ -1092,10 +1043,8 @@
     <w:p>
       <w:pPr>
         <w:pStyle w:val="ac"/>
-        <w:ind/>
-      </w:pPr>
-      <w:r>
-        <w:rPr/>
+      </w:pPr>
+      <w:r>
         <w:t>Рисунок 5 – Блок-схема прерывания таймера 0</w:t>
       </w:r>
     </w:p>
@@ -1105,23 +1054,27 @@
         <w:ind w:firstLine="0"/>
       </w:pPr>
       <w:r>
+        <w:rPr>
+          <w:noProof/>
+        </w:rPr>
+        <w:lastRenderedPageBreak/>
         <w:drawing>
-          <wp:inline wp14:editId="29A02736" wp14:anchorId="31FAB500">
+          <wp:inline distT="0" distB="0" distL="0" distR="0" wp14:anchorId="31FAB500" wp14:editId="29A02736">
             <wp:extent cx="5943600" cy="3295650"/>
             <wp:effectExtent l="0" t="0" r="0" b="0"/>
             <wp:docPr id="128293206" name="drawing"/>
             <wp:cNvGraphicFramePr>
-              <a:graphicFrameLocks noChangeAspect="1"/>
+              <a:graphicFrameLocks xmlns:a="http://schemas.openxmlformats.org/drawingml/2006/main" noChangeAspect="1"/>
             </wp:cNvGraphicFramePr>
-            <a:graphic>
-              <a:graphicData xmlns:a="http://schemas.openxmlformats.org/drawingml/2006/main" uri="http://schemas.openxmlformats.org/drawingml/2006/picture">
+            <a:graphic xmlns:a="http://schemas.openxmlformats.org/drawingml/2006/main">
+              <a:graphicData uri="http://schemas.openxmlformats.org/drawingml/2006/picture">
                 <pic:pic xmlns:pic="http://schemas.openxmlformats.org/drawingml/2006/picture">
                   <pic:nvPicPr>
                     <pic:cNvPr id="128293206" name="Picture 128293206"/>
                     <pic:cNvPicPr/>
                   </pic:nvPicPr>
                   <pic:blipFill>
-                    <a:blip xmlns:r="http://schemas.openxmlformats.org/officeDocument/2006/relationships" r:embed="rId168614474">
+                    <a:blip r:embed="rId11">
                       <a:extLst>
                         <a:ext uri="{28A0092B-C50C-407E-A947-70E740481C1C}">
                           <a14:useLocalDpi xmlns:a14="http://schemas.microsoft.com/office/drawing/2010/main"/>
@@ -1151,10 +1104,8 @@
     <w:p>
       <w:pPr>
         <w:pStyle w:val="ac"/>
-        <w:ind/>
-      </w:pPr>
-      <w:r>
-        <w:rPr/>
+      </w:pPr>
+      <w:r>
         <w:t>Рисунок 6 – Блок-схема прерывания таймера 2</w:t>
       </w:r>
     </w:p>
@@ -1164,23 +1115,26 @@
         <w:ind w:firstLine="0"/>
       </w:pPr>
       <w:r>
+        <w:rPr>
+          <w:noProof/>
+        </w:rPr>
         <w:drawing>
-          <wp:inline wp14:editId="640BF3A8" wp14:anchorId="577D75FA">
+          <wp:inline distT="0" distB="0" distL="0" distR="0" wp14:anchorId="577D75FA" wp14:editId="640BF3A8">
             <wp:extent cx="5943600" cy="4333875"/>
             <wp:effectExtent l="0" t="0" r="0" b="0"/>
             <wp:docPr id="2073300379" name="drawing"/>
             <wp:cNvGraphicFramePr>
-              <a:graphicFrameLocks noChangeAspect="1"/>
+              <a:graphicFrameLocks xmlns:a="http://schemas.openxmlformats.org/drawingml/2006/main" noChangeAspect="1"/>
             </wp:cNvGraphicFramePr>
-            <a:graphic>
-              <a:graphicData xmlns:a="http://schemas.openxmlformats.org/drawingml/2006/main" uri="http://schemas.openxmlformats.org/drawingml/2006/picture">
+            <a:graphic xmlns:a="http://schemas.openxmlformats.org/drawingml/2006/main">
+              <a:graphicData uri="http://schemas.openxmlformats.org/drawingml/2006/picture">
                 <pic:pic xmlns:pic="http://schemas.openxmlformats.org/drawingml/2006/picture">
                   <pic:nvPicPr>
                     <pic:cNvPr id="2073300379" name="Picture 2073300379"/>
                     <pic:cNvPicPr/>
                   </pic:nvPicPr>
                   <pic:blipFill>
-                    <a:blip xmlns:r="http://schemas.openxmlformats.org/officeDocument/2006/relationships" r:embed="rId1523974235">
+                    <a:blip r:embed="rId12">
                       <a:extLst>
                         <a:ext uri="{28A0092B-C50C-407E-A947-70E740481C1C}">
                           <a14:useLocalDpi xmlns:a14="http://schemas.microsoft.com/office/drawing/2010/main"/>
@@ -1210,10 +1164,8 @@
     <w:p>
       <w:pPr>
         <w:pStyle w:val="ac"/>
-        <w:ind/>
-      </w:pPr>
-      <w:r>
-        <w:rPr/>
+      </w:pPr>
+      <w:r>
         <w:t>Рисунок 7 – Блок-схема подпрограммы check_buttons</w:t>
       </w:r>
     </w:p>
@@ -1223,23 +1175,27 @@
         <w:ind w:firstLine="0"/>
       </w:pPr>
       <w:r>
+        <w:rPr>
+          <w:noProof/>
+        </w:rPr>
+        <w:lastRenderedPageBreak/>
         <w:drawing>
-          <wp:inline wp14:editId="1FB5924A" wp14:anchorId="754728E0">
+          <wp:inline distT="0" distB="0" distL="0" distR="0" wp14:anchorId="754728E0" wp14:editId="1FB5924A">
             <wp:extent cx="5734050" cy="5943600"/>
             <wp:effectExtent l="0" t="0" r="0" b="0"/>
             <wp:docPr id="217434674" name="drawing"/>
             <wp:cNvGraphicFramePr>
-              <a:graphicFrameLocks noChangeAspect="1"/>
+              <a:graphicFrameLocks xmlns:a="http://schemas.openxmlformats.org/drawingml/2006/main" noChangeAspect="1"/>
             </wp:cNvGraphicFramePr>
-            <a:graphic>
-              <a:graphicData xmlns:a="http://schemas.openxmlformats.org/drawingml/2006/main" uri="http://schemas.openxmlformats.org/drawingml/2006/picture">
+            <a:graphic xmlns:a="http://schemas.openxmlformats.org/drawingml/2006/main">
+              <a:graphicData uri="http://schemas.openxmlformats.org/drawingml/2006/picture">
                 <pic:pic xmlns:pic="http://schemas.openxmlformats.org/drawingml/2006/picture">
                   <pic:nvPicPr>
                     <pic:cNvPr id="217434674" name="Picture 217434674"/>
                     <pic:cNvPicPr/>
                   </pic:nvPicPr>
                   <pic:blipFill>
-                    <a:blip xmlns:r="http://schemas.openxmlformats.org/officeDocument/2006/relationships" r:embed="rId392660458">
+                    <a:blip r:embed="rId13">
                       <a:extLst>
                         <a:ext uri="{28A0092B-C50C-407E-A947-70E740481C1C}">
                           <a14:useLocalDpi xmlns:a14="http://schemas.microsoft.com/office/drawing/2010/main"/>
@@ -1271,7 +1227,6 @@
         <w:pStyle w:val="ac"/>
       </w:pPr>
       <w:r>
-        <w:rPr/>
         <w:t>Рисунок 8 – Блок-схема подпрограммы calc_delay</w:t>
       </w:r>
     </w:p>
@@ -1284,39 +1239,28 @@
     <w:p>
       <w:pPr>
         <w:pStyle w:val="1"/>
-        <w:rPr/>
-      </w:pPr>
-      <w:r>
-        <w:rPr/>
+      </w:pPr>
+      <w:r>
         <w:t>Ответы на контрольные вопросы</w:t>
       </w:r>
     </w:p>
     <w:p>
       <w:pPr>
-        <w:pStyle w:val="a"/>
         <w:ind w:firstLine="708"/>
       </w:pPr>
       <w:r>
         <w:rPr>
-          <w:rFonts w:ascii="Times New Roman" w:hAnsi="Times New Roman" w:eastAsia="Times New Roman" w:cs="Times New Roman"/>
-          <w:b w:val="1"/>
-          <w:bCs w:val="1"/>
-          <w:noProof w:val="0"/>
-          <w:sz w:val="28"/>
-          <w:szCs w:val="28"/>
-          <w:lang w:val="ru-RU"/>
+          <w:rFonts w:eastAsia="Times New Roman"/>
+          <w:b/>
+          <w:bCs/>
         </w:rPr>
         <w:t xml:space="preserve">3.1 </w:t>
       </w:r>
       <w:r>
         <w:rPr>
-          <w:rFonts w:ascii="Times New Roman" w:hAnsi="Times New Roman" w:eastAsia="Times New Roman" w:cs="Times New Roman"/>
-          <w:b w:val="1"/>
-          <w:bCs w:val="1"/>
-          <w:noProof w:val="0"/>
-          <w:sz w:val="28"/>
-          <w:szCs w:val="28"/>
-          <w:lang w:val="ru-RU"/>
+          <w:rFonts w:eastAsia="Times New Roman"/>
+          <w:b/>
+          <w:bCs/>
         </w:rPr>
         <w:t>Посредством каких регистров производится конфигурирование таймера-счётчика?</w:t>
       </w:r>
@@ -1325,11 +1269,7 @@
       </w:r>
       <w:r>
         <w:rPr>
-          <w:rFonts w:ascii="Times New Roman" w:hAnsi="Times New Roman" w:eastAsia="Times New Roman" w:cs="Times New Roman"/>
-          <w:noProof w:val="0"/>
-          <w:sz w:val="28"/>
-          <w:szCs w:val="28"/>
-          <w:lang w:val="ru-RU"/>
+          <w:rFonts w:eastAsia="Times New Roman"/>
         </w:rPr>
         <w:t xml:space="preserve"> </w:t>
       </w:r>
@@ -1338,894 +1278,312 @@
       </w:r>
       <w:r>
         <w:rPr>
-          <w:rFonts w:ascii="Times New Roman" w:hAnsi="Times New Roman" w:eastAsia="Times New Roman" w:cs="Times New Roman"/>
-          <w:noProof w:val="0"/>
-          <w:sz w:val="28"/>
-          <w:szCs w:val="28"/>
-          <w:lang w:val="ru-RU"/>
-        </w:rPr>
-        <w:t xml:space="preserve">Конфигурирование таймера-счётчика производится с помощью управляющих регистров таймера. Например, для таймера T0 микроконтроллера ATmega32 используется регистр </w:t>
-      </w:r>
-      <w:r>
-        <w:rPr>
-          <w:rFonts w:ascii="Times New Roman" w:hAnsi="Times New Roman" w:eastAsia="Times New Roman" w:cs="Times New Roman"/>
-          <w:noProof w:val="0"/>
-          <w:sz w:val="28"/>
-          <w:szCs w:val="28"/>
-          <w:lang w:val="ru-RU"/>
-        </w:rPr>
-        <w:t>TCCR0</w:t>
-      </w:r>
-      <w:r>
-        <w:rPr>
-          <w:rFonts w:ascii="Times New Roman" w:hAnsi="Times New Roman" w:eastAsia="Times New Roman" w:cs="Times New Roman"/>
-          <w:noProof w:val="0"/>
-          <w:sz w:val="28"/>
-          <w:szCs w:val="28"/>
-          <w:lang w:val="ru-RU"/>
-        </w:rPr>
-        <w:t xml:space="preserve">. В нём задаётся источник тактирования, коэффициент </w:t>
-      </w:r>
-      <w:r>
-        <w:rPr>
-          <w:rFonts w:ascii="Times New Roman" w:hAnsi="Times New Roman" w:eastAsia="Times New Roman" w:cs="Times New Roman"/>
-          <w:noProof w:val="0"/>
-          <w:sz w:val="28"/>
-          <w:szCs w:val="28"/>
-          <w:lang w:val="ru-RU"/>
-        </w:rPr>
+          <w:rFonts w:eastAsia="Times New Roman"/>
+        </w:rPr>
+        <w:t xml:space="preserve">Конфигурирование таймера-счётчика производится с помощью управляющих регистров таймера. Например, для таймера T0 микроконтроллера ATmega32 используется регистр TCCR0. В нём задаётся источник тактирования, коэффициент предделителя, режим работы таймера и </w:t>
+      </w:r>
+      <w:r>
+        <w:rPr>
+          <w:rFonts w:eastAsia="Times New Roman"/>
+        </w:rPr>
+        <w:lastRenderedPageBreak/>
+        <w:t>поведение вывода OC0. Также используются регистры TCNT0 и OCR0: TCNT0 хранит текущее значение счётчика, а OCR0 используется для сравнения с текущим значением таймера. При совпадении может возникать прерывание или изменяться состояние вывода OC0.</w:t>
+      </w:r>
+    </w:p>
+    <w:p>
+      <w:pPr>
+        <w:ind w:firstLine="708"/>
+        <w:rPr>
+          <w:rFonts w:eastAsia="Times New Roman"/>
+        </w:rPr>
+      </w:pPr>
+      <w:r>
+        <w:rPr>
+          <w:rFonts w:eastAsia="Times New Roman"/>
+          <w:b/>
+          <w:bCs/>
+        </w:rPr>
+        <w:t xml:space="preserve">3.2 </w:t>
+      </w:r>
+      <w:r>
+        <w:rPr>
+          <w:rFonts w:eastAsia="Times New Roman"/>
+          <w:b/>
+          <w:bCs/>
+        </w:rPr>
+        <w:t>Какие источники импульсов могут применяться для увеличения таймера-счётчика и для каких целей?</w:t>
+      </w:r>
+      <w:r>
+        <w:tab/>
+      </w:r>
+    </w:p>
+    <w:p>
+      <w:pPr>
+        <w:ind w:firstLine="708"/>
+      </w:pPr>
+      <w:r>
+        <w:rPr>
+          <w:rFonts w:eastAsia="Times New Roman"/>
+        </w:rPr>
+        <w:t>Для увеличения таймера-счётчика могут использоваться импульсы от внутреннего источника тактовой частоты микроконтроллера или внешние импульсы, поступающие на специальный вход таймера. При работе от внутренней частоты таймер используется для формирования временных интервалов, задержек, периодических прерываний и работы с индикацией. При работе от внешних импульсов таймер используется как счётчик внешних событий, например для подсчёта импульсов, нажатий или сигналов от внешних устройств. Таймеры также могут применяться для формирования последовательности импульсов и генерации ШИМ-сигналов.</w:t>
+      </w:r>
+    </w:p>
+    <w:p>
+      <w:pPr>
+        <w:rPr>
+          <w:rFonts w:eastAsia="Times New Roman"/>
+        </w:rPr>
+      </w:pPr>
+      <w:r>
+        <w:rPr>
+          <w:rStyle w:val="20"/>
+        </w:rPr>
+        <w:t xml:space="preserve">3.3 </w:t>
+      </w:r>
+      <w:r>
+        <w:rPr>
+          <w:rFonts w:eastAsia="Times New Roman"/>
+          <w:b/>
+          <w:bCs/>
+        </w:rPr>
+        <w:t>В каких режимах могут работать таймеры-счётчики?</w:t>
+      </w:r>
+      <w:r>
+        <w:br/>
+      </w:r>
+      <w:r>
+        <w:tab/>
+      </w:r>
+      <w:r>
+        <w:rPr>
+          <w:rFonts w:eastAsia="Times New Roman"/>
+        </w:rPr>
+        <w:t>Таймеры-счётчики AVR могут работать в нескольких режимах. Для восьмиразрядного таймера T0 основными режимами являются: обычный режим Normal, режим сброса таймера при совпадении CTC, режим фазовой ШИМ PWM, Phase Correct и режим быстрой ШИМ Fast PWM. В обычном режиме счётчик считает до переполнения, в режиме CTC счётчик сбрасывается при совпадении с регистром сравнения, а в режимах ШИМ таймер используется для формирования импульсного сигнала с заданной частотой и скважностью.</w:t>
+      </w:r>
+    </w:p>
+    <w:p>
+      <w:r>
+        <w:rPr>
+          <w:rStyle w:val="20"/>
+        </w:rPr>
+        <w:t xml:space="preserve">3.4 </w:t>
+      </w:r>
+      <w:r>
+        <w:rPr>
+          <w:rFonts w:eastAsia="Times New Roman"/>
+          <w:b/>
+          <w:bCs/>
+        </w:rPr>
+        <w:t>Как рассчитать начальное значение таймера-счётчика по заданному времени, которое должен отмерить таймер-счётчик до своего переполнения?</w:t>
+      </w:r>
+    </w:p>
+    <w:p>
+      <w:pPr>
+        <w:spacing w:after="240"/>
+        <w:rPr>
+          <w:rFonts w:eastAsia="Times New Roman"/>
+        </w:rPr>
+      </w:pPr>
+      <w:r>
+        <w:rPr>
+          <w:rFonts w:eastAsia="Times New Roman"/>
+        </w:rPr>
+        <w:lastRenderedPageBreak/>
+        <w:t>Для расчёта начального значения таймера нужно знать частоту микроконтроллера, коэффициент предделителя и требуемое время задержки. Сначала вычисляют период одного тика таймера:</w:t>
+      </w:r>
+    </w:p>
+    <w:p>
+      <w:pPr>
+        <w:spacing w:after="0"/>
+        <w:rPr>
+          <w:rFonts w:eastAsia="Times New Roman"/>
+          <w:i/>
+          <w:iCs/>
+        </w:rPr>
+      </w:pPr>
+      <w:r>
+        <w:rPr>
+          <w:rFonts w:eastAsia="Times New Roman"/>
+          <w:i/>
+          <w:iCs/>
+        </w:rPr>
+        <w:t>Период_тика = Предделитель / Частота_МК</w:t>
+      </w:r>
+    </w:p>
+    <w:p>
+      <w:pPr>
+        <w:spacing w:before="240" w:after="240"/>
+        <w:rPr>
+          <w:rFonts w:eastAsia="Times New Roman"/>
+        </w:rPr>
+      </w:pPr>
+      <w:r>
+        <w:rPr>
+          <w:rFonts w:eastAsia="Times New Roman"/>
+        </w:rPr>
+        <w:t>Затем рассчитывают количество тиков, которое должно пройти за заданное время:</w:t>
+      </w:r>
+    </w:p>
+    <w:p>
+      <w:pPr>
+        <w:spacing w:after="0"/>
+        <w:rPr>
+          <w:rFonts w:eastAsia="Times New Roman"/>
+          <w:i/>
+          <w:iCs/>
+        </w:rPr>
+      </w:pPr>
+      <w:r>
+        <w:rPr>
+          <w:rFonts w:eastAsia="Times New Roman"/>
+          <w:i/>
+          <w:iCs/>
+        </w:rPr>
+        <w:t>Количество_тиков = Время_задержки / Период_тика</w:t>
+      </w:r>
+    </w:p>
+    <w:p>
+      <w:pPr>
+        <w:spacing w:before="240" w:after="240"/>
+        <w:rPr>
+          <w:rFonts w:eastAsia="Times New Roman"/>
+        </w:rPr>
+      </w:pPr>
+      <w:r>
+        <w:rPr>
+          <w:rFonts w:eastAsia="Times New Roman"/>
+        </w:rPr>
+        <w:t>Для восьмиразрядного таймера переполнение происходит после значения 255, поэтому начальное значение счётного регистра рассчитывается так:</w:t>
+      </w:r>
+    </w:p>
+    <w:p>
+      <w:pPr>
+        <w:spacing w:after="0"/>
+        <w:rPr>
+          <w:rFonts w:eastAsia="Times New Roman"/>
+          <w:i/>
+          <w:iCs/>
+        </w:rPr>
+      </w:pPr>
+      <w:r>
+        <w:rPr>
+          <w:rFonts w:eastAsia="Times New Roman"/>
+          <w:i/>
+          <w:iCs/>
+        </w:rPr>
+        <w:t>Начальное_значение = 256 - Количество_тиков</w:t>
+      </w:r>
+    </w:p>
+    <w:p>
+      <w:pPr>
+        <w:spacing w:before="240" w:after="240"/>
+        <w:rPr>
+          <w:rFonts w:eastAsia="Times New Roman"/>
+        </w:rPr>
+      </w:pPr>
+      <w:r>
+        <w:rPr>
+          <w:rFonts w:eastAsia="Times New Roman"/>
+        </w:rPr>
+        <w:t>Если таймер работает в режиме сравнения CTC, то обычно задаётся не начальное значение счётчика, а значение регистра сравнения:</w:t>
+      </w:r>
+    </w:p>
+    <w:p>
+      <w:pPr>
+        <w:spacing w:after="0"/>
+        <w:rPr>
+          <w:rFonts w:eastAsia="Times New Roman"/>
+          <w:i/>
+          <w:iCs/>
+        </w:rPr>
+      </w:pPr>
+      <w:r>
+        <w:rPr>
+          <w:rFonts w:eastAsia="Times New Roman"/>
+          <w:i/>
+          <w:iCs/>
+        </w:rPr>
+        <w:t>Значение_сравнения = Количество_тиков - 1</w:t>
+      </w:r>
+    </w:p>
+    <w:p>
+      <w:pPr>
+        <w:ind w:firstLine="708"/>
+      </w:pPr>
+      <w:r>
+        <w:rPr>
+          <w:rFonts w:eastAsia="Times New Roman"/>
+          <w:b/>
+          <w:bCs/>
+        </w:rPr>
+        <w:t xml:space="preserve">3.5 </w:t>
+      </w:r>
+      <w:r>
+        <w:rPr>
+          <w:rFonts w:eastAsia="Times New Roman"/>
+          <w:b/>
+          <w:bCs/>
+        </w:rPr>
+        <w:t>В чём состоит отличие работы таймера-счётчика в режиме таймера и в режиме счётчика?</w:t>
+      </w:r>
+    </w:p>
+    <w:p>
+      <w:pPr>
+        <w:ind w:firstLine="708"/>
+        <w:rPr>
+          <w:rFonts w:eastAsia="Times New Roman"/>
+        </w:rPr>
+      </w:pPr>
+      <w:r>
+        <w:rPr>
+          <w:rFonts w:eastAsia="Times New Roman"/>
+        </w:rPr>
+        <w:t>В режиме таймера счётный регистр увеличивается от внутренней тактовой частоты микроконтроллера, обычно через предделитель. Такой режим используется для отсчёта времени, формирования задержек и периодических прерываний. В режиме счётчика значение регистра увеличивается не от внутренней частоты, а от внешних импульсов, поступающих на вход микроконтроллера. Поэтому режим счётчика применяют для подсчёта внешних событий, например импульсов от датчиков или внешних сигналов. Основное отличие заключается в источнике импульсов: в режиме таймера источник внутренний, а в режиме счётчика — внешний.</w:t>
+      </w:r>
+    </w:p>
+    <w:p>
+      <w:pPr>
+        <w:pStyle w:val="1"/>
+      </w:pPr>
+      <w:r>
+        <w:lastRenderedPageBreak/>
+        <w:t>Вывод</w:t>
+      </w:r>
+    </w:p>
+    <w:p>
+      <w:r>
+        <w:t xml:space="preserve">В ходе лабораторной работы были изучены принципы работы таймеров-счётчиков микроконтроллера AVR, их основные режимы и применение механизма прерываний. Были получены практические навыки настройки регистров таймера, выбора </w:t>
+      </w:r>
+      <w:proofErr w:type="spellStart"/>
+      <w:r>
         <w:t>предделителя</w:t>
       </w:r>
-      <w:r>
-        <w:rPr>
-          <w:rFonts w:ascii="Times New Roman" w:hAnsi="Times New Roman" w:eastAsia="Times New Roman" w:cs="Times New Roman"/>
-          <w:noProof w:val="0"/>
-          <w:sz w:val="28"/>
-          <w:szCs w:val="28"/>
-          <w:lang w:val="ru-RU"/>
-        </w:rPr>
-        <w:t xml:space="preserve">, режим работы таймера и поведение вывода </w:t>
-      </w:r>
-      <w:r>
-        <w:rPr>
-          <w:rFonts w:ascii="Times New Roman" w:hAnsi="Times New Roman" w:eastAsia="Times New Roman" w:cs="Times New Roman"/>
-          <w:noProof w:val="0"/>
-          <w:sz w:val="28"/>
-          <w:szCs w:val="28"/>
-          <w:lang w:val="ru-RU"/>
-        </w:rPr>
-        <w:t>OC0</w:t>
-      </w:r>
-      <w:r>
-        <w:rPr>
-          <w:rFonts w:ascii="Times New Roman" w:hAnsi="Times New Roman" w:eastAsia="Times New Roman" w:cs="Times New Roman"/>
-          <w:noProof w:val="0"/>
-          <w:sz w:val="28"/>
-          <w:szCs w:val="28"/>
-          <w:lang w:val="ru-RU"/>
-        </w:rPr>
-        <w:t xml:space="preserve">. Также используются регистры </w:t>
-      </w:r>
-      <w:r>
-        <w:rPr>
-          <w:rFonts w:ascii="Times New Roman" w:hAnsi="Times New Roman" w:eastAsia="Times New Roman" w:cs="Times New Roman"/>
-          <w:noProof w:val="0"/>
-          <w:sz w:val="28"/>
-          <w:szCs w:val="28"/>
-          <w:lang w:val="ru-RU"/>
-        </w:rPr>
-        <w:t>TCNT0</w:t>
-      </w:r>
-      <w:r>
-        <w:rPr>
-          <w:rFonts w:ascii="Times New Roman" w:hAnsi="Times New Roman" w:eastAsia="Times New Roman" w:cs="Times New Roman"/>
-          <w:noProof w:val="0"/>
-          <w:sz w:val="28"/>
-          <w:szCs w:val="28"/>
-          <w:lang w:val="ru-RU"/>
-        </w:rPr>
-        <w:t xml:space="preserve"> и </w:t>
-      </w:r>
-      <w:r>
-        <w:rPr>
-          <w:rFonts w:ascii="Times New Roman" w:hAnsi="Times New Roman" w:eastAsia="Times New Roman" w:cs="Times New Roman"/>
-          <w:noProof w:val="0"/>
-          <w:sz w:val="28"/>
-          <w:szCs w:val="28"/>
-          <w:lang w:val="ru-RU"/>
-        </w:rPr>
-        <w:t>OCR0</w:t>
-      </w:r>
-      <w:r>
-        <w:rPr>
-          <w:rFonts w:ascii="Times New Roman" w:hAnsi="Times New Roman" w:eastAsia="Times New Roman" w:cs="Times New Roman"/>
-          <w:noProof w:val="0"/>
-          <w:sz w:val="28"/>
-          <w:szCs w:val="28"/>
-          <w:lang w:val="ru-RU"/>
-        </w:rPr>
-        <w:t xml:space="preserve">: </w:t>
-      </w:r>
-      <w:r>
-        <w:rPr>
-          <w:rFonts w:ascii="Times New Roman" w:hAnsi="Times New Roman" w:eastAsia="Times New Roman" w:cs="Times New Roman"/>
-          <w:noProof w:val="0"/>
-          <w:sz w:val="28"/>
-          <w:szCs w:val="28"/>
-          <w:lang w:val="ru-RU"/>
-        </w:rPr>
-        <w:t>TCNT0</w:t>
-      </w:r>
-      <w:r>
-        <w:rPr>
-          <w:rFonts w:ascii="Times New Roman" w:hAnsi="Times New Roman" w:eastAsia="Times New Roman" w:cs="Times New Roman"/>
-          <w:noProof w:val="0"/>
-          <w:sz w:val="28"/>
-          <w:szCs w:val="28"/>
-          <w:lang w:val="ru-RU"/>
-        </w:rPr>
-        <w:t xml:space="preserve"> хранит текущее значение счётчика, а </w:t>
-      </w:r>
-      <w:r>
-        <w:rPr>
-          <w:rFonts w:ascii="Times New Roman" w:hAnsi="Times New Roman" w:eastAsia="Times New Roman" w:cs="Times New Roman"/>
-          <w:noProof w:val="0"/>
-          <w:sz w:val="28"/>
-          <w:szCs w:val="28"/>
-          <w:lang w:val="ru-RU"/>
-        </w:rPr>
-        <w:t>OCR0</w:t>
-      </w:r>
-      <w:r>
-        <w:rPr>
-          <w:rFonts w:ascii="Times New Roman" w:hAnsi="Times New Roman" w:eastAsia="Times New Roman" w:cs="Times New Roman"/>
-          <w:noProof w:val="0"/>
-          <w:sz w:val="28"/>
-          <w:szCs w:val="28"/>
-          <w:lang w:val="ru-RU"/>
-        </w:rPr>
-        <w:t xml:space="preserve"> используется для сравнения с текущим значением таймера. При совпадении может возникать прерывание или изменяться состояние вывода </w:t>
-      </w:r>
-      <w:r>
-        <w:rPr>
-          <w:rFonts w:ascii="Times New Roman" w:hAnsi="Times New Roman" w:eastAsia="Times New Roman" w:cs="Times New Roman"/>
-          <w:noProof w:val="0"/>
-          <w:sz w:val="28"/>
-          <w:szCs w:val="28"/>
-          <w:lang w:val="ru-RU"/>
-        </w:rPr>
-        <w:t>OC0</w:t>
-      </w:r>
-      <w:r>
-        <w:rPr>
-          <w:rFonts w:ascii="Times New Roman" w:hAnsi="Times New Roman" w:eastAsia="Times New Roman" w:cs="Times New Roman"/>
-          <w:noProof w:val="0"/>
-          <w:sz w:val="28"/>
-          <w:szCs w:val="28"/>
-          <w:lang w:val="ru-RU"/>
-        </w:rPr>
-        <w:t>.</w:t>
-      </w:r>
-    </w:p>
-    <w:p>
-      <w:pPr>
-        <w:pStyle w:val="a"/>
-        <w:ind w:firstLine="708"/>
-        <w:rPr>
-          <w:rFonts w:ascii="Times New Roman" w:hAnsi="Times New Roman" w:eastAsia="Times New Roman" w:cs="Times New Roman"/>
-          <w:noProof w:val="0"/>
-          <w:sz w:val="28"/>
-          <w:szCs w:val="28"/>
-          <w:lang w:val="ru-RU"/>
-        </w:rPr>
-      </w:pPr>
-      <w:r>
-        <w:rPr>
-          <w:rFonts w:ascii="Times New Roman" w:hAnsi="Times New Roman" w:eastAsia="Times New Roman" w:cs="Times New Roman"/>
-          <w:b w:val="1"/>
-          <w:bCs w:val="1"/>
-          <w:noProof w:val="0"/>
-          <w:sz w:val="28"/>
-          <w:szCs w:val="28"/>
-          <w:lang w:val="ru-RU"/>
-        </w:rPr>
-        <w:t xml:space="preserve">3.2 </w:t>
-      </w:r>
-      <w:r>
-        <w:rPr>
-          <w:rFonts w:ascii="Times New Roman" w:hAnsi="Times New Roman" w:eastAsia="Times New Roman" w:cs="Times New Roman"/>
-          <w:b w:val="1"/>
-          <w:bCs w:val="1"/>
-          <w:noProof w:val="0"/>
-          <w:sz w:val="28"/>
-          <w:szCs w:val="28"/>
-          <w:lang w:val="ru-RU"/>
-        </w:rPr>
-        <w:t>Какие источники импульсов могут применяться для увеличения таймера-счётчика и для каких целей?</w:t>
-      </w:r>
-      <w:r>
-        <w:tab/>
-      </w:r>
-    </w:p>
-    <w:p>
-      <w:pPr>
-        <w:pStyle w:val="a"/>
-        <w:ind w:firstLine="708"/>
-      </w:pPr>
-      <w:r>
-        <w:rPr>
-          <w:rFonts w:ascii="Times New Roman" w:hAnsi="Times New Roman" w:eastAsia="Times New Roman" w:cs="Times New Roman"/>
-          <w:noProof w:val="0"/>
-          <w:sz w:val="28"/>
-          <w:szCs w:val="28"/>
-          <w:lang w:val="ru-RU"/>
-        </w:rPr>
-        <w:t>Для увеличения таймера-счётчика могут использоваться импульсы от внутреннего источника тактовой частоты микроконтроллера или внешние импульсы, поступающие на специальный вход таймера. При работе от внутренней частоты таймер используется для формирования временных интервалов, задержек, периодических прерываний и работы с индикацией. При работе от внешних импульсов таймер используется как счётчик внешних событий, например для подсчёта импульсов, нажатий или сигналов от внешних устройств. Таймеры также могут применяться для формирования последовательности импульсов и генерации ШИМ-сигналов.</w:t>
-      </w:r>
-    </w:p>
-    <w:p>
-      <w:pPr>
-        <w:pStyle w:val="a"/>
-        <w:rPr>
-          <w:rFonts w:ascii="Times New Roman" w:hAnsi="Times New Roman" w:eastAsia="Times New Roman" w:cs="Times New Roman"/>
-          <w:noProof w:val="0"/>
-          <w:sz w:val="28"/>
-          <w:szCs w:val="28"/>
-          <w:lang w:val="ru-RU"/>
-        </w:rPr>
-      </w:pPr>
-      <w:r>
-        <w:rPr>
-          <w:rStyle w:val="20"/>
-          <w:noProof w:val="0"/>
-          <w:lang w:val="ru-RU"/>
-        </w:rPr>
-        <w:t xml:space="preserve">3.3 </w:t>
-      </w:r>
-      <w:r>
-        <w:rPr>
-          <w:rFonts w:ascii="Times New Roman" w:hAnsi="Times New Roman" w:eastAsia="Times New Roman" w:cs="Times New Roman"/>
-          <w:b w:val="1"/>
-          <w:bCs w:val="1"/>
-          <w:noProof w:val="0"/>
-          <w:sz w:val="28"/>
-          <w:szCs w:val="28"/>
-          <w:lang w:val="ru-RU"/>
-        </w:rPr>
-        <w:t>В каких режимах могут работать таймеры-счётчики?</w:t>
-      </w:r>
-      <w:r>
-        <w:br/>
-      </w:r>
-      <w:r>
-        <w:tab/>
-      </w:r>
-      <w:r>
-        <w:rPr>
-          <w:rFonts w:ascii="Times New Roman" w:hAnsi="Times New Roman" w:eastAsia="Times New Roman" w:cs="Times New Roman"/>
-          <w:noProof w:val="0"/>
-          <w:sz w:val="28"/>
-          <w:szCs w:val="28"/>
-          <w:lang w:val="ru-RU"/>
-        </w:rPr>
-        <w:t xml:space="preserve">Таймеры-счётчики AVR могут работать в нескольких режимах. Для восьмиразрядного таймера T0 основными режимами являются: обычный режим </w:t>
-      </w:r>
-      <w:r>
-        <w:rPr>
-          <w:rFonts w:ascii="Times New Roman" w:hAnsi="Times New Roman" w:eastAsia="Times New Roman" w:cs="Times New Roman"/>
-          <w:noProof w:val="0"/>
-          <w:sz w:val="28"/>
-          <w:szCs w:val="28"/>
-          <w:lang w:val="ru-RU"/>
-        </w:rPr>
-        <w:t>Normal</w:t>
-      </w:r>
-      <w:r>
-        <w:rPr>
-          <w:rFonts w:ascii="Times New Roman" w:hAnsi="Times New Roman" w:eastAsia="Times New Roman" w:cs="Times New Roman"/>
-          <w:noProof w:val="0"/>
-          <w:sz w:val="28"/>
-          <w:szCs w:val="28"/>
-          <w:lang w:val="ru-RU"/>
-        </w:rPr>
-        <w:t xml:space="preserve">, режим сброса таймера при совпадении </w:t>
-      </w:r>
-      <w:r>
-        <w:rPr>
-          <w:rFonts w:ascii="Times New Roman" w:hAnsi="Times New Roman" w:eastAsia="Times New Roman" w:cs="Times New Roman"/>
-          <w:noProof w:val="0"/>
-          <w:sz w:val="28"/>
-          <w:szCs w:val="28"/>
-          <w:lang w:val="ru-RU"/>
-        </w:rPr>
-        <w:t>CTC</w:t>
-      </w:r>
-      <w:r>
-        <w:rPr>
-          <w:rFonts w:ascii="Times New Roman" w:hAnsi="Times New Roman" w:eastAsia="Times New Roman" w:cs="Times New Roman"/>
-          <w:noProof w:val="0"/>
-          <w:sz w:val="28"/>
-          <w:szCs w:val="28"/>
-          <w:lang w:val="ru-RU"/>
-        </w:rPr>
-        <w:t xml:space="preserve">, режим фазовой ШИМ </w:t>
-      </w:r>
-      <w:r>
-        <w:rPr>
-          <w:rFonts w:ascii="Times New Roman" w:hAnsi="Times New Roman" w:eastAsia="Times New Roman" w:cs="Times New Roman"/>
-          <w:noProof w:val="0"/>
-          <w:sz w:val="28"/>
-          <w:szCs w:val="28"/>
-          <w:lang w:val="ru-RU"/>
-        </w:rPr>
-        <w:t xml:space="preserve">PWM, </w:t>
-      </w:r>
-      <w:r>
-        <w:rPr>
-          <w:rFonts w:ascii="Times New Roman" w:hAnsi="Times New Roman" w:eastAsia="Times New Roman" w:cs="Times New Roman"/>
-          <w:noProof w:val="0"/>
-          <w:sz w:val="28"/>
-          <w:szCs w:val="28"/>
-          <w:lang w:val="ru-RU"/>
-        </w:rPr>
-        <w:t>Phase</w:t>
-      </w:r>
-      <w:r>
-        <w:rPr>
-          <w:rFonts w:ascii="Times New Roman" w:hAnsi="Times New Roman" w:eastAsia="Times New Roman" w:cs="Times New Roman"/>
-          <w:noProof w:val="0"/>
-          <w:sz w:val="28"/>
-          <w:szCs w:val="28"/>
-          <w:lang w:val="ru-RU"/>
-        </w:rPr>
-        <w:t xml:space="preserve"> </w:t>
-      </w:r>
-      <w:r>
-        <w:rPr>
-          <w:rFonts w:ascii="Times New Roman" w:hAnsi="Times New Roman" w:eastAsia="Times New Roman" w:cs="Times New Roman"/>
-          <w:noProof w:val="0"/>
-          <w:sz w:val="28"/>
-          <w:szCs w:val="28"/>
-          <w:lang w:val="ru-RU"/>
-        </w:rPr>
-        <w:t>Correct</w:t>
-      </w:r>
-      <w:r>
-        <w:rPr>
-          <w:rFonts w:ascii="Times New Roman" w:hAnsi="Times New Roman" w:eastAsia="Times New Roman" w:cs="Times New Roman"/>
-          <w:noProof w:val="0"/>
-          <w:sz w:val="28"/>
-          <w:szCs w:val="28"/>
-          <w:lang w:val="ru-RU"/>
-        </w:rPr>
-        <w:t xml:space="preserve"> и режим быстрой ШИМ </w:t>
-      </w:r>
-      <w:r>
-        <w:rPr>
-          <w:rFonts w:ascii="Times New Roman" w:hAnsi="Times New Roman" w:eastAsia="Times New Roman" w:cs="Times New Roman"/>
-          <w:noProof w:val="0"/>
-          <w:sz w:val="28"/>
-          <w:szCs w:val="28"/>
-          <w:lang w:val="ru-RU"/>
-        </w:rPr>
-        <w:t>Fast PWM</w:t>
-      </w:r>
-      <w:r>
-        <w:rPr>
-          <w:rFonts w:ascii="Times New Roman" w:hAnsi="Times New Roman" w:eastAsia="Times New Roman" w:cs="Times New Roman"/>
-          <w:noProof w:val="0"/>
-          <w:sz w:val="28"/>
-          <w:szCs w:val="28"/>
-          <w:lang w:val="ru-RU"/>
-        </w:rPr>
-        <w:t xml:space="preserve">. В обычном режиме счётчик считает до переполнения, в режиме </w:t>
-      </w:r>
-      <w:r>
-        <w:rPr>
-          <w:rFonts w:ascii="Times New Roman" w:hAnsi="Times New Roman" w:eastAsia="Times New Roman" w:cs="Times New Roman"/>
-          <w:noProof w:val="0"/>
-          <w:sz w:val="28"/>
-          <w:szCs w:val="28"/>
-          <w:lang w:val="ru-RU"/>
-        </w:rPr>
-        <w:t>CTC</w:t>
-      </w:r>
-      <w:r>
-        <w:rPr>
-          <w:rFonts w:ascii="Times New Roman" w:hAnsi="Times New Roman" w:eastAsia="Times New Roman" w:cs="Times New Roman"/>
-          <w:noProof w:val="0"/>
-          <w:sz w:val="28"/>
-          <w:szCs w:val="28"/>
-          <w:lang w:val="ru-RU"/>
-        </w:rPr>
-        <w:t xml:space="preserve"> счётчик сбрасывается при совпадении с регистром сравнения, а в режимах ШИМ таймер используется для формирования импульсного сигнала с заданной частотой и скважностью.</w:t>
-      </w:r>
-    </w:p>
-    <w:p>
-      <w:pPr>
-        <w:pStyle w:val="a"/>
-        <w:ind/>
-      </w:pPr>
-      <w:r>
-        <w:rPr>
-          <w:rStyle w:val="20"/>
-          <w:noProof w:val="0"/>
-          <w:lang w:val="ru-RU"/>
-        </w:rPr>
-        <w:t xml:space="preserve">3.4 </w:t>
-      </w:r>
-      <w:r>
-        <w:rPr>
-          <w:rFonts w:ascii="Times New Roman" w:hAnsi="Times New Roman" w:eastAsia="Times New Roman" w:cs="Times New Roman"/>
-          <w:b w:val="1"/>
-          <w:bCs w:val="1"/>
-          <w:noProof w:val="0"/>
-          <w:sz w:val="28"/>
-          <w:szCs w:val="28"/>
-          <w:lang w:val="ru-RU"/>
-        </w:rPr>
-        <w:t>Как рассчитать начальное значение таймера-счётчика по заданному времени, которое должен отмерить таймер-счётчик до своего переполнения?</w:t>
-      </w:r>
-    </w:p>
-    <w:p>
-      <w:pPr>
-        <w:spacing w:before="0" w:beforeAutospacing="off" w:after="240" w:afterAutospacing="off"/>
-        <w:ind/>
-        <w:rPr>
-          <w:rFonts w:ascii="Times New Roman" w:hAnsi="Times New Roman" w:eastAsia="Times New Roman" w:cs="Times New Roman"/>
-          <w:noProof w:val="0"/>
-          <w:sz w:val="28"/>
-          <w:szCs w:val="28"/>
-          <w:lang w:val="ru-RU"/>
-        </w:rPr>
-      </w:pPr>
-      <w:r>
-        <w:rPr>
-          <w:rFonts w:ascii="Times New Roman" w:hAnsi="Times New Roman" w:eastAsia="Times New Roman" w:cs="Times New Roman"/>
-          <w:noProof w:val="0"/>
-          <w:sz w:val="28"/>
-          <w:szCs w:val="28"/>
-          <w:lang w:val="ru-RU"/>
-        </w:rPr>
-        <w:t xml:space="preserve">Для расчёта начального значения таймера нужно знать частоту микроконтроллера, коэффициент </w:t>
-      </w:r>
-      <w:r>
-        <w:rPr>
-          <w:rFonts w:ascii="Times New Roman" w:hAnsi="Times New Roman" w:eastAsia="Times New Roman" w:cs="Times New Roman"/>
-          <w:noProof w:val="0"/>
-          <w:sz w:val="28"/>
-          <w:szCs w:val="28"/>
-          <w:lang w:val="ru-RU"/>
-        </w:rPr>
-        <w:t>предделителя</w:t>
-      </w:r>
-      <w:r>
-        <w:rPr>
-          <w:rFonts w:ascii="Times New Roman" w:hAnsi="Times New Roman" w:eastAsia="Times New Roman" w:cs="Times New Roman"/>
-          <w:noProof w:val="0"/>
-          <w:sz w:val="28"/>
-          <w:szCs w:val="28"/>
-          <w:lang w:val="ru-RU"/>
-        </w:rPr>
-        <w:t xml:space="preserve"> и требуемое время задержки. Сначала вычисляют период одного тика таймера:</w:t>
-      </w:r>
-    </w:p>
-    <w:p>
-      <w:pPr>
-        <w:spacing w:before="0" w:beforeAutospacing="off" w:after="0" w:afterAutospacing="off"/>
-        <w:ind/>
-        <w:rPr>
-          <w:rFonts w:ascii="Times New Roman" w:hAnsi="Times New Roman" w:eastAsia="Times New Roman" w:cs="Times New Roman"/>
-          <w:i w:val="1"/>
-          <w:iCs w:val="1"/>
-          <w:noProof w:val="0"/>
-          <w:sz w:val="28"/>
-          <w:szCs w:val="28"/>
-          <w:lang w:val="ru-RU"/>
-        </w:rPr>
-      </w:pPr>
-      <w:r>
-        <w:rPr>
-          <w:rFonts w:ascii="Times New Roman" w:hAnsi="Times New Roman" w:eastAsia="Times New Roman" w:cs="Times New Roman"/>
-          <w:i w:val="1"/>
-          <w:iCs w:val="1"/>
-          <w:noProof w:val="0"/>
-          <w:sz w:val="28"/>
-          <w:szCs w:val="28"/>
-          <w:lang w:val="ru-RU"/>
-        </w:rPr>
-        <w:t>Период_тика</w:t>
-      </w:r>
-      <w:r>
-        <w:rPr>
-          <w:rFonts w:ascii="Times New Roman" w:hAnsi="Times New Roman" w:eastAsia="Times New Roman" w:cs="Times New Roman"/>
-          <w:i w:val="1"/>
-          <w:iCs w:val="1"/>
-          <w:noProof w:val="0"/>
-          <w:sz w:val="28"/>
-          <w:szCs w:val="28"/>
-          <w:lang w:val="ru-RU"/>
-        </w:rPr>
-        <w:t xml:space="preserve"> = </w:t>
-      </w:r>
-      <w:r>
-        <w:rPr>
-          <w:rFonts w:ascii="Times New Roman" w:hAnsi="Times New Roman" w:eastAsia="Times New Roman" w:cs="Times New Roman"/>
-          <w:i w:val="1"/>
-          <w:iCs w:val="1"/>
-          <w:noProof w:val="0"/>
-          <w:sz w:val="28"/>
-          <w:szCs w:val="28"/>
-          <w:lang w:val="ru-RU"/>
-        </w:rPr>
-        <w:t>Предделитель</w:t>
-      </w:r>
-      <w:r>
-        <w:rPr>
-          <w:rFonts w:ascii="Times New Roman" w:hAnsi="Times New Roman" w:eastAsia="Times New Roman" w:cs="Times New Roman"/>
-          <w:i w:val="1"/>
-          <w:iCs w:val="1"/>
-          <w:noProof w:val="0"/>
-          <w:sz w:val="28"/>
-          <w:szCs w:val="28"/>
-          <w:lang w:val="ru-RU"/>
-        </w:rPr>
-        <w:t xml:space="preserve"> / </w:t>
-      </w:r>
-      <w:r>
-        <w:rPr>
-          <w:rFonts w:ascii="Times New Roman" w:hAnsi="Times New Roman" w:eastAsia="Times New Roman" w:cs="Times New Roman"/>
-          <w:i w:val="1"/>
-          <w:iCs w:val="1"/>
-          <w:noProof w:val="0"/>
-          <w:sz w:val="28"/>
-          <w:szCs w:val="28"/>
-          <w:lang w:val="ru-RU"/>
-        </w:rPr>
-        <w:t>Частота_МК</w:t>
-      </w:r>
-    </w:p>
-    <w:p>
-      <w:pPr>
-        <w:spacing w:before="240" w:beforeAutospacing="off" w:after="240" w:afterAutospacing="off"/>
-        <w:ind/>
-        <w:rPr>
-          <w:rFonts w:ascii="Times New Roman" w:hAnsi="Times New Roman" w:eastAsia="Times New Roman" w:cs="Times New Roman"/>
-          <w:noProof w:val="0"/>
-          <w:sz w:val="28"/>
-          <w:szCs w:val="28"/>
-          <w:lang w:val="ru-RU"/>
-        </w:rPr>
-      </w:pPr>
-      <w:r>
-        <w:rPr>
-          <w:rFonts w:ascii="Times New Roman" w:hAnsi="Times New Roman" w:eastAsia="Times New Roman" w:cs="Times New Roman"/>
-          <w:noProof w:val="0"/>
-          <w:sz w:val="28"/>
-          <w:szCs w:val="28"/>
-          <w:lang w:val="ru-RU"/>
-        </w:rPr>
-        <w:t>Затем рассчитывают количество тиков, которое должно пройти за заданное время:</w:t>
-      </w:r>
-    </w:p>
-    <w:p>
-      <w:pPr>
-        <w:spacing w:before="0" w:beforeAutospacing="off" w:after="0" w:afterAutospacing="off"/>
-        <w:ind/>
-        <w:rPr>
-          <w:rFonts w:ascii="Times New Roman" w:hAnsi="Times New Roman" w:eastAsia="Times New Roman" w:cs="Times New Roman"/>
-          <w:i w:val="1"/>
-          <w:iCs w:val="1"/>
-          <w:noProof w:val="0"/>
-          <w:sz w:val="28"/>
-          <w:szCs w:val="28"/>
-          <w:lang w:val="ru-RU"/>
-        </w:rPr>
-      </w:pPr>
-      <w:r>
-        <w:rPr>
-          <w:rFonts w:ascii="Times New Roman" w:hAnsi="Times New Roman" w:eastAsia="Times New Roman" w:cs="Times New Roman"/>
-          <w:i w:val="1"/>
-          <w:iCs w:val="1"/>
-          <w:noProof w:val="0"/>
-          <w:sz w:val="28"/>
-          <w:szCs w:val="28"/>
-          <w:lang w:val="ru-RU"/>
-        </w:rPr>
-        <w:t>Количество_тиков</w:t>
-      </w:r>
-      <w:r>
-        <w:rPr>
-          <w:rFonts w:ascii="Times New Roman" w:hAnsi="Times New Roman" w:eastAsia="Times New Roman" w:cs="Times New Roman"/>
-          <w:i w:val="1"/>
-          <w:iCs w:val="1"/>
-          <w:noProof w:val="0"/>
-          <w:sz w:val="28"/>
-          <w:szCs w:val="28"/>
-          <w:lang w:val="ru-RU"/>
-        </w:rPr>
-        <w:t xml:space="preserve"> = </w:t>
-      </w:r>
-      <w:r>
-        <w:rPr>
-          <w:rFonts w:ascii="Times New Roman" w:hAnsi="Times New Roman" w:eastAsia="Times New Roman" w:cs="Times New Roman"/>
-          <w:i w:val="1"/>
-          <w:iCs w:val="1"/>
-          <w:noProof w:val="0"/>
-          <w:sz w:val="28"/>
-          <w:szCs w:val="28"/>
-          <w:lang w:val="ru-RU"/>
-        </w:rPr>
-        <w:t>Время_задержки</w:t>
-      </w:r>
-      <w:r>
-        <w:rPr>
-          <w:rFonts w:ascii="Times New Roman" w:hAnsi="Times New Roman" w:eastAsia="Times New Roman" w:cs="Times New Roman"/>
-          <w:i w:val="1"/>
-          <w:iCs w:val="1"/>
-          <w:noProof w:val="0"/>
-          <w:sz w:val="28"/>
-          <w:szCs w:val="28"/>
-          <w:lang w:val="ru-RU"/>
-        </w:rPr>
-        <w:t xml:space="preserve"> / </w:t>
-      </w:r>
-      <w:r>
-        <w:rPr>
-          <w:rFonts w:ascii="Times New Roman" w:hAnsi="Times New Roman" w:eastAsia="Times New Roman" w:cs="Times New Roman"/>
-          <w:i w:val="1"/>
-          <w:iCs w:val="1"/>
-          <w:noProof w:val="0"/>
-          <w:sz w:val="28"/>
-          <w:szCs w:val="28"/>
-          <w:lang w:val="ru-RU"/>
-        </w:rPr>
-        <w:t>Период_тика</w:t>
-      </w:r>
-    </w:p>
-    <w:p>
-      <w:pPr>
-        <w:spacing w:before="240" w:beforeAutospacing="off" w:after="240" w:afterAutospacing="off"/>
-        <w:ind/>
-        <w:rPr>
-          <w:rFonts w:ascii="Times New Roman" w:hAnsi="Times New Roman" w:eastAsia="Times New Roman" w:cs="Times New Roman"/>
-          <w:noProof w:val="0"/>
-          <w:sz w:val="28"/>
-          <w:szCs w:val="28"/>
-          <w:lang w:val="ru-RU"/>
-        </w:rPr>
-      </w:pPr>
-      <w:r>
-        <w:rPr>
-          <w:rFonts w:ascii="Times New Roman" w:hAnsi="Times New Roman" w:eastAsia="Times New Roman" w:cs="Times New Roman"/>
-          <w:noProof w:val="0"/>
-          <w:sz w:val="28"/>
-          <w:szCs w:val="28"/>
-          <w:lang w:val="ru-RU"/>
-        </w:rPr>
-        <w:t>Для восьмиразрядного таймера переполнение происходит после значения 255, поэтому начальное значение счётного регистра рассчитывается так:</w:t>
-      </w:r>
-    </w:p>
-    <w:p>
-      <w:pPr>
-        <w:spacing w:before="0" w:beforeAutospacing="off" w:after="0" w:afterAutospacing="off"/>
-        <w:ind/>
-        <w:rPr>
-          <w:rFonts w:ascii="Times New Roman" w:hAnsi="Times New Roman" w:eastAsia="Times New Roman" w:cs="Times New Roman"/>
-          <w:i w:val="1"/>
-          <w:iCs w:val="1"/>
-          <w:noProof w:val="0"/>
-          <w:sz w:val="28"/>
-          <w:szCs w:val="28"/>
-          <w:lang w:val="ru-RU"/>
-        </w:rPr>
-      </w:pPr>
-      <w:r>
-        <w:rPr>
-          <w:rFonts w:ascii="Times New Roman" w:hAnsi="Times New Roman" w:eastAsia="Times New Roman" w:cs="Times New Roman"/>
-          <w:i w:val="1"/>
-          <w:iCs w:val="1"/>
-          <w:noProof w:val="0"/>
-          <w:sz w:val="28"/>
-          <w:szCs w:val="28"/>
-          <w:lang w:val="ru-RU"/>
-        </w:rPr>
-        <w:t>Начальное_значение</w:t>
-      </w:r>
-      <w:r>
-        <w:rPr>
-          <w:rFonts w:ascii="Times New Roman" w:hAnsi="Times New Roman" w:eastAsia="Times New Roman" w:cs="Times New Roman"/>
-          <w:i w:val="1"/>
-          <w:iCs w:val="1"/>
-          <w:noProof w:val="0"/>
-          <w:sz w:val="28"/>
-          <w:szCs w:val="28"/>
-          <w:lang w:val="ru-RU"/>
-        </w:rPr>
-        <w:t xml:space="preserve"> = 256 - </w:t>
-      </w:r>
-      <w:r>
-        <w:rPr>
-          <w:rFonts w:ascii="Times New Roman" w:hAnsi="Times New Roman" w:eastAsia="Times New Roman" w:cs="Times New Roman"/>
-          <w:i w:val="1"/>
-          <w:iCs w:val="1"/>
-          <w:noProof w:val="0"/>
-          <w:sz w:val="28"/>
-          <w:szCs w:val="28"/>
-          <w:lang w:val="ru-RU"/>
-        </w:rPr>
-        <w:t>Количество_тиков</w:t>
-      </w:r>
-    </w:p>
-    <w:p>
-      <w:pPr>
-        <w:spacing w:before="240" w:beforeAutospacing="off" w:after="240" w:afterAutospacing="off"/>
-        <w:ind/>
-        <w:rPr>
-          <w:rFonts w:ascii="Times New Roman" w:hAnsi="Times New Roman" w:eastAsia="Times New Roman" w:cs="Times New Roman"/>
-          <w:noProof w:val="0"/>
-          <w:sz w:val="28"/>
-          <w:szCs w:val="28"/>
-          <w:lang w:val="ru-RU"/>
-        </w:rPr>
-      </w:pPr>
-      <w:r>
-        <w:rPr>
-          <w:rFonts w:ascii="Times New Roman" w:hAnsi="Times New Roman" w:eastAsia="Times New Roman" w:cs="Times New Roman"/>
-          <w:noProof w:val="0"/>
-          <w:sz w:val="28"/>
-          <w:szCs w:val="28"/>
-          <w:lang w:val="ru-RU"/>
-        </w:rPr>
-        <w:t xml:space="preserve">Если таймер работает в режиме сравнения </w:t>
-      </w:r>
-      <w:r>
-        <w:rPr>
-          <w:rFonts w:ascii="Times New Roman" w:hAnsi="Times New Roman" w:eastAsia="Times New Roman" w:cs="Times New Roman"/>
-          <w:noProof w:val="0"/>
-          <w:sz w:val="28"/>
-          <w:szCs w:val="28"/>
-          <w:lang w:val="ru-RU"/>
-        </w:rPr>
-        <w:t>CTC</w:t>
-      </w:r>
-      <w:r>
-        <w:rPr>
-          <w:rFonts w:ascii="Times New Roman" w:hAnsi="Times New Roman" w:eastAsia="Times New Roman" w:cs="Times New Roman"/>
-          <w:noProof w:val="0"/>
-          <w:sz w:val="28"/>
-          <w:szCs w:val="28"/>
-          <w:lang w:val="ru-RU"/>
-        </w:rPr>
-        <w:t>, то обычно задаётся не начальное значение счётчика, а значение регистра сравнения:</w:t>
-      </w:r>
-    </w:p>
-    <w:p>
-      <w:pPr>
-        <w:spacing w:before="0" w:beforeAutospacing="off" w:after="0" w:afterAutospacing="off"/>
-        <w:ind/>
-        <w:rPr>
-          <w:rFonts w:ascii="Times New Roman" w:hAnsi="Times New Roman" w:eastAsia="Times New Roman" w:cs="Times New Roman"/>
-          <w:i w:val="1"/>
-          <w:iCs w:val="1"/>
-          <w:noProof w:val="0"/>
-          <w:sz w:val="28"/>
-          <w:szCs w:val="28"/>
-          <w:lang w:val="ru-RU"/>
-        </w:rPr>
-      </w:pPr>
-      <w:r>
-        <w:rPr>
-          <w:rFonts w:ascii="Times New Roman" w:hAnsi="Times New Roman" w:eastAsia="Times New Roman" w:cs="Times New Roman"/>
-          <w:i w:val="1"/>
-          <w:iCs w:val="1"/>
-          <w:noProof w:val="0"/>
-          <w:sz w:val="28"/>
-          <w:szCs w:val="28"/>
-          <w:lang w:val="ru-RU"/>
-        </w:rPr>
-        <w:t>Значение_сравнения</w:t>
-      </w:r>
-      <w:r>
-        <w:rPr>
-          <w:rFonts w:ascii="Times New Roman" w:hAnsi="Times New Roman" w:eastAsia="Times New Roman" w:cs="Times New Roman"/>
-          <w:i w:val="1"/>
-          <w:iCs w:val="1"/>
-          <w:noProof w:val="0"/>
-          <w:sz w:val="28"/>
-          <w:szCs w:val="28"/>
-          <w:lang w:val="ru-RU"/>
-        </w:rPr>
-        <w:t xml:space="preserve"> = </w:t>
-      </w:r>
-      <w:r>
-        <w:rPr>
-          <w:rFonts w:ascii="Times New Roman" w:hAnsi="Times New Roman" w:eastAsia="Times New Roman" w:cs="Times New Roman"/>
-          <w:i w:val="1"/>
-          <w:iCs w:val="1"/>
-          <w:noProof w:val="0"/>
-          <w:sz w:val="28"/>
-          <w:szCs w:val="28"/>
-          <w:lang w:val="ru-RU"/>
-        </w:rPr>
-        <w:t>Количество_тиков</w:t>
-      </w:r>
-      <w:r>
-        <w:rPr>
-          <w:rFonts w:ascii="Times New Roman" w:hAnsi="Times New Roman" w:eastAsia="Times New Roman" w:cs="Times New Roman"/>
-          <w:i w:val="1"/>
-          <w:iCs w:val="1"/>
-          <w:noProof w:val="0"/>
-          <w:sz w:val="28"/>
-          <w:szCs w:val="28"/>
-          <w:lang w:val="ru-RU"/>
-        </w:rPr>
-        <w:t xml:space="preserve"> - 1</w:t>
-      </w:r>
-    </w:p>
-    <w:p>
-      <w:pPr>
-        <w:pStyle w:val="a"/>
-        <w:ind w:firstLine="708"/>
-      </w:pPr>
-      <w:r>
-        <w:rPr>
-          <w:rFonts w:ascii="Times New Roman" w:hAnsi="Times New Roman" w:eastAsia="Times New Roman" w:cs="Times New Roman"/>
-          <w:b w:val="1"/>
-          <w:bCs w:val="1"/>
-          <w:noProof w:val="0"/>
-          <w:sz w:val="28"/>
-          <w:szCs w:val="28"/>
-          <w:lang w:val="ru-RU"/>
-        </w:rPr>
-        <w:t xml:space="preserve">3.5 </w:t>
-      </w:r>
-      <w:r>
-        <w:rPr>
-          <w:rFonts w:ascii="Times New Roman" w:hAnsi="Times New Roman" w:eastAsia="Times New Roman" w:cs="Times New Roman"/>
-          <w:b w:val="1"/>
-          <w:bCs w:val="1"/>
-          <w:noProof w:val="0"/>
-          <w:sz w:val="28"/>
-          <w:szCs w:val="28"/>
-          <w:lang w:val="ru-RU"/>
-        </w:rPr>
-        <w:t>В чём состоит отличие работы таймера-счётчика в режиме таймера и в режиме счётчика?</w:t>
-      </w:r>
-    </w:p>
-    <w:p>
-      <w:pPr>
-        <w:pStyle w:val="a"/>
-        <w:ind w:firstLine="708"/>
-      </w:pPr>
-      <w:r>
-        <w:rPr>
-          <w:rFonts w:ascii="Times New Roman" w:hAnsi="Times New Roman" w:eastAsia="Times New Roman" w:cs="Times New Roman"/>
-          <w:noProof w:val="0"/>
-          <w:sz w:val="28"/>
-          <w:szCs w:val="28"/>
-          <w:lang w:val="ru-RU"/>
-        </w:rPr>
-        <w:t>В режиме таймера счётный регистр увеличивается от внутренней тактовой частоты микроконтроллера, обычно через предделитель. Такой режим используется для отсчёта времени, формирования задержек и периодических прерываний. В режиме счётчика значение регистра увеличивается не от внутренней частоты, а от внешних импульсов, поступающих на вход микроконтроллера. Поэтому режим счётчика применяют для подсчёта внешних событий, например импульсов от датчиков или внешних сигналов. Основное отличие заключается в источнике импульсов: в режиме таймера источник внутренний, а в режиме счётчика — внешний.</w:t>
-      </w:r>
+      <w:proofErr w:type="spellEnd"/>
+      <w:r>
+        <w:t xml:space="preserve"> и организации точных временных интервалов без использования программных задержек. В результате была реализована программа, использующая таймеры-счётчики и внешние прерывания для управления индикацией и обработки действий пользователя. Работа показала, что таймеры-счётчики являются эффективным средством организации отсчёта времени и управления событиями в микроконтроллерных </w:t>
+      </w:r>
+      <w:proofErr w:type="spellStart"/>
+      <w:proofErr w:type="gramStart"/>
+      <w:r>
+        <w:t>системах.</w:t>
+      </w:r>
+      <w:r>
+        <w:t>ы</w:t>
+      </w:r>
+      <w:proofErr w:type="spellEnd"/>
+      <w:proofErr w:type="gramEnd"/>
     </w:p>
     <w:p>
       <w:pPr>
         <w:pStyle w:val="1"/>
-        <w:rPr/>
-      </w:pPr>
-      <w:r>
-        <w:rPr/>
+      </w:pPr>
+      <w:r>
         <w:t>Листинг программ</w:t>
       </w:r>
     </w:p>
-    <w:p>
-      <w:pPr>
-        <w:pStyle w:val="a"/>
-      </w:pPr>
-    </w:p>
+    <w:p/>
     <w:sectPr>
-      <w:pgSz w:w="11906" w:h="16838" w:orient="portrait"/>
+      <w:pgSz w:w="11906" w:h="16838"/>
       <w:pgMar w:top="1134" w:right="850" w:bottom="1134" w:left="1701" w:header="708" w:footer="708" w:gutter="0"/>
       <w:cols w:space="708"/>
       <w:docGrid w:linePitch="360"/>
@@ -2236,454 +1594,6 @@
 
 <file path=word/numbering.xml><?xml version="1.0" encoding="utf-8"?>
 <w:numbering xmlns:wpc="http://schemas.microsoft.com/office/word/2010/wordprocessingCanvas" xmlns:cx="http://schemas.microsoft.com/office/drawing/2014/chartex" xmlns:cx1="http://schemas.microsoft.com/office/drawing/2015/9/8/chartex" xmlns:cx2="http://schemas.microsoft.com/office/drawing/2015/10/21/chartex" xmlns:cx3="http://schemas.microsoft.com/office/drawing/2016/5/9/chartex" xmlns:cx4="http://schemas.microsoft.com/office/drawing/2016/5/10/chartex" xmlns:cx5="http://schemas.microsoft.com/office/drawing/2016/5/11/chartex" xmlns:cx6="http://schemas.microsoft.com/office/drawing/2016/5/12/chartex" xmlns:cx7="http://schemas.microsoft.com/office/drawing/2016/5/13/chartex" xmlns:cx8="http://schemas.microsoft.com/office/drawing/2016/5/14/chartex" xmlns:mc="http://schemas.openxmlformats.org/markup-compatibility/2006" xmlns:aink="http://schemas.microsoft.com/office/drawing/2016/ink" xmlns:am3d="http://schemas.microsoft.com/office/drawing/2017/model3d" xmlns:o="urn:schemas-microsoft-com:office:office" xmlns:oel="http://schemas.microsoft.com/office/2019/extlst" xmlns:r="http://schemas.openxmlformats.org/officeDocument/2006/relationships" xmlns:m="http://schemas.openxmlformats.org/officeDocument/2006/math" xmlns:v="urn:schemas-microsoft-com:vml" xmlns:wp14="http://schemas.microsoft.com/office/word/2010/wordprocessingDrawing" xmlns:wp="http://schemas.openxmlformats.org/drawingml/2006/wordprocessingDrawing" xmlns:w10="urn:schemas-microsoft-com:office:word" xmlns:w="http://schemas.openxmlformats.org/wordprocessingml/2006/main" xmlns:w14="http://schemas.microsoft.com/office/word/2010/wordml" xmlns:w15="http://schemas.microsoft.com/office/word/2012/wordml" xmlns:w16cex="http://schemas.microsoft.com/office/word/2018/wordml/cex" xmlns:w16cid="http://schemas.microsoft.com/office/word/2016/wordml/cid" xmlns:w16="http://schemas.microsoft.com/office/word/2018/wordml" xmlns:w16sdtdh="http://schemas.microsoft.com/office/word/2020/wordml/sdtdatahash" xmlns:w16se="http://schemas.microsoft.com/office/word/2015/wordml/symex" xmlns:wpg="http://schemas.microsoft.com/office/word/2010/wordprocessingGroup" xmlns:wpi="http://schemas.microsoft.com/office/word/2010/wordprocessingInk" xmlns:wne="http://schemas.microsoft.com/office/word/2006/wordml" xmlns:wps="http://schemas.microsoft.com/office/word/2010/wordprocessingShape" mc:Ignorable="w14 w15 w16se w16cid w16 w16cex w16sdtdh wp14">
-  <w:abstractNum xmlns:w="http://schemas.openxmlformats.org/wordprocessingml/2006/main" w:abstractNumId="19">
-    <w:nsid w:val="5e41a516"/>
-    <w:multiLevelType xmlns:w="http://schemas.openxmlformats.org/wordprocessingml/2006/main" w:val="hybridMultilevel"/>
-    <w:lvl xmlns:w="http://schemas.openxmlformats.org/wordprocessingml/2006/main" w:ilvl="0">
-      <w:start w:val="1"/>
-      <w:numFmt w:val="bullet"/>
-      <w:lvlText w:val=""/>
-      <w:lvlJc w:val="left"/>
-      <w:pPr>
-        <w:ind w:left="720" w:hanging="360"/>
-      </w:pPr>
-      <w:rPr>
-        <w:rFonts w:hint="default" w:ascii="Symbol" w:hAnsi="Symbol"/>
-      </w:rPr>
-    </w:lvl>
-    <w:lvl xmlns:w="http://schemas.openxmlformats.org/wordprocessingml/2006/main" w:ilvl="1">
-      <w:start w:val="1"/>
-      <w:numFmt w:val="bullet"/>
-      <w:lvlText w:val="o"/>
-      <w:lvlJc w:val="left"/>
-      <w:pPr>
-        <w:ind w:left="1440" w:hanging="360"/>
-      </w:pPr>
-      <w:rPr>
-        <w:rFonts w:hint="default" w:ascii="Courier New" w:hAnsi="Courier New"/>
-      </w:rPr>
-    </w:lvl>
-    <w:lvl xmlns:w="http://schemas.openxmlformats.org/wordprocessingml/2006/main" w:ilvl="2">
-      <w:start w:val="1"/>
-      <w:numFmt w:val="bullet"/>
-      <w:lvlText w:val=""/>
-      <w:lvlJc w:val="left"/>
-      <w:pPr>
-        <w:ind w:left="2160" w:hanging="360"/>
-      </w:pPr>
-      <w:rPr>
-        <w:rFonts w:hint="default" w:ascii="Wingdings" w:hAnsi="Wingdings"/>
-      </w:rPr>
-    </w:lvl>
-    <w:lvl xmlns:w="http://schemas.openxmlformats.org/wordprocessingml/2006/main" w:ilvl="3">
-      <w:start w:val="1"/>
-      <w:numFmt w:val="bullet"/>
-      <w:lvlText w:val=""/>
-      <w:lvlJc w:val="left"/>
-      <w:pPr>
-        <w:ind w:left="2880" w:hanging="360"/>
-      </w:pPr>
-      <w:rPr>
-        <w:rFonts w:hint="default" w:ascii="Symbol" w:hAnsi="Symbol"/>
-      </w:rPr>
-    </w:lvl>
-    <w:lvl xmlns:w="http://schemas.openxmlformats.org/wordprocessingml/2006/main" w:ilvl="4">
-      <w:start w:val="1"/>
-      <w:numFmt w:val="bullet"/>
-      <w:lvlText w:val="o"/>
-      <w:lvlJc w:val="left"/>
-      <w:pPr>
-        <w:ind w:left="3600" w:hanging="360"/>
-      </w:pPr>
-      <w:rPr>
-        <w:rFonts w:hint="default" w:ascii="Courier New" w:hAnsi="Courier New"/>
-      </w:rPr>
-    </w:lvl>
-    <w:lvl xmlns:w="http://schemas.openxmlformats.org/wordprocessingml/2006/main" w:ilvl="5">
-      <w:start w:val="1"/>
-      <w:numFmt w:val="bullet"/>
-      <w:lvlText w:val=""/>
-      <w:lvlJc w:val="left"/>
-      <w:pPr>
-        <w:ind w:left="4320" w:hanging="360"/>
-      </w:pPr>
-      <w:rPr>
-        <w:rFonts w:hint="default" w:ascii="Wingdings" w:hAnsi="Wingdings"/>
-      </w:rPr>
-    </w:lvl>
-    <w:lvl xmlns:w="http://schemas.openxmlformats.org/wordprocessingml/2006/main" w:ilvl="6">
-      <w:start w:val="1"/>
-      <w:numFmt w:val="bullet"/>
-      <w:lvlText w:val=""/>
-      <w:lvlJc w:val="left"/>
-      <w:pPr>
-        <w:ind w:left="5040" w:hanging="360"/>
-      </w:pPr>
-      <w:rPr>
-        <w:rFonts w:hint="default" w:ascii="Symbol" w:hAnsi="Symbol"/>
-      </w:rPr>
-    </w:lvl>
-    <w:lvl xmlns:w="http://schemas.openxmlformats.org/wordprocessingml/2006/main" w:ilvl="7">
-      <w:start w:val="1"/>
-      <w:numFmt w:val="bullet"/>
-      <w:lvlText w:val="o"/>
-      <w:lvlJc w:val="left"/>
-      <w:pPr>
-        <w:ind w:left="5760" w:hanging="360"/>
-      </w:pPr>
-      <w:rPr>
-        <w:rFonts w:hint="default" w:ascii="Courier New" w:hAnsi="Courier New"/>
-      </w:rPr>
-    </w:lvl>
-    <w:lvl xmlns:w="http://schemas.openxmlformats.org/wordprocessingml/2006/main" w:ilvl="8">
-      <w:start w:val="1"/>
-      <w:numFmt w:val="bullet"/>
-      <w:lvlText w:val=""/>
-      <w:lvlJc w:val="left"/>
-      <w:pPr>
-        <w:ind w:left="6480" w:hanging="360"/>
-      </w:pPr>
-      <w:rPr>
-        <w:rFonts w:hint="default" w:ascii="Wingdings" w:hAnsi="Wingdings"/>
-      </w:rPr>
-    </w:lvl>
-  </w:abstractNum>
-  <w:abstractNum xmlns:w="http://schemas.openxmlformats.org/wordprocessingml/2006/main" w:abstractNumId="18">
-    <w:nsid w:val="48f1812f"/>
-    <w:multiLevelType xmlns:w="http://schemas.openxmlformats.org/wordprocessingml/2006/main" w:val="hybridMultilevel"/>
-    <w:lvl xmlns:w="http://schemas.openxmlformats.org/wordprocessingml/2006/main" w:ilvl="0">
-      <w:start w:val="1"/>
-      <w:numFmt w:val="bullet"/>
-      <w:lvlText w:val=""/>
-      <w:lvlJc w:val="left"/>
-      <w:pPr>
-        <w:ind w:left="720" w:hanging="360"/>
-      </w:pPr>
-      <w:rPr>
-        <w:rFonts w:hint="default" w:ascii="Symbol" w:hAnsi="Symbol"/>
-      </w:rPr>
-    </w:lvl>
-    <w:lvl xmlns:w="http://schemas.openxmlformats.org/wordprocessingml/2006/main" w:ilvl="1">
-      <w:start w:val="1"/>
-      <w:numFmt w:val="bullet"/>
-      <w:lvlText w:val="o"/>
-      <w:lvlJc w:val="left"/>
-      <w:pPr>
-        <w:ind w:left="1440" w:hanging="360"/>
-      </w:pPr>
-      <w:rPr>
-        <w:rFonts w:hint="default" w:ascii="Courier New" w:hAnsi="Courier New"/>
-      </w:rPr>
-    </w:lvl>
-    <w:lvl xmlns:w="http://schemas.openxmlformats.org/wordprocessingml/2006/main" w:ilvl="2">
-      <w:start w:val="1"/>
-      <w:numFmt w:val="bullet"/>
-      <w:lvlText w:val=""/>
-      <w:lvlJc w:val="left"/>
-      <w:pPr>
-        <w:ind w:left="2160" w:hanging="360"/>
-      </w:pPr>
-      <w:rPr>
-        <w:rFonts w:hint="default" w:ascii="Wingdings" w:hAnsi="Wingdings"/>
-      </w:rPr>
-    </w:lvl>
-    <w:lvl xmlns:w="http://schemas.openxmlformats.org/wordprocessingml/2006/main" w:ilvl="3">
-      <w:start w:val="1"/>
-      <w:numFmt w:val="bullet"/>
-      <w:lvlText w:val=""/>
-      <w:lvlJc w:val="left"/>
-      <w:pPr>
-        <w:ind w:left="2880" w:hanging="360"/>
-      </w:pPr>
-      <w:rPr>
-        <w:rFonts w:hint="default" w:ascii="Symbol" w:hAnsi="Symbol"/>
-      </w:rPr>
-    </w:lvl>
-    <w:lvl xmlns:w="http://schemas.openxmlformats.org/wordprocessingml/2006/main" w:ilvl="4">
-      <w:start w:val="1"/>
-      <w:numFmt w:val="bullet"/>
-      <w:lvlText w:val="o"/>
-      <w:lvlJc w:val="left"/>
-      <w:pPr>
-        <w:ind w:left="3600" w:hanging="360"/>
-      </w:pPr>
-      <w:rPr>
-        <w:rFonts w:hint="default" w:ascii="Courier New" w:hAnsi="Courier New"/>
-      </w:rPr>
-    </w:lvl>
-    <w:lvl xmlns:w="http://schemas.openxmlformats.org/wordprocessingml/2006/main" w:ilvl="5">
-      <w:start w:val="1"/>
-      <w:numFmt w:val="bullet"/>
-      <w:lvlText w:val=""/>
-      <w:lvlJc w:val="left"/>
-      <w:pPr>
-        <w:ind w:left="4320" w:hanging="360"/>
-      </w:pPr>
-      <w:rPr>
-        <w:rFonts w:hint="default" w:ascii="Wingdings" w:hAnsi="Wingdings"/>
-      </w:rPr>
-    </w:lvl>
-    <w:lvl xmlns:w="http://schemas.openxmlformats.org/wordprocessingml/2006/main" w:ilvl="6">
-      <w:start w:val="1"/>
-      <w:numFmt w:val="bullet"/>
-      <w:lvlText w:val=""/>
-      <w:lvlJc w:val="left"/>
-      <w:pPr>
-        <w:ind w:left="5040" w:hanging="360"/>
-      </w:pPr>
-      <w:rPr>
-        <w:rFonts w:hint="default" w:ascii="Symbol" w:hAnsi="Symbol"/>
-      </w:rPr>
-    </w:lvl>
-    <w:lvl xmlns:w="http://schemas.openxmlformats.org/wordprocessingml/2006/main" w:ilvl="7">
-      <w:start w:val="1"/>
-      <w:numFmt w:val="bullet"/>
-      <w:lvlText w:val="o"/>
-      <w:lvlJc w:val="left"/>
-      <w:pPr>
-        <w:ind w:left="5760" w:hanging="360"/>
-      </w:pPr>
-      <w:rPr>
-        <w:rFonts w:hint="default" w:ascii="Courier New" w:hAnsi="Courier New"/>
-      </w:rPr>
-    </w:lvl>
-    <w:lvl xmlns:w="http://schemas.openxmlformats.org/wordprocessingml/2006/main" w:ilvl="8">
-      <w:start w:val="1"/>
-      <w:numFmt w:val="bullet"/>
-      <w:lvlText w:val=""/>
-      <w:lvlJc w:val="left"/>
-      <w:pPr>
-        <w:ind w:left="6480" w:hanging="360"/>
-      </w:pPr>
-      <w:rPr>
-        <w:rFonts w:hint="default" w:ascii="Wingdings" w:hAnsi="Wingdings"/>
-      </w:rPr>
-    </w:lvl>
-  </w:abstractNum>
-  <w:abstractNum xmlns:w="http://schemas.openxmlformats.org/wordprocessingml/2006/main" w:abstractNumId="17">
-    <w:nsid w:val="4be465be"/>
-    <w:multiLevelType xmlns:w="http://schemas.openxmlformats.org/wordprocessingml/2006/main" w:val="hybridMultilevel"/>
-    <w:lvl xmlns:w="http://schemas.openxmlformats.org/wordprocessingml/2006/main" w:ilvl="0">
-      <w:start w:val="1"/>
-      <w:numFmt w:val="bullet"/>
-      <w:lvlText w:val=""/>
-      <w:lvlJc w:val="left"/>
-      <w:pPr>
-        <w:ind w:left="720" w:hanging="360"/>
-      </w:pPr>
-      <w:rPr>
-        <w:rFonts w:hint="default" w:ascii="Symbol" w:hAnsi="Symbol"/>
-      </w:rPr>
-    </w:lvl>
-    <w:lvl xmlns:w="http://schemas.openxmlformats.org/wordprocessingml/2006/main" w:ilvl="1">
-      <w:start w:val="1"/>
-      <w:numFmt w:val="bullet"/>
-      <w:lvlText w:val="o"/>
-      <w:lvlJc w:val="left"/>
-      <w:pPr>
-        <w:ind w:left="1440" w:hanging="360"/>
-      </w:pPr>
-      <w:rPr>
-        <w:rFonts w:hint="default" w:ascii="Courier New" w:hAnsi="Courier New"/>
-      </w:rPr>
-    </w:lvl>
-    <w:lvl xmlns:w="http://schemas.openxmlformats.org/wordprocessingml/2006/main" w:ilvl="2">
-      <w:start w:val="1"/>
-      <w:numFmt w:val="bullet"/>
-      <w:lvlText w:val=""/>
-      <w:lvlJc w:val="left"/>
-      <w:pPr>
-        <w:ind w:left="2160" w:hanging="360"/>
-      </w:pPr>
-      <w:rPr>
-        <w:rFonts w:hint="default" w:ascii="Wingdings" w:hAnsi="Wingdings"/>
-      </w:rPr>
-    </w:lvl>
-    <w:lvl xmlns:w="http://schemas.openxmlformats.org/wordprocessingml/2006/main" w:ilvl="3">
-      <w:start w:val="1"/>
-      <w:numFmt w:val="bullet"/>
-      <w:lvlText w:val=""/>
-      <w:lvlJc w:val="left"/>
-      <w:pPr>
-        <w:ind w:left="2880" w:hanging="360"/>
-      </w:pPr>
-      <w:rPr>
-        <w:rFonts w:hint="default" w:ascii="Symbol" w:hAnsi="Symbol"/>
-      </w:rPr>
-    </w:lvl>
-    <w:lvl xmlns:w="http://schemas.openxmlformats.org/wordprocessingml/2006/main" w:ilvl="4">
-      <w:start w:val="1"/>
-      <w:numFmt w:val="bullet"/>
-      <w:lvlText w:val="o"/>
-      <w:lvlJc w:val="left"/>
-      <w:pPr>
-        <w:ind w:left="3600" w:hanging="360"/>
-      </w:pPr>
-      <w:rPr>
-        <w:rFonts w:hint="default" w:ascii="Courier New" w:hAnsi="Courier New"/>
-      </w:rPr>
-    </w:lvl>
-    <w:lvl xmlns:w="http://schemas.openxmlformats.org/wordprocessingml/2006/main" w:ilvl="5">
-      <w:start w:val="1"/>
-      <w:numFmt w:val="bullet"/>
-      <w:lvlText w:val=""/>
-      <w:lvlJc w:val="left"/>
-      <w:pPr>
-        <w:ind w:left="4320" w:hanging="360"/>
-      </w:pPr>
-      <w:rPr>
-        <w:rFonts w:hint="default" w:ascii="Wingdings" w:hAnsi="Wingdings"/>
-      </w:rPr>
-    </w:lvl>
-    <w:lvl xmlns:w="http://schemas.openxmlformats.org/wordprocessingml/2006/main" w:ilvl="6">
-      <w:start w:val="1"/>
-      <w:numFmt w:val="bullet"/>
-      <w:lvlText w:val=""/>
-      <w:lvlJc w:val="left"/>
-      <w:pPr>
-        <w:ind w:left="5040" w:hanging="360"/>
-      </w:pPr>
-      <w:rPr>
-        <w:rFonts w:hint="default" w:ascii="Symbol" w:hAnsi="Symbol"/>
-      </w:rPr>
-    </w:lvl>
-    <w:lvl xmlns:w="http://schemas.openxmlformats.org/wordprocessingml/2006/main" w:ilvl="7">
-      <w:start w:val="1"/>
-      <w:numFmt w:val="bullet"/>
-      <w:lvlText w:val="o"/>
-      <w:lvlJc w:val="left"/>
-      <w:pPr>
-        <w:ind w:left="5760" w:hanging="360"/>
-      </w:pPr>
-      <w:rPr>
-        <w:rFonts w:hint="default" w:ascii="Courier New" w:hAnsi="Courier New"/>
-      </w:rPr>
-    </w:lvl>
-    <w:lvl xmlns:w="http://schemas.openxmlformats.org/wordprocessingml/2006/main" w:ilvl="8">
-      <w:start w:val="1"/>
-      <w:numFmt w:val="bullet"/>
-      <w:lvlText w:val=""/>
-      <w:lvlJc w:val="left"/>
-      <w:pPr>
-        <w:ind w:left="6480" w:hanging="360"/>
-      </w:pPr>
-      <w:rPr>
-        <w:rFonts w:hint="default" w:ascii="Wingdings" w:hAnsi="Wingdings"/>
-      </w:rPr>
-    </w:lvl>
-  </w:abstractNum>
-  <w:abstractNum xmlns:w="http://schemas.openxmlformats.org/wordprocessingml/2006/main" w:abstractNumId="16">
-    <w:nsid w:val="6ea86ae3"/>
-    <w:multiLevelType xmlns:w="http://schemas.openxmlformats.org/wordprocessingml/2006/main" w:val="hybridMultilevel"/>
-    <w:lvl xmlns:w="http://schemas.openxmlformats.org/wordprocessingml/2006/main" w:ilvl="0">
-      <w:start w:val="1"/>
-      <w:numFmt w:val="bullet"/>
-      <w:lvlText w:val=""/>
-      <w:lvlJc w:val="left"/>
-      <w:pPr>
-        <w:ind w:left="720" w:hanging="360"/>
-      </w:pPr>
-      <w:rPr>
-        <w:rFonts w:hint="default" w:ascii="Symbol" w:hAnsi="Symbol"/>
-      </w:rPr>
-    </w:lvl>
-    <w:lvl xmlns:w="http://schemas.openxmlformats.org/wordprocessingml/2006/main" w:ilvl="1">
-      <w:start w:val="1"/>
-      <w:numFmt w:val="bullet"/>
-      <w:lvlText w:val="o"/>
-      <w:lvlJc w:val="left"/>
-      <w:pPr>
-        <w:ind w:left="1440" w:hanging="360"/>
-      </w:pPr>
-      <w:rPr>
-        <w:rFonts w:hint="default" w:ascii="Courier New" w:hAnsi="Courier New"/>
-      </w:rPr>
-    </w:lvl>
-    <w:lvl xmlns:w="http://schemas.openxmlformats.org/wordprocessingml/2006/main" w:ilvl="2">
-      <w:start w:val="1"/>
-      <w:numFmt w:val="bullet"/>
-      <w:lvlText w:val=""/>
-      <w:lvlJc w:val="left"/>
-      <w:pPr>
-        <w:ind w:left="2160" w:hanging="360"/>
-      </w:pPr>
-      <w:rPr>
-        <w:rFonts w:hint="default" w:ascii="Wingdings" w:hAnsi="Wingdings"/>
-      </w:rPr>
-    </w:lvl>
-    <w:lvl xmlns:w="http://schemas.openxmlformats.org/wordprocessingml/2006/main" w:ilvl="3">
-      <w:start w:val="1"/>
-      <w:numFmt w:val="bullet"/>
-      <w:lvlText w:val=""/>
-      <w:lvlJc w:val="left"/>
-      <w:pPr>
-        <w:ind w:left="2880" w:hanging="360"/>
-      </w:pPr>
-      <w:rPr>
-        <w:rFonts w:hint="default" w:ascii="Symbol" w:hAnsi="Symbol"/>
-      </w:rPr>
-    </w:lvl>
-    <w:lvl xmlns:w="http://schemas.openxmlformats.org/wordprocessingml/2006/main" w:ilvl="4">
-      <w:start w:val="1"/>
-      <w:numFmt w:val="bullet"/>
-      <w:lvlText w:val="o"/>
-      <w:lvlJc w:val="left"/>
-      <w:pPr>
-        <w:ind w:left="3600" w:hanging="360"/>
-      </w:pPr>
-      <w:rPr>
-        <w:rFonts w:hint="default" w:ascii="Courier New" w:hAnsi="Courier New"/>
-      </w:rPr>
-    </w:lvl>
-    <w:lvl xmlns:w="http://schemas.openxmlformats.org/wordprocessingml/2006/main" w:ilvl="5">
-      <w:start w:val="1"/>
-      <w:numFmt w:val="bullet"/>
-      <w:lvlText w:val=""/>
-      <w:lvlJc w:val="left"/>
-      <w:pPr>
-        <w:ind w:left="4320" w:hanging="360"/>
-      </w:pPr>
-      <w:rPr>
-        <w:rFonts w:hint="default" w:ascii="Wingdings" w:hAnsi="Wingdings"/>
-      </w:rPr>
-    </w:lvl>
-    <w:lvl xmlns:w="http://schemas.openxmlformats.org/wordprocessingml/2006/main" w:ilvl="6">
-      <w:start w:val="1"/>
-      <w:numFmt w:val="bullet"/>
-      <w:lvlText w:val=""/>
-      <w:lvlJc w:val="left"/>
-      <w:pPr>
-        <w:ind w:left="5040" w:hanging="360"/>
-      </w:pPr>
-      <w:rPr>
-        <w:rFonts w:hint="default" w:ascii="Symbol" w:hAnsi="Symbol"/>
-      </w:rPr>
-    </w:lvl>
-    <w:lvl xmlns:w="http://schemas.openxmlformats.org/wordprocessingml/2006/main" w:ilvl="7">
-      <w:start w:val="1"/>
-      <w:numFmt w:val="bullet"/>
-      <w:lvlText w:val="o"/>
-      <w:lvlJc w:val="left"/>
-      <w:pPr>
-        <w:ind w:left="5760" w:hanging="360"/>
-      </w:pPr>
-      <w:rPr>
-        <w:rFonts w:hint="default" w:ascii="Courier New" w:hAnsi="Courier New"/>
-      </w:rPr>
-    </w:lvl>
-    <w:lvl xmlns:w="http://schemas.openxmlformats.org/wordprocessingml/2006/main" w:ilvl="8">
-      <w:start w:val="1"/>
-      <w:numFmt w:val="bullet"/>
-      <w:lvlText w:val=""/>
-      <w:lvlJc w:val="left"/>
-      <w:pPr>
-        <w:ind w:left="6480" w:hanging="360"/>
-      </w:pPr>
-      <w:rPr>
-        <w:rFonts w:hint="default" w:ascii="Wingdings" w:hAnsi="Wingdings"/>
-      </w:rPr>
-    </w:lvl>
-  </w:abstractNum>
   <w:abstractNum w:abstractNumId="0" w15:restartNumberingAfterBreak="0">
     <w:nsid w:val="00000002"/>
     <w:multiLevelType w:val="multilevel"/>
@@ -2822,7 +1732,7 @@
         <w:ind w:left="720" w:hanging="360"/>
       </w:pPr>
       <w:rPr>
-        <w:rFonts w:hint="default" w:ascii="Symbol" w:hAnsi="Symbol"/>
+        <w:rFonts w:ascii="Symbol" w:hAnsi="Symbol" w:hint="default"/>
         <w:sz w:val="20"/>
       </w:rPr>
     </w:lvl>
@@ -2838,7 +1748,7 @@
         <w:ind w:left="1440" w:hanging="360"/>
       </w:pPr>
       <w:rPr>
-        <w:rFonts w:hint="default" w:ascii="Courier New" w:hAnsi="Courier New"/>
+        <w:rFonts w:ascii="Courier New" w:hAnsi="Courier New" w:hint="default"/>
         <w:sz w:val="20"/>
       </w:rPr>
     </w:lvl>
@@ -2854,7 +1764,7 @@
         <w:ind w:left="2160" w:hanging="360"/>
       </w:pPr>
       <w:rPr>
-        <w:rFonts w:hint="default" w:ascii="Wingdings" w:hAnsi="Wingdings"/>
+        <w:rFonts w:ascii="Wingdings" w:hAnsi="Wingdings" w:hint="default"/>
         <w:sz w:val="20"/>
       </w:rPr>
     </w:lvl>
@@ -2870,7 +1780,7 @@
         <w:ind w:left="2880" w:hanging="360"/>
       </w:pPr>
       <w:rPr>
-        <w:rFonts w:hint="default" w:ascii="Wingdings" w:hAnsi="Wingdings"/>
+        <w:rFonts w:ascii="Wingdings" w:hAnsi="Wingdings" w:hint="default"/>
         <w:sz w:val="20"/>
       </w:rPr>
     </w:lvl>
@@ -2886,7 +1796,7 @@
         <w:ind w:left="3600" w:hanging="360"/>
       </w:pPr>
       <w:rPr>
-        <w:rFonts w:hint="default" w:ascii="Wingdings" w:hAnsi="Wingdings"/>
+        <w:rFonts w:ascii="Wingdings" w:hAnsi="Wingdings" w:hint="default"/>
         <w:sz w:val="20"/>
       </w:rPr>
     </w:lvl>
@@ -2902,7 +1812,7 @@
         <w:ind w:left="4320" w:hanging="360"/>
       </w:pPr>
       <w:rPr>
-        <w:rFonts w:hint="default" w:ascii="Wingdings" w:hAnsi="Wingdings"/>
+        <w:rFonts w:ascii="Wingdings" w:hAnsi="Wingdings" w:hint="default"/>
         <w:sz w:val="20"/>
       </w:rPr>
     </w:lvl>
@@ -2918,7 +1828,7 @@
         <w:ind w:left="5040" w:hanging="360"/>
       </w:pPr>
       <w:rPr>
-        <w:rFonts w:hint="default" w:ascii="Wingdings" w:hAnsi="Wingdings"/>
+        <w:rFonts w:ascii="Wingdings" w:hAnsi="Wingdings" w:hint="default"/>
         <w:sz w:val="20"/>
       </w:rPr>
     </w:lvl>
@@ -2934,7 +1844,7 @@
         <w:ind w:left="5760" w:hanging="360"/>
       </w:pPr>
       <w:rPr>
-        <w:rFonts w:hint="default" w:ascii="Wingdings" w:hAnsi="Wingdings"/>
+        <w:rFonts w:ascii="Wingdings" w:hAnsi="Wingdings" w:hint="default"/>
         <w:sz w:val="20"/>
       </w:rPr>
     </w:lvl>
@@ -2950,7 +1860,7 @@
         <w:ind w:left="6480" w:hanging="360"/>
       </w:pPr>
       <w:rPr>
-        <w:rFonts w:hint="default" w:ascii="Wingdings" w:hAnsi="Wingdings"/>
+        <w:rFonts w:ascii="Wingdings" w:hAnsi="Wingdings" w:hint="default"/>
         <w:sz w:val="20"/>
       </w:rPr>
     </w:lvl>
@@ -2968,7 +1878,7 @@
         <w:ind w:left="1429" w:hanging="360"/>
       </w:pPr>
       <w:rPr>
-        <w:rFonts w:hint="default" w:ascii="Symbol" w:hAnsi="Symbol"/>
+        <w:rFonts w:ascii="Symbol" w:hAnsi="Symbol" w:hint="default"/>
       </w:rPr>
     </w:lvl>
     <w:lvl w:ilvl="1" w:tplc="04190003" w:tentative="1">
@@ -2980,7 +1890,7 @@
         <w:ind w:left="2149" w:hanging="360"/>
       </w:pPr>
       <w:rPr>
-        <w:rFonts w:hint="default" w:ascii="Courier New" w:hAnsi="Courier New" w:cs="Courier New"/>
+        <w:rFonts w:ascii="Courier New" w:hAnsi="Courier New" w:cs="Courier New" w:hint="default"/>
       </w:rPr>
     </w:lvl>
     <w:lvl w:ilvl="2" w:tplc="04190005" w:tentative="1">
@@ -2992,7 +1902,7 @@
         <w:ind w:left="2869" w:hanging="360"/>
       </w:pPr>
       <w:rPr>
-        <w:rFonts w:hint="default" w:ascii="Wingdings" w:hAnsi="Wingdings"/>
+        <w:rFonts w:ascii="Wingdings" w:hAnsi="Wingdings" w:hint="default"/>
       </w:rPr>
     </w:lvl>
     <w:lvl w:ilvl="3" w:tplc="04190001" w:tentative="1">
@@ -3004,7 +1914,7 @@
         <w:ind w:left="3589" w:hanging="360"/>
       </w:pPr>
       <w:rPr>
-        <w:rFonts w:hint="default" w:ascii="Symbol" w:hAnsi="Symbol"/>
+        <w:rFonts w:ascii="Symbol" w:hAnsi="Symbol" w:hint="default"/>
       </w:rPr>
     </w:lvl>
     <w:lvl w:ilvl="4" w:tplc="04190003" w:tentative="1">
@@ -3016,7 +1926,7 @@
         <w:ind w:left="4309" w:hanging="360"/>
       </w:pPr>
       <w:rPr>
-        <w:rFonts w:hint="default" w:ascii="Courier New" w:hAnsi="Courier New" w:cs="Courier New"/>
+        <w:rFonts w:ascii="Courier New" w:hAnsi="Courier New" w:cs="Courier New" w:hint="default"/>
       </w:rPr>
     </w:lvl>
     <w:lvl w:ilvl="5" w:tplc="04190005" w:tentative="1">
@@ -3028,7 +1938,7 @@
         <w:ind w:left="5029" w:hanging="360"/>
       </w:pPr>
       <w:rPr>
-        <w:rFonts w:hint="default" w:ascii="Wingdings" w:hAnsi="Wingdings"/>
+        <w:rFonts w:ascii="Wingdings" w:hAnsi="Wingdings" w:hint="default"/>
       </w:rPr>
     </w:lvl>
     <w:lvl w:ilvl="6" w:tplc="04190001" w:tentative="1">
@@ -3040,7 +1950,7 @@
         <w:ind w:left="5749" w:hanging="360"/>
       </w:pPr>
       <w:rPr>
-        <w:rFonts w:hint="default" w:ascii="Symbol" w:hAnsi="Symbol"/>
+        <w:rFonts w:ascii="Symbol" w:hAnsi="Symbol" w:hint="default"/>
       </w:rPr>
     </w:lvl>
     <w:lvl w:ilvl="7" w:tplc="04190003" w:tentative="1">
@@ -3052,7 +1962,7 @@
         <w:ind w:left="6469" w:hanging="360"/>
       </w:pPr>
       <w:rPr>
-        <w:rFonts w:hint="default" w:ascii="Courier New" w:hAnsi="Courier New" w:cs="Courier New"/>
+        <w:rFonts w:ascii="Courier New" w:hAnsi="Courier New" w:cs="Courier New" w:hint="default"/>
       </w:rPr>
     </w:lvl>
     <w:lvl w:ilvl="8" w:tplc="04190005" w:tentative="1">
@@ -3064,7 +1974,7 @@
         <w:ind w:left="7189" w:hanging="360"/>
       </w:pPr>
       <w:rPr>
-        <w:rFonts w:hint="default" w:ascii="Wingdings" w:hAnsi="Wingdings"/>
+        <w:rFonts w:ascii="Wingdings" w:hAnsi="Wingdings" w:hint="default"/>
       </w:rPr>
     </w:lvl>
   </w:abstractNum>
@@ -3205,7 +2115,7 @@
         <w:ind w:left="720" w:hanging="360"/>
       </w:pPr>
       <w:rPr>
-        <w:rFonts w:hint="default" w:ascii="Symbol" w:hAnsi="Symbol"/>
+        <w:rFonts w:ascii="Symbol" w:hAnsi="Symbol" w:hint="default"/>
         <w:sz w:val="20"/>
       </w:rPr>
     </w:lvl>
@@ -3221,7 +2131,7 @@
         <w:ind w:left="1440" w:hanging="360"/>
       </w:pPr>
       <w:rPr>
-        <w:rFonts w:hint="default" w:ascii="Courier New" w:hAnsi="Courier New"/>
+        <w:rFonts w:ascii="Courier New" w:hAnsi="Courier New" w:hint="default"/>
         <w:sz w:val="20"/>
       </w:rPr>
     </w:lvl>
@@ -3237,7 +2147,7 @@
         <w:ind w:left="2160" w:hanging="360"/>
       </w:pPr>
       <w:rPr>
-        <w:rFonts w:hint="default" w:ascii="Wingdings" w:hAnsi="Wingdings"/>
+        <w:rFonts w:ascii="Wingdings" w:hAnsi="Wingdings" w:hint="default"/>
         <w:sz w:val="20"/>
       </w:rPr>
     </w:lvl>
@@ -3253,7 +2163,7 @@
         <w:ind w:left="2880" w:hanging="360"/>
       </w:pPr>
       <w:rPr>
-        <w:rFonts w:hint="default" w:ascii="Wingdings" w:hAnsi="Wingdings"/>
+        <w:rFonts w:ascii="Wingdings" w:hAnsi="Wingdings" w:hint="default"/>
         <w:sz w:val="20"/>
       </w:rPr>
     </w:lvl>
@@ -3269,7 +2179,7 @@
         <w:ind w:left="3600" w:hanging="360"/>
       </w:pPr>
       <w:rPr>
-        <w:rFonts w:hint="default" w:ascii="Wingdings" w:hAnsi="Wingdings"/>
+        <w:rFonts w:ascii="Wingdings" w:hAnsi="Wingdings" w:hint="default"/>
         <w:sz w:val="20"/>
       </w:rPr>
     </w:lvl>
@@ -3285,7 +2195,7 @@
         <w:ind w:left="4320" w:hanging="360"/>
       </w:pPr>
       <w:rPr>
-        <w:rFonts w:hint="default" w:ascii="Wingdings" w:hAnsi="Wingdings"/>
+        <w:rFonts w:ascii="Wingdings" w:hAnsi="Wingdings" w:hint="default"/>
         <w:sz w:val="20"/>
       </w:rPr>
     </w:lvl>
@@ -3301,7 +2211,7 @@
         <w:ind w:left="5040" w:hanging="360"/>
       </w:pPr>
       <w:rPr>
-        <w:rFonts w:hint="default" w:ascii="Wingdings" w:hAnsi="Wingdings"/>
+        <w:rFonts w:ascii="Wingdings" w:hAnsi="Wingdings" w:hint="default"/>
         <w:sz w:val="20"/>
       </w:rPr>
     </w:lvl>
@@ -3317,7 +2227,7 @@
         <w:ind w:left="5760" w:hanging="360"/>
       </w:pPr>
       <w:rPr>
-        <w:rFonts w:hint="default" w:ascii="Wingdings" w:hAnsi="Wingdings"/>
+        <w:rFonts w:ascii="Wingdings" w:hAnsi="Wingdings" w:hint="default"/>
         <w:sz w:val="20"/>
       </w:rPr>
     </w:lvl>
@@ -3333,7 +2243,7 @@
         <w:ind w:left="6480" w:hanging="360"/>
       </w:pPr>
       <w:rPr>
-        <w:rFonts w:hint="default" w:ascii="Wingdings" w:hAnsi="Wingdings"/>
+        <w:rFonts w:ascii="Wingdings" w:hAnsi="Wingdings" w:hint="default"/>
         <w:sz w:val="20"/>
       </w:rPr>
     </w:lvl>
@@ -3437,7 +2347,7 @@
         <w:ind w:left="1429" w:hanging="360"/>
       </w:pPr>
       <w:rPr>
-        <w:rFonts w:hint="default" w:ascii="Symbol" w:hAnsi="Symbol"/>
+        <w:rFonts w:ascii="Symbol" w:hAnsi="Symbol" w:hint="default"/>
       </w:rPr>
     </w:lvl>
     <w:lvl w:ilvl="1" w:tplc="04190003" w:tentative="1">
@@ -3449,7 +2359,7 @@
         <w:ind w:left="2149" w:hanging="360"/>
       </w:pPr>
       <w:rPr>
-        <w:rFonts w:hint="default" w:ascii="Courier New" w:hAnsi="Courier New" w:cs="Courier New"/>
+        <w:rFonts w:ascii="Courier New" w:hAnsi="Courier New" w:cs="Courier New" w:hint="default"/>
       </w:rPr>
     </w:lvl>
     <w:lvl w:ilvl="2" w:tplc="04190005" w:tentative="1">
@@ -3461,7 +2371,7 @@
         <w:ind w:left="2869" w:hanging="360"/>
       </w:pPr>
       <w:rPr>
-        <w:rFonts w:hint="default" w:ascii="Wingdings" w:hAnsi="Wingdings"/>
+        <w:rFonts w:ascii="Wingdings" w:hAnsi="Wingdings" w:hint="default"/>
       </w:rPr>
     </w:lvl>
     <w:lvl w:ilvl="3" w:tplc="04190001" w:tentative="1">
@@ -3473,7 +2383,7 @@
         <w:ind w:left="3589" w:hanging="360"/>
       </w:pPr>
       <w:rPr>
-        <w:rFonts w:hint="default" w:ascii="Symbol" w:hAnsi="Symbol"/>
+        <w:rFonts w:ascii="Symbol" w:hAnsi="Symbol" w:hint="default"/>
       </w:rPr>
     </w:lvl>
     <w:lvl w:ilvl="4" w:tplc="04190003" w:tentative="1">
@@ -3485,7 +2395,7 @@
         <w:ind w:left="4309" w:hanging="360"/>
       </w:pPr>
       <w:rPr>
-        <w:rFonts w:hint="default" w:ascii="Courier New" w:hAnsi="Courier New" w:cs="Courier New"/>
+        <w:rFonts w:ascii="Courier New" w:hAnsi="Courier New" w:cs="Courier New" w:hint="default"/>
       </w:rPr>
     </w:lvl>
     <w:lvl w:ilvl="5" w:tplc="04190005" w:tentative="1">
@@ -3497,7 +2407,7 @@
         <w:ind w:left="5029" w:hanging="360"/>
       </w:pPr>
       <w:rPr>
-        <w:rFonts w:hint="default" w:ascii="Wingdings" w:hAnsi="Wingdings"/>
+        <w:rFonts w:ascii="Wingdings" w:hAnsi="Wingdings" w:hint="default"/>
       </w:rPr>
     </w:lvl>
     <w:lvl w:ilvl="6" w:tplc="04190001" w:tentative="1">
@@ -3509,7 +2419,7 @@
         <w:ind w:left="5749" w:hanging="360"/>
       </w:pPr>
       <w:rPr>
-        <w:rFonts w:hint="default" w:ascii="Symbol" w:hAnsi="Symbol"/>
+        <w:rFonts w:ascii="Symbol" w:hAnsi="Symbol" w:hint="default"/>
       </w:rPr>
     </w:lvl>
     <w:lvl w:ilvl="7" w:tplc="04190003" w:tentative="1">
@@ -3521,7 +2431,7 @@
         <w:ind w:left="6469" w:hanging="360"/>
       </w:pPr>
       <w:rPr>
-        <w:rFonts w:hint="default" w:ascii="Courier New" w:hAnsi="Courier New" w:cs="Courier New"/>
+        <w:rFonts w:ascii="Courier New" w:hAnsi="Courier New" w:cs="Courier New" w:hint="default"/>
       </w:rPr>
     </w:lvl>
     <w:lvl w:ilvl="8" w:tplc="04190005" w:tentative="1">
@@ -3533,7 +2443,7 @@
         <w:ind w:left="7189" w:hanging="360"/>
       </w:pPr>
       <w:rPr>
-        <w:rFonts w:hint="default" w:ascii="Wingdings" w:hAnsi="Wingdings"/>
+        <w:rFonts w:ascii="Wingdings" w:hAnsi="Wingdings" w:hint="default"/>
       </w:rPr>
     </w:lvl>
   </w:abstractNum>
@@ -3636,7 +2546,7 @@
         <w:ind w:left="720" w:hanging="360"/>
       </w:pPr>
       <w:rPr>
-        <w:rFonts w:hint="default" w:ascii="Symbol" w:hAnsi="Symbol"/>
+        <w:rFonts w:ascii="Symbol" w:hAnsi="Symbol" w:hint="default"/>
       </w:rPr>
     </w:lvl>
     <w:lvl w:ilvl="1">
@@ -3745,6 +2655,232 @@
     </w:lvl>
   </w:abstractNum>
   <w:abstractNum w:abstractNumId="9" w15:restartNumberingAfterBreak="0">
+    <w:nsid w:val="48F1812F"/>
+    <w:multiLevelType w:val="hybridMultilevel"/>
+    <w:tmpl w:val="998C3788"/>
+    <w:lvl w:ilvl="0" w:tplc="E6D04004">
+      <w:start w:val="1"/>
+      <w:numFmt w:val="bullet"/>
+      <w:lvlText w:val=""/>
+      <w:lvlJc w:val="left"/>
+      <w:pPr>
+        <w:ind w:left="720" w:hanging="360"/>
+      </w:pPr>
+      <w:rPr>
+        <w:rFonts w:ascii="Symbol" w:hAnsi="Symbol" w:hint="default"/>
+      </w:rPr>
+    </w:lvl>
+    <w:lvl w:ilvl="1" w:tplc="4FFABA32">
+      <w:start w:val="1"/>
+      <w:numFmt w:val="bullet"/>
+      <w:lvlText w:val="o"/>
+      <w:lvlJc w:val="left"/>
+      <w:pPr>
+        <w:ind w:left="1440" w:hanging="360"/>
+      </w:pPr>
+      <w:rPr>
+        <w:rFonts w:ascii="Courier New" w:hAnsi="Courier New" w:hint="default"/>
+      </w:rPr>
+    </w:lvl>
+    <w:lvl w:ilvl="2" w:tplc="94E0B902">
+      <w:start w:val="1"/>
+      <w:numFmt w:val="bullet"/>
+      <w:lvlText w:val=""/>
+      <w:lvlJc w:val="left"/>
+      <w:pPr>
+        <w:ind w:left="2160" w:hanging="360"/>
+      </w:pPr>
+      <w:rPr>
+        <w:rFonts w:ascii="Wingdings" w:hAnsi="Wingdings" w:hint="default"/>
+      </w:rPr>
+    </w:lvl>
+    <w:lvl w:ilvl="3" w:tplc="21367256">
+      <w:start w:val="1"/>
+      <w:numFmt w:val="bullet"/>
+      <w:lvlText w:val=""/>
+      <w:lvlJc w:val="left"/>
+      <w:pPr>
+        <w:ind w:left="2880" w:hanging="360"/>
+      </w:pPr>
+      <w:rPr>
+        <w:rFonts w:ascii="Symbol" w:hAnsi="Symbol" w:hint="default"/>
+      </w:rPr>
+    </w:lvl>
+    <w:lvl w:ilvl="4" w:tplc="E4D41D92">
+      <w:start w:val="1"/>
+      <w:numFmt w:val="bullet"/>
+      <w:lvlText w:val="o"/>
+      <w:lvlJc w:val="left"/>
+      <w:pPr>
+        <w:ind w:left="3600" w:hanging="360"/>
+      </w:pPr>
+      <w:rPr>
+        <w:rFonts w:ascii="Courier New" w:hAnsi="Courier New" w:hint="default"/>
+      </w:rPr>
+    </w:lvl>
+    <w:lvl w:ilvl="5" w:tplc="A9FEEA5E">
+      <w:start w:val="1"/>
+      <w:numFmt w:val="bullet"/>
+      <w:lvlText w:val=""/>
+      <w:lvlJc w:val="left"/>
+      <w:pPr>
+        <w:ind w:left="4320" w:hanging="360"/>
+      </w:pPr>
+      <w:rPr>
+        <w:rFonts w:ascii="Wingdings" w:hAnsi="Wingdings" w:hint="default"/>
+      </w:rPr>
+    </w:lvl>
+    <w:lvl w:ilvl="6" w:tplc="D1DC93FE">
+      <w:start w:val="1"/>
+      <w:numFmt w:val="bullet"/>
+      <w:lvlText w:val=""/>
+      <w:lvlJc w:val="left"/>
+      <w:pPr>
+        <w:ind w:left="5040" w:hanging="360"/>
+      </w:pPr>
+      <w:rPr>
+        <w:rFonts w:ascii="Symbol" w:hAnsi="Symbol" w:hint="default"/>
+      </w:rPr>
+    </w:lvl>
+    <w:lvl w:ilvl="7" w:tplc="225806A8">
+      <w:start w:val="1"/>
+      <w:numFmt w:val="bullet"/>
+      <w:lvlText w:val="o"/>
+      <w:lvlJc w:val="left"/>
+      <w:pPr>
+        <w:ind w:left="5760" w:hanging="360"/>
+      </w:pPr>
+      <w:rPr>
+        <w:rFonts w:ascii="Courier New" w:hAnsi="Courier New" w:hint="default"/>
+      </w:rPr>
+    </w:lvl>
+    <w:lvl w:ilvl="8" w:tplc="A8007628">
+      <w:start w:val="1"/>
+      <w:numFmt w:val="bullet"/>
+      <w:lvlText w:val=""/>
+      <w:lvlJc w:val="left"/>
+      <w:pPr>
+        <w:ind w:left="6480" w:hanging="360"/>
+      </w:pPr>
+      <w:rPr>
+        <w:rFonts w:ascii="Wingdings" w:hAnsi="Wingdings" w:hint="default"/>
+      </w:rPr>
+    </w:lvl>
+  </w:abstractNum>
+  <w:abstractNum w:abstractNumId="10" w15:restartNumberingAfterBreak="0">
+    <w:nsid w:val="4BE465BE"/>
+    <w:multiLevelType w:val="hybridMultilevel"/>
+    <w:tmpl w:val="119006B6"/>
+    <w:lvl w:ilvl="0" w:tplc="EA5A0510">
+      <w:start w:val="1"/>
+      <w:numFmt w:val="bullet"/>
+      <w:lvlText w:val=""/>
+      <w:lvlJc w:val="left"/>
+      <w:pPr>
+        <w:ind w:left="720" w:hanging="360"/>
+      </w:pPr>
+      <w:rPr>
+        <w:rFonts w:ascii="Symbol" w:hAnsi="Symbol" w:hint="default"/>
+      </w:rPr>
+    </w:lvl>
+    <w:lvl w:ilvl="1" w:tplc="9BD6D4C0">
+      <w:start w:val="1"/>
+      <w:numFmt w:val="bullet"/>
+      <w:lvlText w:val="o"/>
+      <w:lvlJc w:val="left"/>
+      <w:pPr>
+        <w:ind w:left="1440" w:hanging="360"/>
+      </w:pPr>
+      <w:rPr>
+        <w:rFonts w:ascii="Courier New" w:hAnsi="Courier New" w:hint="default"/>
+      </w:rPr>
+    </w:lvl>
+    <w:lvl w:ilvl="2" w:tplc="444EE738">
+      <w:start w:val="1"/>
+      <w:numFmt w:val="bullet"/>
+      <w:lvlText w:val=""/>
+      <w:lvlJc w:val="left"/>
+      <w:pPr>
+        <w:ind w:left="2160" w:hanging="360"/>
+      </w:pPr>
+      <w:rPr>
+        <w:rFonts w:ascii="Wingdings" w:hAnsi="Wingdings" w:hint="default"/>
+      </w:rPr>
+    </w:lvl>
+    <w:lvl w:ilvl="3" w:tplc="D9089644">
+      <w:start w:val="1"/>
+      <w:numFmt w:val="bullet"/>
+      <w:lvlText w:val=""/>
+      <w:lvlJc w:val="left"/>
+      <w:pPr>
+        <w:ind w:left="2880" w:hanging="360"/>
+      </w:pPr>
+      <w:rPr>
+        <w:rFonts w:ascii="Symbol" w:hAnsi="Symbol" w:hint="default"/>
+      </w:rPr>
+    </w:lvl>
+    <w:lvl w:ilvl="4" w:tplc="4AC4B0DE">
+      <w:start w:val="1"/>
+      <w:numFmt w:val="bullet"/>
+      <w:lvlText w:val="o"/>
+      <w:lvlJc w:val="left"/>
+      <w:pPr>
+        <w:ind w:left="3600" w:hanging="360"/>
+      </w:pPr>
+      <w:rPr>
+        <w:rFonts w:ascii="Courier New" w:hAnsi="Courier New" w:hint="default"/>
+      </w:rPr>
+    </w:lvl>
+    <w:lvl w:ilvl="5" w:tplc="AC303A66">
+      <w:start w:val="1"/>
+      <w:numFmt w:val="bullet"/>
+      <w:lvlText w:val=""/>
+      <w:lvlJc w:val="left"/>
+      <w:pPr>
+        <w:ind w:left="4320" w:hanging="360"/>
+      </w:pPr>
+      <w:rPr>
+        <w:rFonts w:ascii="Wingdings" w:hAnsi="Wingdings" w:hint="default"/>
+      </w:rPr>
+    </w:lvl>
+    <w:lvl w:ilvl="6" w:tplc="DBBA004C">
+      <w:start w:val="1"/>
+      <w:numFmt w:val="bullet"/>
+      <w:lvlText w:val=""/>
+      <w:lvlJc w:val="left"/>
+      <w:pPr>
+        <w:ind w:left="5040" w:hanging="360"/>
+      </w:pPr>
+      <w:rPr>
+        <w:rFonts w:ascii="Symbol" w:hAnsi="Symbol" w:hint="default"/>
+      </w:rPr>
+    </w:lvl>
+    <w:lvl w:ilvl="7" w:tplc="E0C69B88">
+      <w:start w:val="1"/>
+      <w:numFmt w:val="bullet"/>
+      <w:lvlText w:val="o"/>
+      <w:lvlJc w:val="left"/>
+      <w:pPr>
+        <w:ind w:left="5760" w:hanging="360"/>
+      </w:pPr>
+      <w:rPr>
+        <w:rFonts w:ascii="Courier New" w:hAnsi="Courier New" w:hint="default"/>
+      </w:rPr>
+    </w:lvl>
+    <w:lvl w:ilvl="8" w:tplc="5570433A">
+      <w:start w:val="1"/>
+      <w:numFmt w:val="bullet"/>
+      <w:lvlText w:val=""/>
+      <w:lvlJc w:val="left"/>
+      <w:pPr>
+        <w:ind w:left="6480" w:hanging="360"/>
+      </w:pPr>
+      <w:rPr>
+        <w:rFonts w:ascii="Wingdings" w:hAnsi="Wingdings" w:hint="default"/>
+      </w:rPr>
+    </w:lvl>
+  </w:abstractNum>
+  <w:abstractNum w:abstractNumId="11" w15:restartNumberingAfterBreak="0">
     <w:nsid w:val="4C0E71BC"/>
     <w:multiLevelType w:val="multilevel"/>
     <w:tmpl w:val="A90EF984"/>
@@ -3770,7 +2906,6 @@
       <w:pPr>
         <w:ind w:left="848" w:hanging="488"/>
       </w:pPr>
-      <w:rPr/>
     </w:lvl>
     <w:lvl w:ilvl="2">
       <w:start w:val="1"/>
@@ -3780,7 +2915,6 @@
       <w:pPr>
         <w:ind w:left="1080" w:hanging="720"/>
       </w:pPr>
-      <w:rPr/>
     </w:lvl>
     <w:lvl w:ilvl="3">
       <w:start w:val="1"/>
@@ -3790,7 +2924,6 @@
       <w:pPr>
         <w:ind w:left="1440" w:hanging="1080"/>
       </w:pPr>
-      <w:rPr/>
     </w:lvl>
     <w:lvl w:ilvl="4">
       <w:start w:val="1"/>
@@ -3800,7 +2933,6 @@
       <w:pPr>
         <w:ind w:left="1440" w:hanging="1080"/>
       </w:pPr>
-      <w:rPr/>
     </w:lvl>
     <w:lvl w:ilvl="5">
       <w:start w:val="1"/>
@@ -3810,7 +2942,6 @@
       <w:pPr>
         <w:ind w:left="1800" w:hanging="1440"/>
       </w:pPr>
-      <w:rPr/>
     </w:lvl>
     <w:lvl w:ilvl="6">
       <w:start w:val="1"/>
@@ -3820,7 +2951,6 @@
       <w:pPr>
         <w:ind w:left="1800" w:hanging="1440"/>
       </w:pPr>
-      <w:rPr/>
     </w:lvl>
     <w:lvl w:ilvl="7">
       <w:start w:val="1"/>
@@ -3830,7 +2960,6 @@
       <w:pPr>
         <w:ind w:left="2160" w:hanging="1800"/>
       </w:pPr>
-      <w:rPr/>
     </w:lvl>
     <w:lvl w:ilvl="8">
       <w:start w:val="1"/>
@@ -3840,10 +2969,9 @@
       <w:pPr>
         <w:ind w:left="2520" w:hanging="2160"/>
       </w:pPr>
-      <w:rPr/>
     </w:lvl>
   </w:abstractNum>
-  <w:abstractNum w:abstractNumId="10" w15:restartNumberingAfterBreak="0">
+  <w:abstractNum w:abstractNumId="12" w15:restartNumberingAfterBreak="0">
     <w:nsid w:val="52B93A6E"/>
     <w:multiLevelType w:val="hybridMultilevel"/>
     <w:tmpl w:val="B3E260E0"/>
@@ -3856,7 +2984,7 @@
         <w:ind w:left="720" w:hanging="360"/>
       </w:pPr>
       <w:rPr>
-        <w:rFonts w:hint="default" w:ascii="Symbol" w:hAnsi="Symbol"/>
+        <w:rFonts w:ascii="Symbol" w:hAnsi="Symbol" w:hint="default"/>
       </w:rPr>
     </w:lvl>
     <w:lvl w:ilvl="1" w:tplc="04190003" w:tentative="1">
@@ -3868,7 +2996,7 @@
         <w:ind w:left="1440" w:hanging="360"/>
       </w:pPr>
       <w:rPr>
-        <w:rFonts w:hint="default" w:ascii="Courier New" w:hAnsi="Courier New" w:cs="Courier New"/>
+        <w:rFonts w:ascii="Courier New" w:hAnsi="Courier New" w:cs="Courier New" w:hint="default"/>
       </w:rPr>
     </w:lvl>
     <w:lvl w:ilvl="2" w:tplc="04190005" w:tentative="1">
@@ -3880,7 +3008,7 @@
         <w:ind w:left="2160" w:hanging="360"/>
       </w:pPr>
       <w:rPr>
-        <w:rFonts w:hint="default" w:ascii="Wingdings" w:hAnsi="Wingdings"/>
+        <w:rFonts w:ascii="Wingdings" w:hAnsi="Wingdings" w:hint="default"/>
       </w:rPr>
     </w:lvl>
     <w:lvl w:ilvl="3" w:tplc="04190001" w:tentative="1">
@@ -3892,7 +3020,7 @@
         <w:ind w:left="2880" w:hanging="360"/>
       </w:pPr>
       <w:rPr>
-        <w:rFonts w:hint="default" w:ascii="Symbol" w:hAnsi="Symbol"/>
+        <w:rFonts w:ascii="Symbol" w:hAnsi="Symbol" w:hint="default"/>
       </w:rPr>
     </w:lvl>
     <w:lvl w:ilvl="4" w:tplc="04190003" w:tentative="1">
@@ -3904,7 +3032,7 @@
         <w:ind w:left="3600" w:hanging="360"/>
       </w:pPr>
       <w:rPr>
-        <w:rFonts w:hint="default" w:ascii="Courier New" w:hAnsi="Courier New" w:cs="Courier New"/>
+        <w:rFonts w:ascii="Courier New" w:hAnsi="Courier New" w:cs="Courier New" w:hint="default"/>
       </w:rPr>
     </w:lvl>
     <w:lvl w:ilvl="5" w:tplc="04190005" w:tentative="1">
@@ -3916,7 +3044,7 @@
         <w:ind w:left="4320" w:hanging="360"/>
       </w:pPr>
       <w:rPr>
-        <w:rFonts w:hint="default" w:ascii="Wingdings" w:hAnsi="Wingdings"/>
+        <w:rFonts w:ascii="Wingdings" w:hAnsi="Wingdings" w:hint="default"/>
       </w:rPr>
     </w:lvl>
     <w:lvl w:ilvl="6" w:tplc="04190001" w:tentative="1">
@@ -3928,7 +3056,7 @@
         <w:ind w:left="5040" w:hanging="360"/>
       </w:pPr>
       <w:rPr>
-        <w:rFonts w:hint="default" w:ascii="Symbol" w:hAnsi="Symbol"/>
+        <w:rFonts w:ascii="Symbol" w:hAnsi="Symbol" w:hint="default"/>
       </w:rPr>
     </w:lvl>
     <w:lvl w:ilvl="7" w:tplc="04190003" w:tentative="1">
@@ -3940,7 +3068,7 @@
         <w:ind w:left="5760" w:hanging="360"/>
       </w:pPr>
       <w:rPr>
-        <w:rFonts w:hint="default" w:ascii="Courier New" w:hAnsi="Courier New" w:cs="Courier New"/>
+        <w:rFonts w:ascii="Courier New" w:hAnsi="Courier New" w:cs="Courier New" w:hint="default"/>
       </w:rPr>
     </w:lvl>
     <w:lvl w:ilvl="8" w:tplc="04190005" w:tentative="1">
@@ -3952,11 +3080,11 @@
         <w:ind w:left="6480" w:hanging="360"/>
       </w:pPr>
       <w:rPr>
-        <w:rFonts w:hint="default" w:ascii="Wingdings" w:hAnsi="Wingdings"/>
+        <w:rFonts w:ascii="Wingdings" w:hAnsi="Wingdings" w:hint="default"/>
       </w:rPr>
     </w:lvl>
   </w:abstractNum>
-  <w:abstractNum w:abstractNumId="11" w15:restartNumberingAfterBreak="0">
+  <w:abstractNum w:abstractNumId="13" w15:restartNumberingAfterBreak="0">
     <w:nsid w:val="5E29160B"/>
     <w:multiLevelType w:val="hybridMultilevel"/>
     <w:tmpl w:val="D21052BC"/>
@@ -4042,7 +3170,120 @@
       </w:pPr>
     </w:lvl>
   </w:abstractNum>
-  <w:abstractNum w:abstractNumId="12" w15:restartNumberingAfterBreak="0">
+  <w:abstractNum w:abstractNumId="14" w15:restartNumberingAfterBreak="0">
+    <w:nsid w:val="5E41A516"/>
+    <w:multiLevelType w:val="hybridMultilevel"/>
+    <w:tmpl w:val="0302D946"/>
+    <w:lvl w:ilvl="0" w:tplc="1464C5B8">
+      <w:start w:val="1"/>
+      <w:numFmt w:val="bullet"/>
+      <w:lvlText w:val=""/>
+      <w:lvlJc w:val="left"/>
+      <w:pPr>
+        <w:ind w:left="720" w:hanging="360"/>
+      </w:pPr>
+      <w:rPr>
+        <w:rFonts w:ascii="Symbol" w:hAnsi="Symbol" w:hint="default"/>
+      </w:rPr>
+    </w:lvl>
+    <w:lvl w:ilvl="1" w:tplc="D52C9F6A">
+      <w:start w:val="1"/>
+      <w:numFmt w:val="bullet"/>
+      <w:lvlText w:val="o"/>
+      <w:lvlJc w:val="left"/>
+      <w:pPr>
+        <w:ind w:left="1440" w:hanging="360"/>
+      </w:pPr>
+      <w:rPr>
+        <w:rFonts w:ascii="Courier New" w:hAnsi="Courier New" w:hint="default"/>
+      </w:rPr>
+    </w:lvl>
+    <w:lvl w:ilvl="2" w:tplc="422A9D82">
+      <w:start w:val="1"/>
+      <w:numFmt w:val="bullet"/>
+      <w:lvlText w:val=""/>
+      <w:lvlJc w:val="left"/>
+      <w:pPr>
+        <w:ind w:left="2160" w:hanging="360"/>
+      </w:pPr>
+      <w:rPr>
+        <w:rFonts w:ascii="Wingdings" w:hAnsi="Wingdings" w:hint="default"/>
+      </w:rPr>
+    </w:lvl>
+    <w:lvl w:ilvl="3" w:tplc="F9EEAA72">
+      <w:start w:val="1"/>
+      <w:numFmt w:val="bullet"/>
+      <w:lvlText w:val=""/>
+      <w:lvlJc w:val="left"/>
+      <w:pPr>
+        <w:ind w:left="2880" w:hanging="360"/>
+      </w:pPr>
+      <w:rPr>
+        <w:rFonts w:ascii="Symbol" w:hAnsi="Symbol" w:hint="default"/>
+      </w:rPr>
+    </w:lvl>
+    <w:lvl w:ilvl="4" w:tplc="6D720C1A">
+      <w:start w:val="1"/>
+      <w:numFmt w:val="bullet"/>
+      <w:lvlText w:val="o"/>
+      <w:lvlJc w:val="left"/>
+      <w:pPr>
+        <w:ind w:left="3600" w:hanging="360"/>
+      </w:pPr>
+      <w:rPr>
+        <w:rFonts w:ascii="Courier New" w:hAnsi="Courier New" w:hint="default"/>
+      </w:rPr>
+    </w:lvl>
+    <w:lvl w:ilvl="5" w:tplc="AF3ABCAE">
+      <w:start w:val="1"/>
+      <w:numFmt w:val="bullet"/>
+      <w:lvlText w:val=""/>
+      <w:lvlJc w:val="left"/>
+      <w:pPr>
+        <w:ind w:left="4320" w:hanging="360"/>
+      </w:pPr>
+      <w:rPr>
+        <w:rFonts w:ascii="Wingdings" w:hAnsi="Wingdings" w:hint="default"/>
+      </w:rPr>
+    </w:lvl>
+    <w:lvl w:ilvl="6" w:tplc="F13875DC">
+      <w:start w:val="1"/>
+      <w:numFmt w:val="bullet"/>
+      <w:lvlText w:val=""/>
+      <w:lvlJc w:val="left"/>
+      <w:pPr>
+        <w:ind w:left="5040" w:hanging="360"/>
+      </w:pPr>
+      <w:rPr>
+        <w:rFonts w:ascii="Symbol" w:hAnsi="Symbol" w:hint="default"/>
+      </w:rPr>
+    </w:lvl>
+    <w:lvl w:ilvl="7" w:tplc="0E2613A8">
+      <w:start w:val="1"/>
+      <w:numFmt w:val="bullet"/>
+      <w:lvlText w:val="o"/>
+      <w:lvlJc w:val="left"/>
+      <w:pPr>
+        <w:ind w:left="5760" w:hanging="360"/>
+      </w:pPr>
+      <w:rPr>
+        <w:rFonts w:ascii="Courier New" w:hAnsi="Courier New" w:hint="default"/>
+      </w:rPr>
+    </w:lvl>
+    <w:lvl w:ilvl="8" w:tplc="8F868AF2">
+      <w:start w:val="1"/>
+      <w:numFmt w:val="bullet"/>
+      <w:lvlText w:val=""/>
+      <w:lvlJc w:val="left"/>
+      <w:pPr>
+        <w:ind w:left="6480" w:hanging="360"/>
+      </w:pPr>
+      <w:rPr>
+        <w:rFonts w:ascii="Wingdings" w:hAnsi="Wingdings" w:hint="default"/>
+      </w:rPr>
+    </w:lvl>
+  </w:abstractNum>
+  <w:abstractNum w:abstractNumId="15" w15:restartNumberingAfterBreak="0">
     <w:nsid w:val="65301C2A"/>
     <w:multiLevelType w:val="hybridMultilevel"/>
     <w:tmpl w:val="39B40C8E"/>
@@ -4055,7 +3296,7 @@
         <w:ind w:left="1429" w:hanging="360"/>
       </w:pPr>
       <w:rPr>
-        <w:rFonts w:hint="default" w:ascii="Symbol" w:hAnsi="Symbol"/>
+        <w:rFonts w:ascii="Symbol" w:hAnsi="Symbol" w:hint="default"/>
       </w:rPr>
     </w:lvl>
     <w:lvl w:ilvl="1" w:tplc="04190003" w:tentative="1">
@@ -4067,7 +3308,7 @@
         <w:ind w:left="2149" w:hanging="360"/>
       </w:pPr>
       <w:rPr>
-        <w:rFonts w:hint="default" w:ascii="Courier New" w:hAnsi="Courier New" w:cs="Courier New"/>
+        <w:rFonts w:ascii="Courier New" w:hAnsi="Courier New" w:cs="Courier New" w:hint="default"/>
       </w:rPr>
     </w:lvl>
     <w:lvl w:ilvl="2" w:tplc="04190005" w:tentative="1">
@@ -4079,7 +3320,7 @@
         <w:ind w:left="2869" w:hanging="360"/>
       </w:pPr>
       <w:rPr>
-        <w:rFonts w:hint="default" w:ascii="Wingdings" w:hAnsi="Wingdings"/>
+        <w:rFonts w:ascii="Wingdings" w:hAnsi="Wingdings" w:hint="default"/>
       </w:rPr>
     </w:lvl>
     <w:lvl w:ilvl="3" w:tplc="04190001" w:tentative="1">
@@ -4091,7 +3332,7 @@
         <w:ind w:left="3589" w:hanging="360"/>
       </w:pPr>
       <w:rPr>
-        <w:rFonts w:hint="default" w:ascii="Symbol" w:hAnsi="Symbol"/>
+        <w:rFonts w:ascii="Symbol" w:hAnsi="Symbol" w:hint="default"/>
       </w:rPr>
     </w:lvl>
     <w:lvl w:ilvl="4" w:tplc="04190003" w:tentative="1">
@@ -4103,7 +3344,7 @@
         <w:ind w:left="4309" w:hanging="360"/>
       </w:pPr>
       <w:rPr>
-        <w:rFonts w:hint="default" w:ascii="Courier New" w:hAnsi="Courier New" w:cs="Courier New"/>
+        <w:rFonts w:ascii="Courier New" w:hAnsi="Courier New" w:cs="Courier New" w:hint="default"/>
       </w:rPr>
     </w:lvl>
     <w:lvl w:ilvl="5" w:tplc="04190005" w:tentative="1">
@@ -4115,7 +3356,7 @@
         <w:ind w:left="5029" w:hanging="360"/>
       </w:pPr>
       <w:rPr>
-        <w:rFonts w:hint="default" w:ascii="Wingdings" w:hAnsi="Wingdings"/>
+        <w:rFonts w:ascii="Wingdings" w:hAnsi="Wingdings" w:hint="default"/>
       </w:rPr>
     </w:lvl>
     <w:lvl w:ilvl="6" w:tplc="04190001" w:tentative="1">
@@ -4127,7 +3368,7 @@
         <w:ind w:left="5749" w:hanging="360"/>
       </w:pPr>
       <w:rPr>
-        <w:rFonts w:hint="default" w:ascii="Symbol" w:hAnsi="Symbol"/>
+        <w:rFonts w:ascii="Symbol" w:hAnsi="Symbol" w:hint="default"/>
       </w:rPr>
     </w:lvl>
     <w:lvl w:ilvl="7" w:tplc="04190003" w:tentative="1">
@@ -4139,7 +3380,7 @@
         <w:ind w:left="6469" w:hanging="360"/>
       </w:pPr>
       <w:rPr>
-        <w:rFonts w:hint="default" w:ascii="Courier New" w:hAnsi="Courier New" w:cs="Courier New"/>
+        <w:rFonts w:ascii="Courier New" w:hAnsi="Courier New" w:cs="Courier New" w:hint="default"/>
       </w:rPr>
     </w:lvl>
     <w:lvl w:ilvl="8" w:tplc="04190005" w:tentative="1">
@@ -4151,11 +3392,350 @@
         <w:ind w:left="7189" w:hanging="360"/>
       </w:pPr>
       <w:rPr>
-        <w:rFonts w:hint="default" w:ascii="Wingdings" w:hAnsi="Wingdings"/>
+        <w:rFonts w:ascii="Wingdings" w:hAnsi="Wingdings" w:hint="default"/>
       </w:rPr>
     </w:lvl>
   </w:abstractNum>
-  <w:abstractNum w:abstractNumId="13" w15:restartNumberingAfterBreak="0">
+  <w:abstractNum w:abstractNumId="16" w15:restartNumberingAfterBreak="0">
+    <w:nsid w:val="68A12C34"/>
+    <w:multiLevelType w:val="hybridMultilevel"/>
+    <w:tmpl w:val="13F04A0A"/>
+    <w:lvl w:ilvl="0" w:tplc="04190001">
+      <w:start w:val="1"/>
+      <w:numFmt w:val="bullet"/>
+      <w:lvlText w:val=""/>
+      <w:lvlJc w:val="left"/>
+      <w:pPr>
+        <w:ind w:left="1429" w:hanging="360"/>
+      </w:pPr>
+      <w:rPr>
+        <w:rFonts w:ascii="Symbol" w:hAnsi="Symbol" w:hint="default"/>
+      </w:rPr>
+    </w:lvl>
+    <w:lvl w:ilvl="1" w:tplc="04190003" w:tentative="1">
+      <w:start w:val="1"/>
+      <w:numFmt w:val="bullet"/>
+      <w:lvlText w:val="o"/>
+      <w:lvlJc w:val="left"/>
+      <w:pPr>
+        <w:ind w:left="2149" w:hanging="360"/>
+      </w:pPr>
+      <w:rPr>
+        <w:rFonts w:ascii="Courier New" w:hAnsi="Courier New" w:cs="Courier New" w:hint="default"/>
+      </w:rPr>
+    </w:lvl>
+    <w:lvl w:ilvl="2" w:tplc="04190005" w:tentative="1">
+      <w:start w:val="1"/>
+      <w:numFmt w:val="bullet"/>
+      <w:lvlText w:val=""/>
+      <w:lvlJc w:val="left"/>
+      <w:pPr>
+        <w:ind w:left="2869" w:hanging="360"/>
+      </w:pPr>
+      <w:rPr>
+        <w:rFonts w:ascii="Wingdings" w:hAnsi="Wingdings" w:hint="default"/>
+      </w:rPr>
+    </w:lvl>
+    <w:lvl w:ilvl="3" w:tplc="04190001" w:tentative="1">
+      <w:start w:val="1"/>
+      <w:numFmt w:val="bullet"/>
+      <w:lvlText w:val=""/>
+      <w:lvlJc w:val="left"/>
+      <w:pPr>
+        <w:ind w:left="3589" w:hanging="360"/>
+      </w:pPr>
+      <w:rPr>
+        <w:rFonts w:ascii="Symbol" w:hAnsi="Symbol" w:hint="default"/>
+      </w:rPr>
+    </w:lvl>
+    <w:lvl w:ilvl="4" w:tplc="04190003" w:tentative="1">
+      <w:start w:val="1"/>
+      <w:numFmt w:val="bullet"/>
+      <w:lvlText w:val="o"/>
+      <w:lvlJc w:val="left"/>
+      <w:pPr>
+        <w:ind w:left="4309" w:hanging="360"/>
+      </w:pPr>
+      <w:rPr>
+        <w:rFonts w:ascii="Courier New" w:hAnsi="Courier New" w:cs="Courier New" w:hint="default"/>
+      </w:rPr>
+    </w:lvl>
+    <w:lvl w:ilvl="5" w:tplc="04190005" w:tentative="1">
+      <w:start w:val="1"/>
+      <w:numFmt w:val="bullet"/>
+      <w:lvlText w:val=""/>
+      <w:lvlJc w:val="left"/>
+      <w:pPr>
+        <w:ind w:left="5029" w:hanging="360"/>
+      </w:pPr>
+      <w:rPr>
+        <w:rFonts w:ascii="Wingdings" w:hAnsi="Wingdings" w:hint="default"/>
+      </w:rPr>
+    </w:lvl>
+    <w:lvl w:ilvl="6" w:tplc="04190001" w:tentative="1">
+      <w:start w:val="1"/>
+      <w:numFmt w:val="bullet"/>
+      <w:lvlText w:val=""/>
+      <w:lvlJc w:val="left"/>
+      <w:pPr>
+        <w:ind w:left="5749" w:hanging="360"/>
+      </w:pPr>
+      <w:rPr>
+        <w:rFonts w:ascii="Symbol" w:hAnsi="Symbol" w:hint="default"/>
+      </w:rPr>
+    </w:lvl>
+    <w:lvl w:ilvl="7" w:tplc="04190003" w:tentative="1">
+      <w:start w:val="1"/>
+      <w:numFmt w:val="bullet"/>
+      <w:lvlText w:val="o"/>
+      <w:lvlJc w:val="left"/>
+      <w:pPr>
+        <w:ind w:left="6469" w:hanging="360"/>
+      </w:pPr>
+      <w:rPr>
+        <w:rFonts w:ascii="Courier New" w:hAnsi="Courier New" w:cs="Courier New" w:hint="default"/>
+      </w:rPr>
+    </w:lvl>
+    <w:lvl w:ilvl="8" w:tplc="04190005" w:tentative="1">
+      <w:start w:val="1"/>
+      <w:numFmt w:val="bullet"/>
+      <w:lvlText w:val=""/>
+      <w:lvlJc w:val="left"/>
+      <w:pPr>
+        <w:ind w:left="7189" w:hanging="360"/>
+      </w:pPr>
+      <w:rPr>
+        <w:rFonts w:ascii="Wingdings" w:hAnsi="Wingdings" w:hint="default"/>
+      </w:rPr>
+    </w:lvl>
+  </w:abstractNum>
+  <w:abstractNum w:abstractNumId="17" w15:restartNumberingAfterBreak="0">
+    <w:nsid w:val="6C734C6D"/>
+    <w:multiLevelType w:val="hybridMultilevel"/>
+    <w:tmpl w:val="7E0CF252"/>
+    <w:lvl w:ilvl="0" w:tplc="04190001">
+      <w:start w:val="1"/>
+      <w:numFmt w:val="bullet"/>
+      <w:lvlText w:val=""/>
+      <w:lvlJc w:val="left"/>
+      <w:pPr>
+        <w:ind w:left="1429" w:hanging="360"/>
+      </w:pPr>
+      <w:rPr>
+        <w:rFonts w:ascii="Symbol" w:hAnsi="Symbol" w:hint="default"/>
+      </w:rPr>
+    </w:lvl>
+    <w:lvl w:ilvl="1" w:tplc="04190003" w:tentative="1">
+      <w:start w:val="1"/>
+      <w:numFmt w:val="bullet"/>
+      <w:lvlText w:val="o"/>
+      <w:lvlJc w:val="left"/>
+      <w:pPr>
+        <w:ind w:left="2149" w:hanging="360"/>
+      </w:pPr>
+      <w:rPr>
+        <w:rFonts w:ascii="Courier New" w:hAnsi="Courier New" w:cs="Courier New" w:hint="default"/>
+      </w:rPr>
+    </w:lvl>
+    <w:lvl w:ilvl="2" w:tplc="04190005" w:tentative="1">
+      <w:start w:val="1"/>
+      <w:numFmt w:val="bullet"/>
+      <w:lvlText w:val=""/>
+      <w:lvlJc w:val="left"/>
+      <w:pPr>
+        <w:ind w:left="2869" w:hanging="360"/>
+      </w:pPr>
+      <w:rPr>
+        <w:rFonts w:ascii="Wingdings" w:hAnsi="Wingdings" w:hint="default"/>
+      </w:rPr>
+    </w:lvl>
+    <w:lvl w:ilvl="3" w:tplc="04190001" w:tentative="1">
+      <w:start w:val="1"/>
+      <w:numFmt w:val="bullet"/>
+      <w:lvlText w:val=""/>
+      <w:lvlJc w:val="left"/>
+      <w:pPr>
+        <w:ind w:left="3589" w:hanging="360"/>
+      </w:pPr>
+      <w:rPr>
+        <w:rFonts w:ascii="Symbol" w:hAnsi="Symbol" w:hint="default"/>
+      </w:rPr>
+    </w:lvl>
+    <w:lvl w:ilvl="4" w:tplc="04190003" w:tentative="1">
+      <w:start w:val="1"/>
+      <w:numFmt w:val="bullet"/>
+      <w:lvlText w:val="o"/>
+      <w:lvlJc w:val="left"/>
+      <w:pPr>
+        <w:ind w:left="4309" w:hanging="360"/>
+      </w:pPr>
+      <w:rPr>
+        <w:rFonts w:ascii="Courier New" w:hAnsi="Courier New" w:cs="Courier New" w:hint="default"/>
+      </w:rPr>
+    </w:lvl>
+    <w:lvl w:ilvl="5" w:tplc="04190005" w:tentative="1">
+      <w:start w:val="1"/>
+      <w:numFmt w:val="bullet"/>
+      <w:lvlText w:val=""/>
+      <w:lvlJc w:val="left"/>
+      <w:pPr>
+        <w:ind w:left="5029" w:hanging="360"/>
+      </w:pPr>
+      <w:rPr>
+        <w:rFonts w:ascii="Wingdings" w:hAnsi="Wingdings" w:hint="default"/>
+      </w:rPr>
+    </w:lvl>
+    <w:lvl w:ilvl="6" w:tplc="04190001" w:tentative="1">
+      <w:start w:val="1"/>
+      <w:numFmt w:val="bullet"/>
+      <w:lvlText w:val=""/>
+      <w:lvlJc w:val="left"/>
+      <w:pPr>
+        <w:ind w:left="5749" w:hanging="360"/>
+      </w:pPr>
+      <w:rPr>
+        <w:rFonts w:ascii="Symbol" w:hAnsi="Symbol" w:hint="default"/>
+      </w:rPr>
+    </w:lvl>
+    <w:lvl w:ilvl="7" w:tplc="04190003" w:tentative="1">
+      <w:start w:val="1"/>
+      <w:numFmt w:val="bullet"/>
+      <w:lvlText w:val="o"/>
+      <w:lvlJc w:val="left"/>
+      <w:pPr>
+        <w:ind w:left="6469" w:hanging="360"/>
+      </w:pPr>
+      <w:rPr>
+        <w:rFonts w:ascii="Courier New" w:hAnsi="Courier New" w:cs="Courier New" w:hint="default"/>
+      </w:rPr>
+    </w:lvl>
+    <w:lvl w:ilvl="8" w:tplc="04190005" w:tentative="1">
+      <w:start w:val="1"/>
+      <w:numFmt w:val="bullet"/>
+      <w:lvlText w:val=""/>
+      <w:lvlJc w:val="left"/>
+      <w:pPr>
+        <w:ind w:left="7189" w:hanging="360"/>
+      </w:pPr>
+      <w:rPr>
+        <w:rFonts w:ascii="Wingdings" w:hAnsi="Wingdings" w:hint="default"/>
+      </w:rPr>
+    </w:lvl>
+  </w:abstractNum>
+  <w:abstractNum w:abstractNumId="18" w15:restartNumberingAfterBreak="0">
+    <w:nsid w:val="6EA86AE3"/>
+    <w:multiLevelType w:val="hybridMultilevel"/>
+    <w:tmpl w:val="63A2AB04"/>
+    <w:lvl w:ilvl="0" w:tplc="42D2BDA8">
+      <w:start w:val="1"/>
+      <w:numFmt w:val="bullet"/>
+      <w:lvlText w:val=""/>
+      <w:lvlJc w:val="left"/>
+      <w:pPr>
+        <w:ind w:left="720" w:hanging="360"/>
+      </w:pPr>
+      <w:rPr>
+        <w:rFonts w:ascii="Symbol" w:hAnsi="Symbol" w:hint="default"/>
+      </w:rPr>
+    </w:lvl>
+    <w:lvl w:ilvl="1" w:tplc="5C9AF0FC">
+      <w:start w:val="1"/>
+      <w:numFmt w:val="bullet"/>
+      <w:lvlText w:val="o"/>
+      <w:lvlJc w:val="left"/>
+      <w:pPr>
+        <w:ind w:left="1440" w:hanging="360"/>
+      </w:pPr>
+      <w:rPr>
+        <w:rFonts w:ascii="Courier New" w:hAnsi="Courier New" w:hint="default"/>
+      </w:rPr>
+    </w:lvl>
+    <w:lvl w:ilvl="2" w:tplc="B2981A46">
+      <w:start w:val="1"/>
+      <w:numFmt w:val="bullet"/>
+      <w:lvlText w:val=""/>
+      <w:lvlJc w:val="left"/>
+      <w:pPr>
+        <w:ind w:left="2160" w:hanging="360"/>
+      </w:pPr>
+      <w:rPr>
+        <w:rFonts w:ascii="Wingdings" w:hAnsi="Wingdings" w:hint="default"/>
+      </w:rPr>
+    </w:lvl>
+    <w:lvl w:ilvl="3" w:tplc="767CF59A">
+      <w:start w:val="1"/>
+      <w:numFmt w:val="bullet"/>
+      <w:lvlText w:val=""/>
+      <w:lvlJc w:val="left"/>
+      <w:pPr>
+        <w:ind w:left="2880" w:hanging="360"/>
+      </w:pPr>
+      <w:rPr>
+        <w:rFonts w:ascii="Symbol" w:hAnsi="Symbol" w:hint="default"/>
+      </w:rPr>
+    </w:lvl>
+    <w:lvl w:ilvl="4" w:tplc="AB48743E">
+      <w:start w:val="1"/>
+      <w:numFmt w:val="bullet"/>
+      <w:lvlText w:val="o"/>
+      <w:lvlJc w:val="left"/>
+      <w:pPr>
+        <w:ind w:left="3600" w:hanging="360"/>
+      </w:pPr>
+      <w:rPr>
+        <w:rFonts w:ascii="Courier New" w:hAnsi="Courier New" w:hint="default"/>
+      </w:rPr>
+    </w:lvl>
+    <w:lvl w:ilvl="5" w:tplc="DF5E9564">
+      <w:start w:val="1"/>
+      <w:numFmt w:val="bullet"/>
+      <w:lvlText w:val=""/>
+      <w:lvlJc w:val="left"/>
+      <w:pPr>
+        <w:ind w:left="4320" w:hanging="360"/>
+      </w:pPr>
+      <w:rPr>
+        <w:rFonts w:ascii="Wingdings" w:hAnsi="Wingdings" w:hint="default"/>
+      </w:rPr>
+    </w:lvl>
+    <w:lvl w:ilvl="6" w:tplc="98904178">
+      <w:start w:val="1"/>
+      <w:numFmt w:val="bullet"/>
+      <w:lvlText w:val=""/>
+      <w:lvlJc w:val="left"/>
+      <w:pPr>
+        <w:ind w:left="5040" w:hanging="360"/>
+      </w:pPr>
+      <w:rPr>
+        <w:rFonts w:ascii="Symbol" w:hAnsi="Symbol" w:hint="default"/>
+      </w:rPr>
+    </w:lvl>
+    <w:lvl w:ilvl="7" w:tplc="23FC020C">
+      <w:start w:val="1"/>
+      <w:numFmt w:val="bullet"/>
+      <w:lvlText w:val="o"/>
+      <w:lvlJc w:val="left"/>
+      <w:pPr>
+        <w:ind w:left="5760" w:hanging="360"/>
+      </w:pPr>
+      <w:rPr>
+        <w:rFonts w:ascii="Courier New" w:hAnsi="Courier New" w:hint="default"/>
+      </w:rPr>
+    </w:lvl>
+    <w:lvl w:ilvl="8" w:tplc="C36ED0DA">
+      <w:start w:val="1"/>
+      <w:numFmt w:val="bullet"/>
+      <w:lvlText w:val=""/>
+      <w:lvlJc w:val="left"/>
+      <w:pPr>
+        <w:ind w:left="6480" w:hanging="360"/>
+      </w:pPr>
+      <w:rPr>
+        <w:rFonts w:ascii="Wingdings" w:hAnsi="Wingdings" w:hint="default"/>
+      </w:rPr>
+    </w:lvl>
+  </w:abstractNum>
+  <w:abstractNum w:abstractNumId="19" w15:restartNumberingAfterBreak="0">
     <w:nsid w:val="70030322"/>
     <w:multiLevelType w:val="multilevel"/>
     <w:tmpl w:val="BC769600"/>
@@ -4171,7 +3751,7 @@
         <w:ind w:left="720" w:hanging="360"/>
       </w:pPr>
       <w:rPr>
-        <w:rFonts w:hint="default" w:ascii="Symbol" w:hAnsi="Symbol"/>
+        <w:rFonts w:ascii="Symbol" w:hAnsi="Symbol" w:hint="default"/>
         <w:sz w:val="20"/>
       </w:rPr>
     </w:lvl>
@@ -4187,7 +3767,7 @@
         <w:ind w:left="1440" w:hanging="360"/>
       </w:pPr>
       <w:rPr>
-        <w:rFonts w:hint="default" w:ascii="Courier New" w:hAnsi="Courier New"/>
+        <w:rFonts w:ascii="Courier New" w:hAnsi="Courier New" w:hint="default"/>
         <w:sz w:val="20"/>
       </w:rPr>
     </w:lvl>
@@ -4203,7 +3783,7 @@
         <w:ind w:left="2160" w:hanging="360"/>
       </w:pPr>
       <w:rPr>
-        <w:rFonts w:hint="default" w:ascii="Wingdings" w:hAnsi="Wingdings"/>
+        <w:rFonts w:ascii="Wingdings" w:hAnsi="Wingdings" w:hint="default"/>
         <w:sz w:val="20"/>
       </w:rPr>
     </w:lvl>
@@ -4219,7 +3799,7 @@
         <w:ind w:left="2880" w:hanging="360"/>
       </w:pPr>
       <w:rPr>
-        <w:rFonts w:hint="default" w:ascii="Wingdings" w:hAnsi="Wingdings"/>
+        <w:rFonts w:ascii="Wingdings" w:hAnsi="Wingdings" w:hint="default"/>
         <w:sz w:val="20"/>
       </w:rPr>
     </w:lvl>
@@ -4235,7 +3815,7 @@
         <w:ind w:left="3600" w:hanging="360"/>
       </w:pPr>
       <w:rPr>
-        <w:rFonts w:hint="default" w:ascii="Wingdings" w:hAnsi="Wingdings"/>
+        <w:rFonts w:ascii="Wingdings" w:hAnsi="Wingdings" w:hint="default"/>
         <w:sz w:val="20"/>
       </w:rPr>
     </w:lvl>
@@ -4251,7 +3831,7 @@
         <w:ind w:left="4320" w:hanging="360"/>
       </w:pPr>
       <w:rPr>
-        <w:rFonts w:hint="default" w:ascii="Wingdings" w:hAnsi="Wingdings"/>
+        <w:rFonts w:ascii="Wingdings" w:hAnsi="Wingdings" w:hint="default"/>
         <w:sz w:val="20"/>
       </w:rPr>
     </w:lvl>
@@ -4267,7 +3847,7 @@
         <w:ind w:left="5040" w:hanging="360"/>
       </w:pPr>
       <w:rPr>
-        <w:rFonts w:hint="default" w:ascii="Wingdings" w:hAnsi="Wingdings"/>
+        <w:rFonts w:ascii="Wingdings" w:hAnsi="Wingdings" w:hint="default"/>
         <w:sz w:val="20"/>
       </w:rPr>
     </w:lvl>
@@ -4283,7 +3863,7 @@
         <w:ind w:left="5760" w:hanging="360"/>
       </w:pPr>
       <w:rPr>
-        <w:rFonts w:hint="default" w:ascii="Wingdings" w:hAnsi="Wingdings"/>
+        <w:rFonts w:ascii="Wingdings" w:hAnsi="Wingdings" w:hint="default"/>
         <w:sz w:val="20"/>
       </w:rPr>
     </w:lvl>
@@ -4299,12 +3879,12 @@
         <w:ind w:left="6480" w:hanging="360"/>
       </w:pPr>
       <w:rPr>
-        <w:rFonts w:hint="default" w:ascii="Wingdings" w:hAnsi="Wingdings"/>
+        <w:rFonts w:ascii="Wingdings" w:hAnsi="Wingdings" w:hint="default"/>
         <w:sz w:val="20"/>
       </w:rPr>
     </w:lvl>
   </w:abstractNum>
-  <w:abstractNum w:abstractNumId="14" w15:restartNumberingAfterBreak="0">
+  <w:abstractNum w:abstractNumId="20" w15:restartNumberingAfterBreak="0">
     <w:nsid w:val="72C37164"/>
     <w:multiLevelType w:val="hybridMultilevel"/>
     <w:tmpl w:val="D9A2DDD6"/>
@@ -4393,7 +3973,7 @@
       </w:pPr>
     </w:lvl>
   </w:abstractNum>
-  <w:abstractNum w:abstractNumId="15" w15:restartNumberingAfterBreak="0">
+  <w:abstractNum w:abstractNumId="21" w15:restartNumberingAfterBreak="0">
     <w:nsid w:val="78C60CC1"/>
     <w:multiLevelType w:val="multilevel"/>
     <w:tmpl w:val="11204C6E"/>
@@ -4409,7 +3989,7 @@
         <w:ind w:left="720" w:hanging="360"/>
       </w:pPr>
       <w:rPr>
-        <w:rFonts w:hint="default" w:ascii="Symbol" w:hAnsi="Symbol"/>
+        <w:rFonts w:ascii="Symbol" w:hAnsi="Symbol" w:hint="default"/>
         <w:sz w:val="20"/>
       </w:rPr>
     </w:lvl>
@@ -4425,7 +4005,7 @@
         <w:ind w:left="1440" w:hanging="360"/>
       </w:pPr>
       <w:rPr>
-        <w:rFonts w:hint="default" w:ascii="Courier New" w:hAnsi="Courier New"/>
+        <w:rFonts w:ascii="Courier New" w:hAnsi="Courier New" w:hint="default"/>
         <w:sz w:val="20"/>
       </w:rPr>
     </w:lvl>
@@ -4441,7 +4021,7 @@
         <w:ind w:left="2160" w:hanging="360"/>
       </w:pPr>
       <w:rPr>
-        <w:rFonts w:hint="default" w:ascii="Wingdings" w:hAnsi="Wingdings"/>
+        <w:rFonts w:ascii="Wingdings" w:hAnsi="Wingdings" w:hint="default"/>
         <w:sz w:val="20"/>
       </w:rPr>
     </w:lvl>
@@ -4457,7 +4037,7 @@
         <w:ind w:left="2880" w:hanging="360"/>
       </w:pPr>
       <w:rPr>
-        <w:rFonts w:hint="default" w:ascii="Wingdings" w:hAnsi="Wingdings"/>
+        <w:rFonts w:ascii="Wingdings" w:hAnsi="Wingdings" w:hint="default"/>
         <w:sz w:val="20"/>
       </w:rPr>
     </w:lvl>
@@ -4473,7 +4053,7 @@
         <w:ind w:left="3600" w:hanging="360"/>
       </w:pPr>
       <w:rPr>
-        <w:rFonts w:hint="default" w:ascii="Wingdings" w:hAnsi="Wingdings"/>
+        <w:rFonts w:ascii="Wingdings" w:hAnsi="Wingdings" w:hint="default"/>
         <w:sz w:val="20"/>
       </w:rPr>
     </w:lvl>
@@ -4489,7 +4069,7 @@
         <w:ind w:left="4320" w:hanging="360"/>
       </w:pPr>
       <w:rPr>
-        <w:rFonts w:hint="default" w:ascii="Wingdings" w:hAnsi="Wingdings"/>
+        <w:rFonts w:ascii="Wingdings" w:hAnsi="Wingdings" w:hint="default"/>
         <w:sz w:val="20"/>
       </w:rPr>
     </w:lvl>
@@ -4505,7 +4085,7 @@
         <w:ind w:left="5040" w:hanging="360"/>
       </w:pPr>
       <w:rPr>
-        <w:rFonts w:hint="default" w:ascii="Wingdings" w:hAnsi="Wingdings"/>
+        <w:rFonts w:ascii="Wingdings" w:hAnsi="Wingdings" w:hint="default"/>
         <w:sz w:val="20"/>
       </w:rPr>
     </w:lvl>
@@ -4521,7 +4101,7 @@
         <w:ind w:left="5760" w:hanging="360"/>
       </w:pPr>
       <w:rPr>
-        <w:rFonts w:hint="default" w:ascii="Wingdings" w:hAnsi="Wingdings"/>
+        <w:rFonts w:ascii="Wingdings" w:hAnsi="Wingdings" w:hint="default"/>
         <w:sz w:val="20"/>
       </w:rPr>
     </w:lvl>
@@ -4537,80 +4117,86 @@
         <w:ind w:left="6480" w:hanging="360"/>
       </w:pPr>
       <w:rPr>
-        <w:rFonts w:hint="default" w:ascii="Wingdings" w:hAnsi="Wingdings"/>
+        <w:rFonts w:ascii="Wingdings" w:hAnsi="Wingdings" w:hint="default"/>
         <w:sz w:val="20"/>
       </w:rPr>
     </w:lvl>
   </w:abstractNum>
-  <w:num w:numId="20">
+  <w:num w:numId="1" w16cid:durableId="595988995">
+    <w:abstractNumId w:val="14"/>
+  </w:num>
+  <w:num w:numId="2" w16cid:durableId="1023703666">
+    <w:abstractNumId w:val="9"/>
+  </w:num>
+  <w:num w:numId="3" w16cid:durableId="134878124">
+    <w:abstractNumId w:val="10"/>
+  </w:num>
+  <w:num w:numId="4" w16cid:durableId="188643095">
+    <w:abstractNumId w:val="18"/>
+  </w:num>
+  <w:num w:numId="5" w16cid:durableId="1545680022">
+    <w:abstractNumId w:val="0"/>
+  </w:num>
+  <w:num w:numId="6" w16cid:durableId="2005280178">
+    <w:abstractNumId w:val="3"/>
+  </w:num>
+  <w:num w:numId="7" w16cid:durableId="1750230326">
+    <w:abstractNumId w:val="2"/>
+  </w:num>
+  <w:num w:numId="8" w16cid:durableId="1618293588">
+    <w:abstractNumId w:val="11"/>
+  </w:num>
+  <w:num w:numId="9" w16cid:durableId="1033111979">
+    <w:abstractNumId w:val="8"/>
+  </w:num>
+  <w:num w:numId="10" w16cid:durableId="312756342">
+    <w:abstractNumId w:val="20"/>
+  </w:num>
+  <w:num w:numId="11" w16cid:durableId="2110856785">
+    <w:abstractNumId w:val="1"/>
+  </w:num>
+  <w:num w:numId="12" w16cid:durableId="1336037333">
+    <w:abstractNumId w:val="12"/>
+  </w:num>
+  <w:num w:numId="13" w16cid:durableId="270940631">
+    <w:abstractNumId w:val="6"/>
+  </w:num>
+  <w:num w:numId="14" w16cid:durableId="1661350589">
+    <w:abstractNumId w:val="7"/>
+  </w:num>
+  <w:num w:numId="15" w16cid:durableId="250548266">
+    <w:abstractNumId w:val="13"/>
+  </w:num>
+  <w:num w:numId="16" w16cid:durableId="381448110">
+    <w:abstractNumId w:val="5"/>
+  </w:num>
+  <w:num w:numId="17" w16cid:durableId="610599137">
+    <w:abstractNumId w:val="4"/>
+  </w:num>
+  <w:num w:numId="18" w16cid:durableId="1147435198">
+    <w:abstractNumId w:val="21"/>
+  </w:num>
+  <w:num w:numId="19" w16cid:durableId="127748142">
     <w:abstractNumId w:val="19"/>
   </w:num>
-  <w:num w:numId="19">
-    <w:abstractNumId w:val="18"/>
+  <w:num w:numId="20" w16cid:durableId="629362865">
+    <w:abstractNumId w:val="15"/>
   </w:num>
-  <w:num w:numId="18">
+  <w:num w:numId="21" w16cid:durableId="581531558">
     <w:abstractNumId w:val="17"/>
   </w:num>
-  <w:num w:numId="17">
+  <w:num w:numId="22" w16cid:durableId="388305960">
     <w:abstractNumId w:val="16"/>
-  </w:num>
-  <w:num w:numId="1" w16cid:durableId="1545680022">
-    <w:abstractNumId w:val="0"/>
-  </w:num>
-  <w:num w:numId="2" w16cid:durableId="2005280178">
-    <w:abstractNumId w:val="3"/>
-  </w:num>
-  <w:num w:numId="3" w16cid:durableId="1750230326">
-    <w:abstractNumId w:val="2"/>
-  </w:num>
-  <w:num w:numId="4" w16cid:durableId="1618293588">
-    <w:abstractNumId w:val="9"/>
-  </w:num>
-  <w:num w:numId="5" w16cid:durableId="1033111979">
-    <w:abstractNumId w:val="8"/>
-  </w:num>
-  <w:num w:numId="6" w16cid:durableId="312756342">
-    <w:abstractNumId w:val="14"/>
-  </w:num>
-  <w:num w:numId="7" w16cid:durableId="2110856785">
-    <w:abstractNumId w:val="1"/>
-  </w:num>
-  <w:num w:numId="8" w16cid:durableId="1336037333">
-    <w:abstractNumId w:val="10"/>
-  </w:num>
-  <w:num w:numId="9" w16cid:durableId="270940631">
-    <w:abstractNumId w:val="6"/>
-  </w:num>
-  <w:num w:numId="10" w16cid:durableId="1661350589">
-    <w:abstractNumId w:val="7"/>
-  </w:num>
-  <w:num w:numId="11" w16cid:durableId="250548266">
-    <w:abstractNumId w:val="11"/>
-  </w:num>
-  <w:num w:numId="12" w16cid:durableId="381448110">
-    <w:abstractNumId w:val="5"/>
-  </w:num>
-  <w:num w:numId="13" w16cid:durableId="610599137">
-    <w:abstractNumId w:val="4"/>
-  </w:num>
-  <w:num w:numId="14" w16cid:durableId="1147435198">
-    <w:abstractNumId w:val="15"/>
-  </w:num>
-  <w:num w:numId="15" w16cid:durableId="127748142">
-    <w:abstractNumId w:val="13"/>
-  </w:num>
-  <w:num w:numId="16" w16cid:durableId="629362865">
-    <w:abstractNumId w:val="12"/>
   </w:num>
 </w:numbering>
 </file>
 
 <file path=word/styles.xml><?xml version="1.0" encoding="utf-8"?>
-<w:styles xmlns:wp14="http://schemas.microsoft.com/office/word/2010/wordprocessingDrawing" xmlns:mc="http://schemas.openxmlformats.org/markup-compatibility/2006" xmlns:r="http://schemas.openxmlformats.org/officeDocument/2006/relationships" xmlns:w="http://schemas.openxmlformats.org/wordprocessingml/2006/main" xmlns:w14="http://schemas.microsoft.com/office/word/2010/wordml" xmlns:w15="http://schemas.microsoft.com/office/word/2012/wordml" xmlns:w16cex="http://schemas.microsoft.com/office/word/2018/wordml/cex" xmlns:w16cid="http://schemas.microsoft.com/office/word/2016/wordml/cid" xmlns:w16="http://schemas.microsoft.com/office/word/2018/wordml" xmlns:w16sdtdh="http://schemas.microsoft.com/office/word/2020/wordml/sdtdatahash" xmlns:w16se="http://schemas.microsoft.com/office/word/2015/wordml/symex" mc:Ignorable="w14 w15 w16se w16cid w16 w16cex w16sdtdh wp14">
+<w:styles xmlns:mc="http://schemas.openxmlformats.org/markup-compatibility/2006" xmlns:r="http://schemas.openxmlformats.org/officeDocument/2006/relationships" xmlns:w="http://schemas.openxmlformats.org/wordprocessingml/2006/main" xmlns:w14="http://schemas.microsoft.com/office/word/2010/wordml" xmlns:w15="http://schemas.microsoft.com/office/word/2012/wordml" xmlns:w16cex="http://schemas.microsoft.com/office/word/2018/wordml/cex" xmlns:w16cid="http://schemas.microsoft.com/office/word/2016/wordml/cid" xmlns:w16="http://schemas.microsoft.com/office/word/2018/wordml" xmlns:w16sdtdh="http://schemas.microsoft.com/office/word/2020/wordml/sdtdatahash" xmlns:w16se="http://schemas.microsoft.com/office/word/2015/wordml/symex" mc:Ignorable="w14 w15 w16se w16cid w16 w16cex w16sdtdh">
   <w:docDefaults>
     <w:rPrDefault>
       <w:rPr>
-        <w:rFonts w:asciiTheme="minorHAnsi" w:hAnsiTheme="minorHAnsi" w:eastAsiaTheme="minorHAnsi" w:cstheme="minorBidi"/>
+        <w:rFonts w:asciiTheme="minorHAnsi" w:eastAsiaTheme="minorHAnsi" w:hAnsiTheme="minorHAnsi" w:cstheme="minorBidi"/>
         <w:kern w:val="2"/>
         <w:sz w:val="24"/>
         <w:szCs w:val="24"/>
@@ -4627,14 +4213,14 @@
   <w:latentStyles w:defLockedState="0" w:defUIPriority="99" w:defSemiHidden="0" w:defUnhideWhenUsed="0" w:defQFormat="0" w:count="376">
     <w:lsdException w:name="Normal" w:uiPriority="0" w:qFormat="1"/>
     <w:lsdException w:name="heading 1" w:uiPriority="9" w:qFormat="1"/>
-    <w:lsdException w:name="heading 2" w:uiPriority="9" w:semiHidden="1" w:unhideWhenUsed="1" w:qFormat="1"/>
-    <w:lsdException w:name="heading 3" w:uiPriority="9" w:semiHidden="1" w:unhideWhenUsed="1" w:qFormat="1"/>
-    <w:lsdException w:name="heading 4" w:uiPriority="9" w:semiHidden="1" w:unhideWhenUsed="1" w:qFormat="1"/>
-    <w:lsdException w:name="heading 5" w:uiPriority="9" w:semiHidden="1" w:unhideWhenUsed="1" w:qFormat="1"/>
-    <w:lsdException w:name="heading 6" w:uiPriority="9" w:semiHidden="1" w:unhideWhenUsed="1" w:qFormat="1"/>
-    <w:lsdException w:name="heading 7" w:uiPriority="9" w:semiHidden="1" w:unhideWhenUsed="1" w:qFormat="1"/>
-    <w:lsdException w:name="heading 8" w:uiPriority="9" w:semiHidden="1" w:unhideWhenUsed="1" w:qFormat="1"/>
-    <w:lsdException w:name="heading 9" w:uiPriority="9" w:semiHidden="1" w:unhideWhenUsed="1" w:qFormat="1"/>
+    <w:lsdException w:name="heading 2" w:semiHidden="1" w:uiPriority="9" w:unhideWhenUsed="1" w:qFormat="1"/>
+    <w:lsdException w:name="heading 3" w:semiHidden="1" w:uiPriority="9" w:unhideWhenUsed="1" w:qFormat="1"/>
+    <w:lsdException w:name="heading 4" w:semiHidden="1" w:uiPriority="9" w:unhideWhenUsed="1" w:qFormat="1"/>
+    <w:lsdException w:name="heading 5" w:semiHidden="1" w:uiPriority="9" w:unhideWhenUsed="1" w:qFormat="1"/>
+    <w:lsdException w:name="heading 6" w:semiHidden="1" w:uiPriority="9" w:unhideWhenUsed="1" w:qFormat="1"/>
+    <w:lsdException w:name="heading 7" w:semiHidden="1" w:uiPriority="9" w:unhideWhenUsed="1" w:qFormat="1"/>
+    <w:lsdException w:name="heading 8" w:semiHidden="1" w:uiPriority="9" w:unhideWhenUsed="1" w:qFormat="1"/>
+    <w:lsdException w:name="heading 9" w:semiHidden="1" w:uiPriority="9" w:unhideWhenUsed="1" w:qFormat="1"/>
     <w:lsdException w:name="index 1" w:semiHidden="1" w:unhideWhenUsed="1"/>
     <w:lsdException w:name="index 2" w:semiHidden="1" w:unhideWhenUsed="1"/>
     <w:lsdException w:name="index 3" w:semiHidden="1" w:unhideWhenUsed="1"/>
@@ -4644,22 +4230,22 @@
     <w:lsdException w:name="index 7" w:semiHidden="1" w:unhideWhenUsed="1"/>
     <w:lsdException w:name="index 8" w:semiHidden="1" w:unhideWhenUsed="1"/>
     <w:lsdException w:name="index 9" w:semiHidden="1" w:unhideWhenUsed="1"/>
-    <w:lsdException w:name="toc 1" w:uiPriority="39" w:semiHidden="1" w:unhideWhenUsed="1"/>
-    <w:lsdException w:name="toc 2" w:uiPriority="39" w:semiHidden="1" w:unhideWhenUsed="1"/>
-    <w:lsdException w:name="toc 3" w:uiPriority="39" w:semiHidden="1" w:unhideWhenUsed="1"/>
-    <w:lsdException w:name="toc 4" w:uiPriority="39" w:semiHidden="1" w:unhideWhenUsed="1"/>
-    <w:lsdException w:name="toc 5" w:uiPriority="39" w:semiHidden="1" w:unhideWhenUsed="1"/>
-    <w:lsdException w:name="toc 6" w:uiPriority="39" w:semiHidden="1" w:unhideWhenUsed="1"/>
-    <w:lsdException w:name="toc 7" w:uiPriority="39" w:semiHidden="1" w:unhideWhenUsed="1"/>
-    <w:lsdException w:name="toc 8" w:uiPriority="39" w:semiHidden="1" w:unhideWhenUsed="1"/>
-    <w:lsdException w:name="toc 9" w:uiPriority="39" w:semiHidden="1" w:unhideWhenUsed="1"/>
+    <w:lsdException w:name="toc 1" w:semiHidden="1" w:uiPriority="39" w:unhideWhenUsed="1"/>
+    <w:lsdException w:name="toc 2" w:semiHidden="1" w:uiPriority="39" w:unhideWhenUsed="1"/>
+    <w:lsdException w:name="toc 3" w:semiHidden="1" w:uiPriority="39" w:unhideWhenUsed="1"/>
+    <w:lsdException w:name="toc 4" w:semiHidden="1" w:uiPriority="39" w:unhideWhenUsed="1"/>
+    <w:lsdException w:name="toc 5" w:semiHidden="1" w:uiPriority="39" w:unhideWhenUsed="1"/>
+    <w:lsdException w:name="toc 6" w:semiHidden="1" w:uiPriority="39" w:unhideWhenUsed="1"/>
+    <w:lsdException w:name="toc 7" w:semiHidden="1" w:uiPriority="39" w:unhideWhenUsed="1"/>
+    <w:lsdException w:name="toc 8" w:semiHidden="1" w:uiPriority="39" w:unhideWhenUsed="1"/>
+    <w:lsdException w:name="toc 9" w:semiHidden="1" w:uiPriority="39" w:unhideWhenUsed="1"/>
     <w:lsdException w:name="Normal Indent" w:semiHidden="1" w:unhideWhenUsed="1"/>
     <w:lsdException w:name="footnote text" w:semiHidden="1" w:unhideWhenUsed="1"/>
     <w:lsdException w:name="annotation text" w:semiHidden="1" w:unhideWhenUsed="1"/>
     <w:lsdException w:name="header" w:semiHidden="1" w:unhideWhenUsed="1"/>
     <w:lsdException w:name="footer" w:semiHidden="1" w:unhideWhenUsed="1"/>
     <w:lsdException w:name="index heading" w:semiHidden="1" w:unhideWhenUsed="1"/>
-    <w:lsdException w:name="caption" w:uiPriority="35" w:semiHidden="1" w:unhideWhenUsed="1" w:qFormat="1"/>
+    <w:lsdException w:name="caption" w:semiHidden="1" w:uiPriority="35" w:unhideWhenUsed="1" w:qFormat="1"/>
     <w:lsdException w:name="table of figures" w:semiHidden="1" w:unhideWhenUsed="1"/>
     <w:lsdException w:name="envelope address" w:semiHidden="1" w:unhideWhenUsed="1"/>
     <w:lsdException w:name="envelope return" w:semiHidden="1" w:unhideWhenUsed="1"/>
@@ -4690,7 +4276,7 @@
     <w:lsdException w:name="Title" w:uiPriority="10" w:qFormat="1"/>
     <w:lsdException w:name="Closing" w:semiHidden="1" w:unhideWhenUsed="1"/>
     <w:lsdException w:name="Signature" w:semiHidden="1" w:unhideWhenUsed="1"/>
-    <w:lsdException w:name="Default Paragraph Font" w:uiPriority="1" w:semiHidden="1" w:unhideWhenUsed="1"/>
+    <w:lsdException w:name="Default Paragraph Font" w:semiHidden="1" w:uiPriority="1" w:unhideWhenUsed="1"/>
     <w:lsdException w:name="Body Text" w:semiHidden="1" w:unhideWhenUsed="1"/>
     <w:lsdException w:name="Body Text Indent" w:semiHidden="1" w:unhideWhenUsed="1"/>
     <w:lsdException w:name="List Continue" w:semiHidden="1" w:unhideWhenUsed="1"/>
@@ -4890,8 +4476,8 @@
     <w:lsdException w:name="Subtle Reference" w:uiPriority="31" w:qFormat="1"/>
     <w:lsdException w:name="Intense Reference" w:uiPriority="32" w:qFormat="1"/>
     <w:lsdException w:name="Book Title" w:uiPriority="33" w:qFormat="1"/>
-    <w:lsdException w:name="Bibliography" w:uiPriority="37" w:semiHidden="1" w:unhideWhenUsed="1"/>
-    <w:lsdException w:name="TOC Heading" w:uiPriority="39" w:semiHidden="1" w:unhideWhenUsed="1" w:qFormat="1"/>
+    <w:lsdException w:name="Bibliography" w:semiHidden="1" w:uiPriority="37" w:unhideWhenUsed="1"/>
+    <w:lsdException w:name="TOC Heading" w:semiHidden="1" w:uiPriority="39" w:unhideWhenUsed="1" w:qFormat="1"/>
     <w:lsdException w:name="Plain Table 1" w:uiPriority="41"/>
     <w:lsdException w:name="Plain Table 2" w:uiPriority="42"/>
     <w:lsdException w:name="Plain Table 3" w:uiPriority="43"/>
@@ -5002,7 +4588,7 @@
     <w:lsdException w:name="Unresolved Mention" w:semiHidden="1" w:unhideWhenUsed="1"/>
     <w:lsdException w:name="Smart Link" w:semiHidden="1" w:unhideWhenUsed="1"/>
   </w:latentStyles>
-  <w:style w:type="paragraph" w:styleId="a" w:default="1">
+  <w:style w:type="paragraph" w:default="1" w:styleId="a">
     <w:name w:val="Normal"/>
     <w:qFormat/>
     <w:rsid w:val="00F953F3"/>
@@ -5029,7 +4615,7 @@
     <w:rsid w:val="00F953F3"/>
     <w:pPr>
       <w:numPr>
-        <w:numId w:val="4"/>
+        <w:numId w:val="8"/>
       </w:numPr>
       <w:outlineLvl w:val="0"/>
     </w:pPr>
@@ -5207,13 +4793,12 @@
       <w:color w:val="272727" w:themeColor="text1" w:themeTint="D8"/>
     </w:rPr>
   </w:style>
-  <w:style w:type="character" w:styleId="a1" w:default="1">
+  <w:style w:type="character" w:default="1" w:styleId="a1">
     <w:name w:val="Default Paragraph Font"/>
     <w:uiPriority w:val="1"/>
-    <w:semiHidden/>
     <w:unhideWhenUsed/>
   </w:style>
-  <w:style w:type="table" w:styleId="a2" w:default="1">
+  <w:style w:type="table" w:default="1" w:styleId="a2">
     <w:name w:val="Normal Table"/>
     <w:uiPriority w:val="99"/>
     <w:semiHidden/>
@@ -5228,13 +4813,13 @@
       </w:tblCellMar>
     </w:tblPr>
   </w:style>
-  <w:style w:type="numbering" w:styleId="a3" w:default="1">
+  <w:style w:type="numbering" w:default="1" w:styleId="a3">
     <w:name w:val="No List"/>
     <w:uiPriority w:val="99"/>
     <w:semiHidden/>
     <w:unhideWhenUsed/>
   </w:style>
-  <w:style w:type="character" w:styleId="10" w:customStyle="1">
+  <w:style w:type="character" w:customStyle="1" w:styleId="10">
     <w:name w:val="Заголовок 1 Знак"/>
     <w:basedOn w:val="a1"/>
     <w:link w:val="1"/>
@@ -5250,7 +4835,7 @@
       <w14:ligatures w14:val="none"/>
     </w:rPr>
   </w:style>
-  <w:style w:type="character" w:styleId="20" w:customStyle="1">
+  <w:style w:type="character" w:customStyle="1" w:styleId="20">
     <w:name w:val="Заголовок 2 Знак"/>
     <w:basedOn w:val="a1"/>
     <w:link w:val="2"/>
@@ -5266,7 +4851,7 @@
       <w14:ligatures w14:val="none"/>
     </w:rPr>
   </w:style>
-  <w:style w:type="character" w:styleId="30" w:customStyle="1">
+  <w:style w:type="character" w:customStyle="1" w:styleId="30">
     <w:name w:val="Заголовок 3 Знак"/>
     <w:basedOn w:val="a1"/>
     <w:link w:val="3"/>
@@ -5280,7 +4865,7 @@
       <w:szCs w:val="28"/>
     </w:rPr>
   </w:style>
-  <w:style w:type="character" w:styleId="40" w:customStyle="1">
+  <w:style w:type="character" w:customStyle="1" w:styleId="40">
     <w:name w:val="Заголовок 4 Знак"/>
     <w:basedOn w:val="a1"/>
     <w:link w:val="4"/>
@@ -5294,7 +4879,7 @@
       <w:color w:val="0F4761" w:themeColor="accent1" w:themeShade="BF"/>
     </w:rPr>
   </w:style>
-  <w:style w:type="character" w:styleId="50" w:customStyle="1">
+  <w:style w:type="character" w:customStyle="1" w:styleId="50">
     <w:name w:val="Заголовок 5 Знак"/>
     <w:basedOn w:val="a1"/>
     <w:link w:val="5"/>
@@ -5306,7 +4891,7 @@
       <w:color w:val="0F4761" w:themeColor="accent1" w:themeShade="BF"/>
     </w:rPr>
   </w:style>
-  <w:style w:type="character" w:styleId="60" w:customStyle="1">
+  <w:style w:type="character" w:customStyle="1" w:styleId="60">
     <w:name w:val="Заголовок 6 Знак"/>
     <w:basedOn w:val="a1"/>
     <w:link w:val="6"/>
@@ -5320,7 +4905,7 @@
       <w:color w:val="595959" w:themeColor="text1" w:themeTint="A6"/>
     </w:rPr>
   </w:style>
-  <w:style w:type="character" w:styleId="70" w:customStyle="1">
+  <w:style w:type="character" w:customStyle="1" w:styleId="70">
     <w:name w:val="Заголовок 7 Знак"/>
     <w:basedOn w:val="a1"/>
     <w:link w:val="7"/>
@@ -5332,7 +4917,7 @@
       <w:color w:val="595959" w:themeColor="text1" w:themeTint="A6"/>
     </w:rPr>
   </w:style>
-  <w:style w:type="character" w:styleId="80" w:customStyle="1">
+  <w:style w:type="character" w:customStyle="1" w:styleId="80">
     <w:name w:val="Заголовок 8 Знак"/>
     <w:basedOn w:val="a1"/>
     <w:link w:val="8"/>
@@ -5346,7 +4931,7 @@
       <w:color w:val="272727" w:themeColor="text1" w:themeTint="D8"/>
     </w:rPr>
   </w:style>
-  <w:style w:type="character" w:styleId="90" w:customStyle="1">
+  <w:style w:type="character" w:customStyle="1" w:styleId="90">
     <w:name w:val="Заголовок 9 Знак"/>
     <w:basedOn w:val="a1"/>
     <w:link w:val="9"/>
@@ -5371,21 +4956,21 @@
       <w:contextualSpacing/>
     </w:pPr>
     <w:rPr>
-      <w:rFonts w:asciiTheme="majorHAnsi" w:hAnsiTheme="majorHAnsi" w:eastAsiaTheme="majorEastAsia" w:cstheme="majorBidi"/>
+      <w:rFonts w:asciiTheme="majorHAnsi" w:eastAsiaTheme="majorEastAsia" w:hAnsiTheme="majorHAnsi" w:cstheme="majorBidi"/>
       <w:spacing w:val="-10"/>
       <w:kern w:val="28"/>
       <w:sz w:val="56"/>
       <w:szCs w:val="56"/>
     </w:rPr>
   </w:style>
-  <w:style w:type="character" w:styleId="a5" w:customStyle="1">
+  <w:style w:type="character" w:customStyle="1" w:styleId="a5">
     <w:name w:val="Заголовок Знак"/>
     <w:basedOn w:val="a1"/>
     <w:link w:val="a4"/>
     <w:uiPriority w:val="10"/>
     <w:rsid w:val="00CA13FF"/>
     <w:rPr>
-      <w:rFonts w:asciiTheme="majorHAnsi" w:hAnsiTheme="majorHAnsi" w:eastAsiaTheme="majorEastAsia" w:cstheme="majorBidi"/>
+      <w:rFonts w:asciiTheme="majorHAnsi" w:eastAsiaTheme="majorEastAsia" w:hAnsiTheme="majorHAnsi" w:cstheme="majorBidi"/>
       <w:spacing w:val="-10"/>
       <w:kern w:val="28"/>
       <w:sz w:val="56"/>
@@ -5412,7 +4997,7 @@
       <w:spacing w:val="15"/>
     </w:rPr>
   </w:style>
-  <w:style w:type="character" w:styleId="a7" w:customStyle="1">
+  <w:style w:type="character" w:customStyle="1" w:styleId="a7">
     <w:name w:val="Подзаголовок Знак"/>
     <w:basedOn w:val="a1"/>
     <w:link w:val="a6"/>
@@ -5444,7 +5029,7 @@
       <w:color w:val="404040" w:themeColor="text1" w:themeTint="BF"/>
     </w:rPr>
   </w:style>
-  <w:style w:type="character" w:styleId="22" w:customStyle="1">
+  <w:style w:type="character" w:customStyle="1" w:styleId="22">
     <w:name w:val="Цитата 2 Знак"/>
     <w:basedOn w:val="a1"/>
     <w:link w:val="21"/>
@@ -5489,8 +5074,8 @@
     <w:rsid w:val="00CA13FF"/>
     <w:pPr>
       <w:pBdr>
-        <w:top w:val="single" w:color="0F4761" w:themeColor="accent1" w:themeShade="BF" w:sz="4" w:space="10"/>
-        <w:bottom w:val="single" w:color="0F4761" w:themeColor="accent1" w:themeShade="BF" w:sz="4" w:space="10"/>
+        <w:top w:val="single" w:sz="4" w:space="10" w:color="0F4761" w:themeColor="accent1" w:themeShade="BF"/>
+        <w:bottom w:val="single" w:sz="4" w:space="10" w:color="0F4761" w:themeColor="accent1" w:themeShade="BF"/>
       </w:pBdr>
       <w:spacing w:before="360" w:after="360"/>
       <w:ind w:left="864" w:right="864"/>
@@ -5502,7 +5087,7 @@
       <w:color w:val="0F4761" w:themeColor="accent1" w:themeShade="BF"/>
     </w:rPr>
   </w:style>
-  <w:style w:type="character" w:styleId="aa" w:customStyle="1">
+  <w:style w:type="character" w:customStyle="1" w:styleId="aa">
     <w:name w:val="Выделенная цитата Знак"/>
     <w:basedOn w:val="a1"/>
     <w:link w:val="a9"/>
@@ -5528,7 +5113,7 @@
       <w:spacing w:val="5"/>
     </w:rPr>
   </w:style>
-  <w:style w:type="paragraph" w:styleId="ac" w:customStyle="1">
+  <w:style w:type="paragraph" w:customStyle="1" w:styleId="ac">
     <w:name w:val="Рисунок"/>
     <w:basedOn w:val="a"/>
     <w:link w:val="ad"/>
@@ -5544,7 +5129,7 @@
       <w:szCs w:val="22"/>
     </w:rPr>
   </w:style>
-  <w:style w:type="character" w:styleId="ad" w:customStyle="1">
+  <w:style w:type="character" w:customStyle="1" w:styleId="ad">
     <w:name w:val="Рисунок Знак"/>
     <w:basedOn w:val="a1"/>
     <w:link w:val="ac"/>
@@ -5588,12 +5173,12 @@
     </w:pPr>
     <w:tblPr>
       <w:tblBorders>
-        <w:top w:val="single" w:color="auto" w:sz="4" w:space="0"/>
-        <w:left w:val="single" w:color="auto" w:sz="4" w:space="0"/>
-        <w:bottom w:val="single" w:color="auto" w:sz="4" w:space="0"/>
-        <w:right w:val="single" w:color="auto" w:sz="4" w:space="0"/>
-        <w:insideH w:val="single" w:color="auto" w:sz="4" w:space="0"/>
-        <w:insideV w:val="single" w:color="auto" w:sz="4" w:space="0"/>
+        <w:top w:val="single" w:sz="4" w:space="0" w:color="auto"/>
+        <w:left w:val="single" w:sz="4" w:space="0" w:color="auto"/>
+        <w:bottom w:val="single" w:sz="4" w:space="0" w:color="auto"/>
+        <w:right w:val="single" w:sz="4" w:space="0" w:color="auto"/>
+        <w:insideH w:val="single" w:sz="4" w:space="0" w:color="auto"/>
+        <w:insideV w:val="single" w:sz="4" w:space="0" w:color="auto"/>
       </w:tblBorders>
     </w:tblPr>
   </w:style>
@@ -5605,7 +5190,7 @@
     <w:unhideWhenUsed/>
     <w:rsid w:val="00D2045E"/>
     <w:rPr>
-      <w:rFonts w:ascii="Courier New" w:hAnsi="Courier New" w:eastAsia="Times New Roman" w:cs="Courier New"/>
+      <w:rFonts w:ascii="Courier New" w:eastAsia="Times New Roman" w:hAnsi="Courier New" w:cs="Courier New"/>
       <w:sz w:val="20"/>
       <w:szCs w:val="20"/>
     </w:rPr>
@@ -5621,7 +5206,7 @@
       <w:bCs/>
     </w:rPr>
   </w:style>
-  <w:style w:type="paragraph" w:styleId="af1" w:customStyle="1">
+  <w:style w:type="paragraph" w:customStyle="1" w:styleId="af1">
     <w:name w:val="Код"/>
     <w:basedOn w:val="a"/>
     <w:link w:val="af2"/>
@@ -5638,7 +5223,7 @@
       <w:lang w:val="en-US"/>
     </w:rPr>
   </w:style>
-  <w:style w:type="character" w:styleId="af2" w:customStyle="1">
+  <w:style w:type="character" w:customStyle="1" w:styleId="af2">
     <w:name w:val="Код Знак"/>
     <w:basedOn w:val="a1"/>
     <w:link w:val="af1"/>
@@ -5657,7 +5242,7 @@
 </file>
 
 <file path=word/theme/theme1.xml><?xml version="1.0" encoding="utf-8"?>
-<a:theme xmlns:a="http://schemas.openxmlformats.org/drawingml/2006/main" xmlns:thm15="http://schemas.microsoft.com/office/thememl/2012/main" name="Тема Office">
+<a:theme xmlns:a="http://schemas.openxmlformats.org/drawingml/2006/main" name="Тема Office">
   <a:themeElements>
     <a:clrScheme name="Стандартная">
       <a:dk1>
